--- a/angular-interview-preparation.docx
+++ b/angular-interview-preparation.docx
@@ -229,7 +229,6 @@
           <w14:ligatures w14:val="none"/>
         </w:rPr>
       </w:pPr>
-      <w:proofErr w:type="spellStart"/>
       <w:r>
         <w:rPr>
           <w:rFonts w:ascii="Roboto" w:eastAsia="Times New Roman" w:hAnsi="Roboto" w:cs="Times New Roman"/>
@@ -242,22 +241,7 @@
           <w:lang w:eastAsia="en-IN"/>
           <w14:ligatures w14:val="none"/>
         </w:rPr>
-        <w:t>NgModule</w:t>
-      </w:r>
-      <w:proofErr w:type="spellEnd"/>
-      <w:r>
-        <w:rPr>
-          <w:rFonts w:ascii="Roboto" w:eastAsia="Times New Roman" w:hAnsi="Roboto" w:cs="Times New Roman"/>
-          <w:b/>
-          <w:bCs/>
-          <w:color w:val="333333"/>
-          <w:kern w:val="0"/>
-          <w:sz w:val="18"/>
-          <w:szCs w:val="18"/>
-          <w:lang w:eastAsia="en-IN"/>
-          <w14:ligatures w14:val="none"/>
-        </w:rPr>
-        <w:t xml:space="preserve"> :-</w:t>
+        <w:t>NgModule :-</w:t>
       </w:r>
     </w:p>
     <w:p>
@@ -1195,72 +1179,28 @@
           <w:color w:val="444444"/>
           <w:shd w:val="clear" w:color="auto" w:fill="FFFFFF"/>
         </w:rPr>
-        <w:t xml:space="preserve">  </w:t>
-      </w:r>
-      <w:proofErr w:type="spellStart"/>
-      <w:r>
-        <w:rPr>
-          <w:rFonts w:ascii="Roboto" w:hAnsi="Roboto"/>
-          <w:b/>
-          <w:bCs/>
-          <w:color w:val="444444"/>
-          <w:shd w:val="clear" w:color="auto" w:fill="FFFFFF"/>
-        </w:rPr>
-        <w:t>templateUrl</w:t>
-      </w:r>
-      <w:proofErr w:type="spellEnd"/>
-      <w:r>
-        <w:rPr>
-          <w:rFonts w:ascii="Roboto" w:hAnsi="Roboto"/>
-          <w:b/>
-          <w:bCs/>
-          <w:color w:val="444444"/>
-          <w:shd w:val="clear" w:color="auto" w:fill="FFFFFF"/>
-        </w:rPr>
-        <w:t>: './example.component.html', // The template file for the component's view</w:t>
-      </w:r>
-    </w:p>
-    <w:p>
-      <w:pPr>
-        <w:rPr>
-          <w:rFonts w:ascii="Roboto" w:hAnsi="Roboto"/>
-          <w:b/>
-          <w:bCs/>
-          <w:color w:val="444444"/>
-          <w:shd w:val="clear" w:color="auto" w:fill="FFFFFF"/>
-        </w:rPr>
-      </w:pPr>
-      <w:r>
-        <w:rPr>
-          <w:rFonts w:ascii="Roboto" w:hAnsi="Roboto"/>
-          <w:b/>
-          <w:bCs/>
-          <w:color w:val="444444"/>
-          <w:shd w:val="clear" w:color="auto" w:fill="FFFFFF"/>
-        </w:rPr>
-        <w:t xml:space="preserve">  </w:t>
-      </w:r>
-      <w:proofErr w:type="spellStart"/>
-      <w:r>
-        <w:rPr>
-          <w:rFonts w:ascii="Roboto" w:hAnsi="Roboto"/>
-          <w:b/>
-          <w:bCs/>
-          <w:color w:val="444444"/>
-          <w:shd w:val="clear" w:color="auto" w:fill="FFFFFF"/>
-        </w:rPr>
-        <w:t>styleUrls</w:t>
-      </w:r>
-      <w:proofErr w:type="spellEnd"/>
-      <w:r>
-        <w:rPr>
-          <w:rFonts w:ascii="Roboto" w:hAnsi="Roboto"/>
-          <w:b/>
-          <w:bCs/>
-          <w:color w:val="444444"/>
-          <w:shd w:val="clear" w:color="auto" w:fill="FFFFFF"/>
-        </w:rPr>
-        <w:t>: ['./example.component.css'] // The style files for the component's view</w:t>
+        <w:t xml:space="preserve">  templateUrl: './example.component.html', // The template file for the component's view</w:t>
+      </w:r>
+    </w:p>
+    <w:p>
+      <w:pPr>
+        <w:rPr>
+          <w:rFonts w:ascii="Roboto" w:hAnsi="Roboto"/>
+          <w:b/>
+          <w:bCs/>
+          <w:color w:val="444444"/>
+          <w:shd w:val="clear" w:color="auto" w:fill="FFFFFF"/>
+        </w:rPr>
+      </w:pPr>
+      <w:r>
+        <w:rPr>
+          <w:rFonts w:ascii="Roboto" w:hAnsi="Roboto"/>
+          <w:b/>
+          <w:bCs/>
+          <w:color w:val="444444"/>
+          <w:shd w:val="clear" w:color="auto" w:fill="FFFFFF"/>
+        </w:rPr>
+        <w:t xml:space="preserve">  styleUrls: ['./example.component.css'] // The style files for the component's view</w:t>
       </w:r>
     </w:p>
     <w:p>
@@ -1303,29 +1243,7 @@
           <w:color w:val="444444"/>
           <w:shd w:val="clear" w:color="auto" w:fill="FFFFFF"/>
         </w:rPr>
-        <w:t xml:space="preserve">export class </w:t>
-      </w:r>
-      <w:proofErr w:type="spellStart"/>
-      <w:r>
-        <w:rPr>
-          <w:rFonts w:ascii="Roboto" w:hAnsi="Roboto"/>
-          <w:b/>
-          <w:bCs/>
-          <w:color w:val="444444"/>
-          <w:shd w:val="clear" w:color="auto" w:fill="FFFFFF"/>
-        </w:rPr>
-        <w:t>ExampleComponent</w:t>
-      </w:r>
-      <w:proofErr w:type="spellEnd"/>
-      <w:r>
-        <w:rPr>
-          <w:rFonts w:ascii="Roboto" w:hAnsi="Roboto"/>
-          <w:b/>
-          <w:bCs/>
-          <w:color w:val="444444"/>
-          <w:shd w:val="clear" w:color="auto" w:fill="FFFFFF"/>
-        </w:rPr>
-        <w:t xml:space="preserve"> {</w:t>
+        <w:t>export class ExampleComponent {</w:t>
       </w:r>
     </w:p>
     <w:p>
@@ -1421,7 +1339,6 @@
           <w:shd w:val="clear" w:color="auto" w:fill="FFFFFF"/>
         </w:rPr>
       </w:pPr>
-      <w:proofErr w:type="spellStart"/>
       <w:r>
         <w:rPr>
           <w:rFonts w:ascii="Roboto" w:hAnsi="Roboto"/>
@@ -1431,7 +1348,6 @@
         </w:rPr>
         <w:t>templateUrl</w:t>
       </w:r>
-      <w:proofErr w:type="spellEnd"/>
       <w:r>
         <w:rPr>
           <w:rFonts w:ascii="Roboto" w:hAnsi="Roboto"/>
@@ -1455,36 +1371,17 @@
           <w:color w:val="444444"/>
           <w:shd w:val="clear" w:color="auto" w:fill="FFFFFF"/>
         </w:rPr>
-        <w:t xml:space="preserve">The </w:t>
-      </w:r>
-      <w:proofErr w:type="spellStart"/>
-      <w:r>
-        <w:rPr>
-          <w:rFonts w:ascii="Roboto" w:hAnsi="Roboto"/>
-          <w:color w:val="444444"/>
-          <w:shd w:val="clear" w:color="auto" w:fill="FFFFFF"/>
-        </w:rPr>
-        <w:t>templateUrl</w:t>
-      </w:r>
-      <w:proofErr w:type="spellEnd"/>
-      <w:r>
-        <w:rPr>
-          <w:rFonts w:ascii="Roboto" w:hAnsi="Roboto"/>
-          <w:color w:val="444444"/>
-          <w:shd w:val="clear" w:color="auto" w:fill="FFFFFF"/>
-        </w:rPr>
-        <w:t xml:space="preserve"> property specifies the external HTML file that defines the component's view. This is where you write the HTML structure for the component.</w:t>
-      </w:r>
-    </w:p>
-    <w:p>
-      <w:pPr>
-        <w:rPr>
-          <w:rFonts w:ascii="Roboto" w:hAnsi="Roboto"/>
-          <w:color w:val="444444"/>
-          <w:shd w:val="clear" w:color="auto" w:fill="FFFFFF"/>
-        </w:rPr>
-      </w:pPr>
-      <w:proofErr w:type="spellStart"/>
+        <w:t>The templateUrl property specifies the external HTML file that defines the component's view. This is where you write the HTML structure for the component.</w:t>
+      </w:r>
+    </w:p>
+    <w:p>
+      <w:pPr>
+        <w:rPr>
+          <w:rFonts w:ascii="Roboto" w:hAnsi="Roboto"/>
+          <w:color w:val="444444"/>
+          <w:shd w:val="clear" w:color="auto" w:fill="FFFFFF"/>
+        </w:rPr>
+      </w:pPr>
       <w:r>
         <w:rPr>
           <w:rFonts w:ascii="Roboto" w:hAnsi="Roboto"/>
@@ -1494,7 +1391,6 @@
         </w:rPr>
         <w:t>styleUrls</w:t>
       </w:r>
-      <w:proofErr w:type="spellEnd"/>
       <w:r>
         <w:rPr>
           <w:rFonts w:ascii="Roboto" w:hAnsi="Roboto"/>
@@ -1518,25 +1414,7 @@
           <w:color w:val="444444"/>
           <w:shd w:val="clear" w:color="auto" w:fill="FFFFFF"/>
         </w:rPr>
-        <w:t xml:space="preserve">The </w:t>
-      </w:r>
-      <w:proofErr w:type="spellStart"/>
-      <w:r>
-        <w:rPr>
-          <w:rFonts w:ascii="Roboto" w:hAnsi="Roboto"/>
-          <w:color w:val="444444"/>
-          <w:shd w:val="clear" w:color="auto" w:fill="FFFFFF"/>
-        </w:rPr>
-        <w:t>styleUrls</w:t>
-      </w:r>
-      <w:proofErr w:type="spellEnd"/>
-      <w:r>
-        <w:rPr>
-          <w:rFonts w:ascii="Roboto" w:hAnsi="Roboto"/>
-          <w:color w:val="444444"/>
-          <w:shd w:val="clear" w:color="auto" w:fill="FFFFFF"/>
-        </w:rPr>
-        <w:t xml:space="preserve"> property is an array of external style files (CSS, SCSS, etc.) that are applied to the component's view.</w:t>
+        <w:t>The styleUrls property is an array of external style files (CSS, SCSS, etc.) that are applied to the component's view.</w:t>
       </w:r>
     </w:p>
     <w:p>
@@ -1571,23 +1449,13 @@
           <w:shd w:val="clear" w:color="auto" w:fill="FFFFFF"/>
         </w:rPr>
       </w:pPr>
-      <w:proofErr w:type="spellStart"/>
-      <w:r>
-        <w:rPr>
-          <w:rFonts w:ascii="Roboto" w:hAnsi="Roboto"/>
-          <w:color w:val="444444"/>
-          <w:shd w:val="clear" w:color="auto" w:fill="FFFFFF"/>
-        </w:rPr>
-        <w:t>ngOnChanges</w:t>
-      </w:r>
-      <w:proofErr w:type="spellEnd"/>
-      <w:r>
-        <w:rPr>
-          <w:rFonts w:ascii="Roboto" w:hAnsi="Roboto"/>
-          <w:color w:val="444444"/>
-          <w:shd w:val="clear" w:color="auto" w:fill="FFFFFF"/>
-        </w:rPr>
-        <w:t>: -</w:t>
+      <w:r>
+        <w:rPr>
+          <w:rFonts w:ascii="Roboto" w:hAnsi="Roboto"/>
+          <w:color w:val="444444"/>
+          <w:shd w:val="clear" w:color="auto" w:fill="FFFFFF"/>
+        </w:rPr>
+        <w:t>ngOnChanges: -</w:t>
       </w:r>
     </w:p>
     <w:p>
@@ -1604,7 +1472,6 @@
         </w:rPr>
         <w:t xml:space="preserve">The </w:t>
       </w:r>
-      <w:proofErr w:type="spellStart"/>
       <w:r>
         <w:rPr>
           <w:rStyle w:val="HTMLCode"/>
@@ -1617,7 +1484,6 @@
         </w:rPr>
         <w:t>ngOnChanges</w:t>
       </w:r>
-      <w:proofErr w:type="spellEnd"/>
       <w:r>
         <w:rPr>
           <w:rFonts w:ascii="Segoe UI" w:hAnsi="Segoe UI" w:cs="Segoe UI"/>
@@ -1640,7 +1506,6 @@
         </w:rPr>
         <w:t xml:space="preserve">It is called whenever an input binding value changes. This hook receives a </w:t>
       </w:r>
-      <w:proofErr w:type="spellStart"/>
       <w:r>
         <w:rPr>
           <w:rStyle w:val="HTMLCode"/>
@@ -1653,7 +1518,6 @@
         </w:rPr>
         <w:t>SimpleChanges</w:t>
       </w:r>
-      <w:proofErr w:type="spellEnd"/>
       <w:r>
         <w:rPr>
           <w:rFonts w:ascii="Segoe UI" w:hAnsi="Segoe UI" w:cs="Segoe UI"/>
@@ -1678,7 +1542,6 @@
         </w:rPr>
         <w:t>Called before </w:t>
       </w:r>
-      <w:proofErr w:type="spellStart"/>
       <w:r>
         <w:rPr>
           <w:rStyle w:val="HTMLCode"/>
@@ -1686,17 +1549,7 @@
           <w:color w:val="444444"/>
           <w:spacing w:val="5"/>
         </w:rPr>
-        <w:t>ngOnInit</w:t>
-      </w:r>
-      <w:proofErr w:type="spellEnd"/>
-      <w:r>
-        <w:rPr>
-          <w:rStyle w:val="HTMLCode"/>
-          <w:rFonts w:ascii="Roboto Mono" w:eastAsiaTheme="minorHAnsi" w:hAnsi="Roboto Mono"/>
-          <w:color w:val="444444"/>
-          <w:spacing w:val="5"/>
-        </w:rPr>
-        <w:t>()</w:t>
+        <w:t>ngOnInit()</w:t>
       </w:r>
       <w:r>
         <w:rPr>
@@ -1853,7 +1706,6 @@
           <w:shd w:val="clear" w:color="auto" w:fill="FFFFFF"/>
         </w:rPr>
       </w:pPr>
-      <w:proofErr w:type="spellStart"/>
       <w:r>
         <w:rPr>
           <w:rFonts w:ascii="Roboto" w:hAnsi="Roboto"/>
@@ -1865,7 +1717,6 @@
         </w:rPr>
         <w:t>ngOnInit</w:t>
       </w:r>
-      <w:proofErr w:type="spellEnd"/>
     </w:p>
     <w:p>
       <w:pPr>
@@ -1968,7 +1819,6 @@
           <w:shd w:val="clear" w:color="auto" w:fill="FFFFFF"/>
         </w:rPr>
       </w:pPr>
-      <w:proofErr w:type="spellStart"/>
       <w:r>
         <w:rPr>
           <w:rFonts w:ascii="Roboto" w:hAnsi="Roboto"/>
@@ -1978,7 +1828,6 @@
         <w:lastRenderedPageBreak/>
         <w:t>ngDoCheck</w:t>
       </w:r>
-      <w:proofErr w:type="spellEnd"/>
     </w:p>
     <w:p>
       <w:pPr>
@@ -2162,7 +2011,6 @@
           <w:shd w:val="clear" w:color="auto" w:fill="FFFFFF"/>
         </w:rPr>
       </w:pPr>
-      <w:proofErr w:type="spellStart"/>
       <w:r>
         <w:rPr>
           <w:rFonts w:ascii="Roboto" w:hAnsi="Roboto"/>
@@ -2171,7 +2019,6 @@
         </w:rPr>
         <w:t>ngAfterContentInit</w:t>
       </w:r>
-      <w:proofErr w:type="spellEnd"/>
     </w:p>
     <w:p>
       <w:pPr>
@@ -2326,25 +2173,7 @@
           <w:shd w:val="clear" w:color="auto" w:fill="FFFFFF"/>
         </w:rPr>
         <w:lastRenderedPageBreak/>
-        <w:t xml:space="preserve">The </w:t>
-      </w:r>
-      <w:proofErr w:type="spellStart"/>
-      <w:r>
-        <w:rPr>
-          <w:rFonts w:ascii="Roboto" w:hAnsi="Roboto"/>
-          <w:color w:val="444444"/>
-          <w:shd w:val="clear" w:color="auto" w:fill="FFFFFF"/>
-        </w:rPr>
-        <w:t>CustomPanelComponent</w:t>
-      </w:r>
-      <w:proofErr w:type="spellEnd"/>
-      <w:r>
-        <w:rPr>
-          <w:rFonts w:ascii="Roboto" w:hAnsi="Roboto"/>
-          <w:color w:val="444444"/>
-          <w:shd w:val="clear" w:color="auto" w:fill="FFFFFF"/>
-        </w:rPr>
-        <w:t xml:space="preserve"> component has a </w:t>
+        <w:t xml:space="preserve">The CustomPanelComponent component has a </w:t>
       </w:r>
       <w:r>
         <w:rPr>
@@ -2379,60 +2208,24 @@
           <w:color w:val="444444"/>
           <w:shd w:val="clear" w:color="auto" w:fill="FFFFFF"/>
         </w:rPr>
-        <w:t xml:space="preserve">The </w:t>
-      </w:r>
-      <w:proofErr w:type="spellStart"/>
-      <w:r>
-        <w:rPr>
-          <w:rFonts w:ascii="Roboto" w:hAnsi="Roboto"/>
-          <w:color w:val="444444"/>
-          <w:shd w:val="clear" w:color="auto" w:fill="FFFFFF"/>
-        </w:rPr>
-        <w:t>ngAfterContentInit</w:t>
-      </w:r>
-      <w:proofErr w:type="spellEnd"/>
-      <w:r>
-        <w:rPr>
-          <w:rFonts w:ascii="Roboto" w:hAnsi="Roboto"/>
-          <w:color w:val="444444"/>
-          <w:shd w:val="clear" w:color="auto" w:fill="FFFFFF"/>
-        </w:rPr>
-        <w:t xml:space="preserve"> lifecycle hook is implemented to perform actions after the content has been initialized.</w:t>
-      </w:r>
-    </w:p>
-    <w:p>
-      <w:pPr>
-        <w:rPr>
-          <w:rFonts w:ascii="Roboto" w:hAnsi="Roboto"/>
-          <w:color w:val="444444"/>
-          <w:shd w:val="clear" w:color="auto" w:fill="FFFFFF"/>
-        </w:rPr>
-      </w:pPr>
-      <w:r>
-        <w:rPr>
-          <w:rFonts w:ascii="Roboto" w:hAnsi="Roboto"/>
-          <w:color w:val="444444"/>
-          <w:shd w:val="clear" w:color="auto" w:fill="FFFFFF"/>
-        </w:rPr>
-        <w:t xml:space="preserve">Inside the </w:t>
-      </w:r>
-      <w:proofErr w:type="spellStart"/>
-      <w:r>
-        <w:rPr>
-          <w:rFonts w:ascii="Roboto" w:hAnsi="Roboto"/>
-          <w:color w:val="444444"/>
-          <w:shd w:val="clear" w:color="auto" w:fill="FFFFFF"/>
-        </w:rPr>
-        <w:t>ngAfterContentInit</w:t>
-      </w:r>
-      <w:proofErr w:type="spellEnd"/>
-      <w:r>
-        <w:rPr>
-          <w:rFonts w:ascii="Roboto" w:hAnsi="Roboto"/>
-          <w:color w:val="444444"/>
-          <w:shd w:val="clear" w:color="auto" w:fill="FFFFFF"/>
-        </w:rPr>
-        <w:t xml:space="preserve"> method, you can access and manipulate the projected content. In this case, it logs the text content of the header if it exists.</w:t>
+        <w:t>The ngAfterContentInit lifecycle hook is implemented to perform actions after the content has been initialized.</w:t>
+      </w:r>
+    </w:p>
+    <w:p>
+      <w:pPr>
+        <w:rPr>
+          <w:rFonts w:ascii="Roboto" w:hAnsi="Roboto"/>
+          <w:color w:val="444444"/>
+          <w:shd w:val="clear" w:color="auto" w:fill="FFFFFF"/>
+        </w:rPr>
+      </w:pPr>
+      <w:r>
+        <w:rPr>
+          <w:rFonts w:ascii="Roboto" w:hAnsi="Roboto"/>
+          <w:color w:val="444444"/>
+          <w:shd w:val="clear" w:color="auto" w:fill="FFFFFF"/>
+        </w:rPr>
+        <w:t>Inside the ngAfterContentInit method, you can access and manipulate the projected content. In this case, it logs the text content of the header if it exists.</w:t>
       </w:r>
     </w:p>
     <w:p>
@@ -2448,7 +2241,6 @@
           <w:shd w:val="clear" w:color="auto" w:fill="FFFFFF"/>
         </w:rPr>
       </w:pPr>
-      <w:proofErr w:type="spellStart"/>
       <w:r>
         <w:rPr>
           <w:rFonts w:ascii="Roboto" w:hAnsi="Roboto"/>
@@ -2457,7 +2249,6 @@
         </w:rPr>
         <w:t>ngAfterContentChecked</w:t>
       </w:r>
-      <w:proofErr w:type="spellEnd"/>
     </w:p>
     <w:p>
       <w:pPr>
@@ -2660,7 +2451,6 @@
         <w:lastRenderedPageBreak/>
         <w:t xml:space="preserve">The </w:t>
       </w:r>
-      <w:proofErr w:type="spellStart"/>
       <w:r>
         <w:rPr>
           <w:rStyle w:val="HTMLCode"/>
@@ -2674,7 +2464,6 @@
         </w:rPr>
         <w:t>CustomPanelComponent</w:t>
       </w:r>
-      <w:proofErr w:type="spellEnd"/>
       <w:r>
         <w:rPr>
           <w:rFonts w:ascii="Segoe UI" w:hAnsi="Segoe UI" w:cs="Segoe UI"/>
@@ -2776,7 +2565,6 @@
         </w:rPr>
         <w:t xml:space="preserve">The </w:t>
       </w:r>
-      <w:proofErr w:type="spellStart"/>
       <w:r>
         <w:rPr>
           <w:rStyle w:val="HTMLCode"/>
@@ -2790,7 +2578,6 @@
         </w:rPr>
         <w:t>ngAfterContentChecked</w:t>
       </w:r>
-      <w:proofErr w:type="spellEnd"/>
       <w:r>
         <w:rPr>
           <w:rFonts w:ascii="Segoe UI" w:hAnsi="Segoe UI" w:cs="Segoe UI"/>
@@ -2825,7 +2612,6 @@
         </w:rPr>
         <w:t xml:space="preserve">Inside the </w:t>
       </w:r>
-      <w:proofErr w:type="spellStart"/>
       <w:r>
         <w:rPr>
           <w:rStyle w:val="HTMLCode"/>
@@ -2839,7 +2625,6 @@
         </w:rPr>
         <w:t>ngAfterContentChecked</w:t>
       </w:r>
-      <w:proofErr w:type="spellEnd"/>
       <w:r>
         <w:rPr>
           <w:rFonts w:ascii="Segoe UI" w:hAnsi="Segoe UI" w:cs="Segoe UI"/>
@@ -2870,7 +2655,6 @@
           <w:shd w:val="clear" w:color="auto" w:fill="FFFFFF"/>
         </w:rPr>
       </w:pPr>
-      <w:proofErr w:type="spellStart"/>
       <w:r>
         <w:rPr>
           <w:rFonts w:ascii="Roboto" w:hAnsi="Roboto"/>
@@ -2879,7 +2663,6 @@
         </w:rPr>
         <w:t>ngAfterViewInit</w:t>
       </w:r>
-      <w:proofErr w:type="spellEnd"/>
     </w:p>
     <w:p>
       <w:pPr>
@@ -3011,7 +2794,6 @@
         <w:lastRenderedPageBreak/>
         <w:t xml:space="preserve">The </w:t>
       </w:r>
-      <w:proofErr w:type="spellStart"/>
       <w:r>
         <w:rPr>
           <w:rStyle w:val="HTMLCode"/>
@@ -3025,7 +2807,6 @@
         </w:rPr>
         <w:t>ViewExampleComponent</w:t>
       </w:r>
-      <w:proofErr w:type="spellEnd"/>
       <w:r>
         <w:rPr>
           <w:rFonts w:ascii="Segoe UI" w:hAnsi="Segoe UI" w:cs="Segoe UI"/>
@@ -3140,7 +2921,6 @@
         </w:rPr>
         <w:t xml:space="preserve">) and a button. The button triggers the </w:t>
       </w:r>
-      <w:proofErr w:type="spellStart"/>
       <w:r>
         <w:rPr>
           <w:rStyle w:val="HTMLCode"/>
@@ -3152,21 +2932,7 @@
           <w:szCs w:val="21"/>
           <w:bdr w:val="single" w:sz="2" w:space="0" w:color="D9D9E3" w:frame="1"/>
         </w:rPr>
-        <w:t>changeText</w:t>
-      </w:r>
-      <w:proofErr w:type="spellEnd"/>
-      <w:r>
-        <w:rPr>
-          <w:rStyle w:val="HTMLCode"/>
-          <w:rFonts w:ascii="Ubuntu Mono" w:hAnsi="Ubuntu Mono"/>
-          <w:b/>
-          <w:bCs/>
-          <w:color w:val="374151"/>
-          <w:sz w:val="21"/>
-          <w:szCs w:val="21"/>
-          <w:bdr w:val="single" w:sz="2" w:space="0" w:color="D9D9E3" w:frame="1"/>
-        </w:rPr>
-        <w:t>()</w:t>
+        <w:t>changeText()</w:t>
       </w:r>
       <w:r>
         <w:rPr>
@@ -3202,7 +2968,6 @@
         </w:rPr>
         <w:t xml:space="preserve">The </w:t>
       </w:r>
-      <w:proofErr w:type="spellStart"/>
       <w:r>
         <w:rPr>
           <w:rStyle w:val="HTMLCode"/>
@@ -3216,31 +2981,13 @@
         </w:rPr>
         <w:t>ngAfterViewInit</w:t>
       </w:r>
-      <w:proofErr w:type="spellEnd"/>
       <w:r>
         <w:rPr>
           <w:rFonts w:ascii="Segoe UI" w:hAnsi="Segoe UI" w:cs="Segoe UI"/>
           <w:color w:val="374151"/>
         </w:rPr>
-        <w:t xml:space="preserve"> lifecycle hook is implemented to perform actions after the component's view has been initialized. In this case, it sets the background </w:t>
-      </w:r>
-      <w:proofErr w:type="spellStart"/>
-      <w:r>
-        <w:rPr>
-          <w:rFonts w:ascii="Segoe UI" w:hAnsi="Segoe UI" w:cs="Segoe UI"/>
-          <w:color w:val="374151"/>
-        </w:rPr>
-        <w:t>color</w:t>
-      </w:r>
-      <w:proofErr w:type="spellEnd"/>
-      <w:r>
-        <w:rPr>
-          <w:rFonts w:ascii="Segoe UI" w:hAnsi="Segoe UI" w:cs="Segoe UI"/>
-          <w:color w:val="374151"/>
-        </w:rPr>
-        <w:t xml:space="preserve"> of the </w:t>
-      </w:r>
-      <w:proofErr w:type="spellStart"/>
+        <w:t xml:space="preserve"> lifecycle hook is implemented to perform actions after the component's view has been initialized. In this case, it sets the background color of the </w:t>
+      </w:r>
       <w:r>
         <w:rPr>
           <w:rStyle w:val="HTMLCode"/>
@@ -3254,29 +3001,12 @@
         </w:rPr>
         <w:t>contentContainer</w:t>
       </w:r>
-      <w:proofErr w:type="spellEnd"/>
       <w:r>
         <w:rPr>
           <w:rFonts w:ascii="Segoe UI" w:hAnsi="Segoe UI" w:cs="Segoe UI"/>
           <w:color w:val="374151"/>
         </w:rPr>
-        <w:t xml:space="preserve"> div to '</w:t>
-      </w:r>
-      <w:proofErr w:type="spellStart"/>
-      <w:r>
-        <w:rPr>
-          <w:rFonts w:ascii="Segoe UI" w:hAnsi="Segoe UI" w:cs="Segoe UI"/>
-          <w:color w:val="374151"/>
-        </w:rPr>
-        <w:t>lightblue</w:t>
-      </w:r>
-      <w:proofErr w:type="spellEnd"/>
-      <w:r>
-        <w:rPr>
-          <w:rFonts w:ascii="Segoe UI" w:hAnsi="Segoe UI" w:cs="Segoe UI"/>
-          <w:color w:val="374151"/>
-        </w:rPr>
-        <w:t>'.</w:t>
+        <w:t xml:space="preserve"> div to 'lightblue'.</w:t>
       </w:r>
     </w:p>
     <w:p>
@@ -3305,7 +3035,6 @@
         </w:rPr>
         <w:t xml:space="preserve">The </w:t>
       </w:r>
-      <w:proofErr w:type="spellStart"/>
       <w:r>
         <w:rPr>
           <w:rStyle w:val="HTMLCode"/>
@@ -3317,21 +3046,7 @@
           <w:szCs w:val="21"/>
           <w:bdr w:val="single" w:sz="2" w:space="0" w:color="D9D9E3" w:frame="1"/>
         </w:rPr>
-        <w:t>changeText</w:t>
-      </w:r>
-      <w:proofErr w:type="spellEnd"/>
-      <w:r>
-        <w:rPr>
-          <w:rStyle w:val="HTMLCode"/>
-          <w:rFonts w:ascii="Ubuntu Mono" w:hAnsi="Ubuntu Mono"/>
-          <w:b/>
-          <w:bCs/>
-          <w:color w:val="374151"/>
-          <w:sz w:val="21"/>
-          <w:szCs w:val="21"/>
-          <w:bdr w:val="single" w:sz="2" w:space="0" w:color="D9D9E3" w:frame="1"/>
-        </w:rPr>
-        <w:t>()</w:t>
+        <w:t>changeText()</w:t>
       </w:r>
       <w:r>
         <w:rPr>
@@ -3363,7 +3078,6 @@
           <w:shd w:val="clear" w:color="auto" w:fill="FFFFFF"/>
         </w:rPr>
       </w:pPr>
-      <w:proofErr w:type="spellStart"/>
       <w:r>
         <w:rPr>
           <w:rFonts w:ascii="Roboto" w:hAnsi="Roboto"/>
@@ -3372,7 +3086,6 @@
         </w:rPr>
         <w:t>ngAfterViewChecked</w:t>
       </w:r>
-      <w:proofErr w:type="spellEnd"/>
     </w:p>
     <w:p>
       <w:pPr>
@@ -3503,7 +3216,6 @@
         </w:rPr>
         <w:t xml:space="preserve">The </w:t>
       </w:r>
-      <w:proofErr w:type="spellStart"/>
       <w:r>
         <w:rPr>
           <w:rStyle w:val="HTMLCode"/>
@@ -3517,7 +3229,6 @@
         </w:rPr>
         <w:t>ViewCheckExampleComponent</w:t>
       </w:r>
-      <w:proofErr w:type="spellEnd"/>
       <w:r>
         <w:rPr>
           <w:rFonts w:ascii="Segoe UI" w:hAnsi="Segoe UI" w:cs="Segoe UI"/>
@@ -3680,7 +3391,6 @@
         </w:rPr>
         <w:t xml:space="preserve">The </w:t>
       </w:r>
-      <w:proofErr w:type="spellStart"/>
       <w:r>
         <w:rPr>
           <w:rStyle w:val="HTMLCode"/>
@@ -3694,7 +3404,6 @@
         </w:rPr>
         <w:t>ngAfterViewChecked</w:t>
       </w:r>
-      <w:proofErr w:type="spellEnd"/>
       <w:r>
         <w:rPr>
           <w:rFonts w:ascii="Segoe UI" w:hAnsi="Segoe UI" w:cs="Segoe UI"/>
@@ -3702,7 +3411,6 @@
         </w:rPr>
         <w:t xml:space="preserve"> lifecycle hook is implemented to perform actions after every check of the component's view. In this case, it sets a black border around the </w:t>
       </w:r>
-      <w:proofErr w:type="spellStart"/>
       <w:r>
         <w:rPr>
           <w:rStyle w:val="HTMLCode"/>
@@ -3716,7 +3424,6 @@
         </w:rPr>
         <w:t>contentContainer</w:t>
       </w:r>
-      <w:proofErr w:type="spellEnd"/>
       <w:r>
         <w:rPr>
           <w:rFonts w:ascii="Segoe UI" w:hAnsi="Segoe UI" w:cs="Segoe UI"/>
@@ -3751,7 +3458,6 @@
         </w:rPr>
         <w:t xml:space="preserve">The </w:t>
       </w:r>
-      <w:proofErr w:type="spellStart"/>
       <w:r>
         <w:rPr>
           <w:rStyle w:val="HTMLCode"/>
@@ -3763,21 +3469,7 @@
           <w:szCs w:val="21"/>
           <w:bdr w:val="single" w:sz="2" w:space="0" w:color="D9D9E3" w:frame="1"/>
         </w:rPr>
-        <w:t>changeMessage</w:t>
-      </w:r>
-      <w:proofErr w:type="spellEnd"/>
-      <w:r>
-        <w:rPr>
-          <w:rStyle w:val="HTMLCode"/>
-          <w:rFonts w:ascii="Ubuntu Mono" w:hAnsi="Ubuntu Mono"/>
-          <w:b/>
-          <w:bCs/>
-          <w:color w:val="374151"/>
-          <w:sz w:val="21"/>
-          <w:szCs w:val="21"/>
-          <w:bdr w:val="single" w:sz="2" w:space="0" w:color="D9D9E3" w:frame="1"/>
-        </w:rPr>
-        <w:t>()</w:t>
+        <w:t>changeMessage()</w:t>
       </w:r>
       <w:r>
         <w:rPr>
@@ -3829,7 +3521,6 @@
           <w:shd w:val="clear" w:color="auto" w:fill="FFFFFF"/>
         </w:rPr>
       </w:pPr>
-      <w:proofErr w:type="spellStart"/>
       <w:r>
         <w:rPr>
           <w:rFonts w:ascii="Roboto" w:hAnsi="Roboto"/>
@@ -3838,7 +3529,6 @@
         </w:rPr>
         <w:t>ngOnDestroy</w:t>
       </w:r>
-      <w:proofErr w:type="spellEnd"/>
     </w:p>
     <w:p>
       <w:pPr>
@@ -3970,7 +3660,6 @@
         <w:lastRenderedPageBreak/>
         <w:t xml:space="preserve">The </w:t>
       </w:r>
-      <w:proofErr w:type="spellStart"/>
       <w:r>
         <w:rPr>
           <w:rStyle w:val="HTMLCode"/>
@@ -3984,7 +3673,6 @@
         </w:rPr>
         <w:t>DestroyExampleComponent</w:t>
       </w:r>
-      <w:proofErr w:type="spellEnd"/>
       <w:r>
         <w:rPr>
           <w:rFonts w:ascii="Segoe UI" w:hAnsi="Segoe UI" w:cs="Segoe UI"/>
@@ -4039,7 +3727,6 @@
         </w:rPr>
         <w:t xml:space="preserve">In the component's constructor, a subscription is created to a simulated observable using </w:t>
       </w:r>
-      <w:proofErr w:type="spellStart"/>
       <w:r>
         <w:rPr>
           <w:rStyle w:val="HTMLCode"/>
@@ -4053,7 +3740,6 @@
         </w:rPr>
         <w:t>setInterval</w:t>
       </w:r>
-      <w:proofErr w:type="spellEnd"/>
       <w:r>
         <w:rPr>
           <w:rFonts w:ascii="Segoe UI" w:hAnsi="Segoe UI" w:cs="Segoe UI"/>
@@ -4108,7 +3794,6 @@
         </w:rPr>
         <w:t xml:space="preserve">The </w:t>
       </w:r>
-      <w:proofErr w:type="spellStart"/>
       <w:r>
         <w:rPr>
           <w:rStyle w:val="HTMLCode"/>
@@ -4122,7 +3807,6 @@
         </w:rPr>
         <w:t>ngOnDestroy</w:t>
       </w:r>
-      <w:proofErr w:type="spellEnd"/>
       <w:r>
         <w:rPr>
           <w:rFonts w:ascii="Segoe UI" w:hAnsi="Segoe UI" w:cs="Segoe UI"/>
@@ -4316,23 +4000,7 @@
           <w:rFonts w:ascii="Segoe UI" w:hAnsi="Segoe UI" w:cs="Segoe UI"/>
           <w:color w:val="374151"/>
         </w:rPr>
-        <w:t xml:space="preserve">They are applied to elements as attributes and typically manipulate the DOM or modify the </w:t>
-      </w:r>
-      <w:proofErr w:type="spellStart"/>
-      <w:r>
-        <w:rPr>
-          <w:rFonts w:ascii="Segoe UI" w:hAnsi="Segoe UI" w:cs="Segoe UI"/>
-          <w:color w:val="374151"/>
-        </w:rPr>
-        <w:t>behavior</w:t>
-      </w:r>
-      <w:proofErr w:type="spellEnd"/>
-      <w:r>
-        <w:rPr>
-          <w:rFonts w:ascii="Segoe UI" w:hAnsi="Segoe UI" w:cs="Segoe UI"/>
-          <w:color w:val="374151"/>
-        </w:rPr>
-        <w:t xml:space="preserve"> of components.</w:t>
+        <w:t>They are applied to elements as attributes and typically manipulate the DOM or modify the behavior of components.</w:t>
       </w:r>
     </w:p>
     <w:p>
@@ -4357,57 +4025,21 @@
           <w:bCs/>
           <w:color w:val="374151"/>
         </w:rPr>
-        <w:t>[</w:t>
-      </w:r>
-      <w:proofErr w:type="spellStart"/>
+        <w:t>[ngStyle]</w:t>
+      </w:r>
       <w:r>
         <w:rPr>
           <w:rFonts w:ascii="Segoe UI" w:hAnsi="Segoe UI" w:cs="Segoe UI"/>
-          <w:b/>
-          <w:bCs/>
-          <w:color w:val="374151"/>
-        </w:rPr>
-        <w:t>ngStyle</w:t>
-      </w:r>
-      <w:proofErr w:type="spellEnd"/>
+          <w:color w:val="374151"/>
+        </w:rPr>
+        <w:t xml:space="preserve"> </w:t>
+      </w:r>
       <w:r>
         <w:rPr>
           <w:rFonts w:ascii="Segoe UI" w:hAnsi="Segoe UI" w:cs="Segoe UI"/>
-          <w:b/>
-          <w:bCs/>
-          <w:color w:val="374151"/>
-        </w:rPr>
-        <w:t>]</w:t>
-      </w:r>
-      <w:r>
-        <w:rPr>
-          <w:rFonts w:ascii="Segoe UI" w:hAnsi="Segoe UI" w:cs="Segoe UI"/>
-          <w:color w:val="374151"/>
-        </w:rPr>
-        <w:t xml:space="preserve"> </w:t>
-      </w:r>
-      <w:r>
-        <w:rPr>
-          <w:rFonts w:ascii="Segoe UI" w:hAnsi="Segoe UI" w:cs="Segoe UI"/>
-          <w:color w:val="374151"/>
-        </w:rPr>
-        <w:t xml:space="preserve">The </w:t>
-      </w:r>
-      <w:proofErr w:type="spellStart"/>
-      <w:r>
-        <w:rPr>
-          <w:rFonts w:ascii="Segoe UI" w:hAnsi="Segoe UI" w:cs="Segoe UI"/>
-          <w:color w:val="374151"/>
-        </w:rPr>
-        <w:t>ngStyle</w:t>
-      </w:r>
-      <w:proofErr w:type="spellEnd"/>
-      <w:r>
-        <w:rPr>
-          <w:rFonts w:ascii="Segoe UI" w:hAnsi="Segoe UI" w:cs="Segoe UI"/>
-          <w:color w:val="374151"/>
-        </w:rPr>
-        <w:t xml:space="preserve"> directive is used for dynamically applying inline styles to HTML elements based on conditions or expressions.</w:t>
+          <w:color w:val="374151"/>
+        </w:rPr>
+        <w:t>The ngStyle directive is used for dynamically applying inline styles to HTML elements based on conditions or expressions.</w:t>
       </w:r>
     </w:p>
     <w:p>
@@ -4464,25 +4096,14 @@
           </wp:inline>
         </w:drawing>
       </w:r>
-      <w:proofErr w:type="spellStart"/>
-      <w:r>
-        <w:rPr>
-          <w:rFonts w:ascii="Roboto" w:hAnsi="Roboto"/>
-          <w:color w:val="444444"/>
-          <w:shd w:val="clear" w:color="auto" w:fill="FFFFFF"/>
-        </w:rPr>
-        <w:t>ngStyle</w:t>
-      </w:r>
-      <w:proofErr w:type="spellEnd"/>
-      <w:r>
-        <w:rPr>
-          <w:rFonts w:ascii="Roboto" w:hAnsi="Roboto"/>
-          <w:color w:val="444444"/>
-          <w:shd w:val="clear" w:color="auto" w:fill="FFFFFF"/>
-        </w:rPr>
-        <w:t xml:space="preserve"> directive dynamically applies styles to the &lt;div&gt; element based on the values of </w:t>
-      </w:r>
-      <w:proofErr w:type="spellStart"/>
+      <w:r>
+        <w:rPr>
+          <w:rFonts w:ascii="Roboto" w:hAnsi="Roboto"/>
+          <w:color w:val="444444"/>
+          <w:shd w:val="clear" w:color="auto" w:fill="FFFFFF"/>
+        </w:rPr>
+        <w:t xml:space="preserve">ngStyle directive dynamically applies styles to the &lt;div&gt; element based on the values of </w:t>
+      </w:r>
       <w:r>
         <w:rPr>
           <w:rFonts w:ascii="Roboto" w:hAnsi="Roboto"/>
@@ -4493,7 +4114,6 @@
         </w:rPr>
         <w:t>textColor</w:t>
       </w:r>
-      <w:proofErr w:type="spellEnd"/>
       <w:r>
         <w:rPr>
           <w:rFonts w:ascii="Roboto" w:hAnsi="Roboto"/>
@@ -4502,7 +4122,6 @@
         </w:rPr>
         <w:t xml:space="preserve"> and </w:t>
       </w:r>
-      <w:proofErr w:type="spellStart"/>
       <w:r>
         <w:rPr>
           <w:rFonts w:ascii="Roboto" w:hAnsi="Roboto"/>
@@ -4513,7 +4132,6 @@
         </w:rPr>
         <w:t>fontSize</w:t>
       </w:r>
-      <w:proofErr w:type="spellEnd"/>
       <w:r>
         <w:rPr>
           <w:rFonts w:ascii="Roboto" w:hAnsi="Roboto"/>
@@ -4544,29 +4162,7 @@
           <w:color w:val="444444"/>
           <w:shd w:val="clear" w:color="auto" w:fill="FFFFFF"/>
         </w:rPr>
-        <w:t>[</w:t>
-      </w:r>
-      <w:proofErr w:type="spellStart"/>
-      <w:r>
-        <w:rPr>
-          <w:rFonts w:ascii="Roboto" w:hAnsi="Roboto"/>
-          <w:b/>
-          <w:bCs/>
-          <w:color w:val="444444"/>
-          <w:shd w:val="clear" w:color="auto" w:fill="FFFFFF"/>
-        </w:rPr>
-        <w:t>ngClass</w:t>
-      </w:r>
-      <w:proofErr w:type="spellEnd"/>
-      <w:r>
-        <w:rPr>
-          <w:rFonts w:ascii="Roboto" w:hAnsi="Roboto"/>
-          <w:b/>
-          <w:bCs/>
-          <w:color w:val="444444"/>
-          <w:shd w:val="clear" w:color="auto" w:fill="FFFFFF"/>
-        </w:rPr>
-        <w:t>]</w:t>
+        <w:t>[ngClass]</w:t>
       </w:r>
       <w:r>
         <w:rPr>
@@ -4584,25 +4180,7 @@
           <w:color w:val="444444"/>
           <w:shd w:val="clear" w:color="auto" w:fill="FFFFFF"/>
         </w:rPr>
-        <w:t xml:space="preserve">The </w:t>
-      </w:r>
-      <w:proofErr w:type="spellStart"/>
-      <w:r>
-        <w:rPr>
-          <w:rFonts w:ascii="Roboto" w:hAnsi="Roboto"/>
-          <w:color w:val="444444"/>
-          <w:shd w:val="clear" w:color="auto" w:fill="FFFFFF"/>
-        </w:rPr>
-        <w:t>ngClass</w:t>
-      </w:r>
-      <w:proofErr w:type="spellEnd"/>
-      <w:r>
-        <w:rPr>
-          <w:rFonts w:ascii="Roboto" w:hAnsi="Roboto"/>
-          <w:color w:val="444444"/>
-          <w:shd w:val="clear" w:color="auto" w:fill="FFFFFF"/>
-        </w:rPr>
-        <w:t xml:space="preserve"> directive is used for dynamically applying CSS classes to HTML elements based on conditions or expressions.</w:t>
+        <w:t>The ngClass directive is used for dynamically applying CSS classes to HTML elements based on conditions or expressions.</w:t>
       </w:r>
     </w:p>
     <w:p>
@@ -4669,7 +4247,6 @@
           <w:shd w:val="clear" w:color="auto" w:fill="FFFFFF"/>
         </w:rPr>
       </w:pPr>
-      <w:proofErr w:type="spellStart"/>
       <w:r>
         <w:rPr>
           <w:rFonts w:ascii="Roboto" w:hAnsi="Roboto"/>
@@ -4680,7 +4257,6 @@
         </w:rPr>
         <w:t>ngClass</w:t>
       </w:r>
-      <w:proofErr w:type="spellEnd"/>
       <w:r>
         <w:rPr>
           <w:rFonts w:ascii="Roboto" w:hAnsi="Roboto"/>
@@ -4743,7 +4319,6 @@
         </w:rPr>
         <w:t xml:space="preserve"> element based on the values of </w:t>
       </w:r>
-      <w:proofErr w:type="spellStart"/>
       <w:r>
         <w:rPr>
           <w:rFonts w:ascii="Roboto" w:hAnsi="Roboto"/>
@@ -4754,7 +4329,6 @@
         </w:rPr>
         <w:t>isActive</w:t>
       </w:r>
-      <w:proofErr w:type="spellEnd"/>
       <w:r>
         <w:rPr>
           <w:rFonts w:ascii="Roboto" w:hAnsi="Roboto"/>
@@ -4763,7 +4337,6 @@
         </w:rPr>
         <w:t xml:space="preserve"> and </w:t>
       </w:r>
-      <w:proofErr w:type="spellStart"/>
       <w:r>
         <w:rPr>
           <w:rFonts w:ascii="Roboto" w:hAnsi="Roboto"/>
@@ -4774,7 +4347,6 @@
         </w:rPr>
         <w:t>isDisabled</w:t>
       </w:r>
-      <w:proofErr w:type="spellEnd"/>
       <w:r>
         <w:rPr>
           <w:rFonts w:ascii="Roboto" w:hAnsi="Roboto"/>
@@ -4817,7 +4389,6 @@
         </w:rPr>
         <w:t xml:space="preserve"> ( </w:t>
       </w:r>
-      <w:proofErr w:type="spellStart"/>
       <w:r>
         <w:rPr>
           <w:rFonts w:ascii="Roboto" w:hAnsi="Roboto"/>
@@ -4828,7 +4399,6 @@
         </w:rPr>
         <w:t>ngModel</w:t>
       </w:r>
-      <w:proofErr w:type="spellEnd"/>
       <w:r>
         <w:rPr>
           <w:rFonts w:ascii="Roboto" w:hAnsi="Roboto"/>
@@ -4867,7 +4437,6 @@
         </w:rPr>
         <w:t xml:space="preserve"> - </w:t>
       </w:r>
-      <w:proofErr w:type="spellStart"/>
       <w:r>
         <w:rPr>
           <w:rFonts w:ascii="Ubuntu Mono" w:hAnsi="Ubuntu Mono"/>
@@ -4879,7 +4448,6 @@
         </w:rPr>
         <w:t>FormsModule</w:t>
       </w:r>
-      <w:proofErr w:type="spellEnd"/>
       <w:r>
         <w:rPr>
           <w:rFonts w:ascii="Roboto" w:hAnsi="Roboto"/>
@@ -4896,43 +4464,7 @@
           <w:color w:val="444444"/>
           <w:shd w:val="clear" w:color="auto" w:fill="FFFFFF"/>
         </w:rPr>
-        <w:t xml:space="preserve">The </w:t>
-      </w:r>
-      <w:proofErr w:type="spellStart"/>
-      <w:r>
-        <w:rPr>
-          <w:rFonts w:ascii="Roboto" w:hAnsi="Roboto"/>
-          <w:color w:val="444444"/>
-          <w:shd w:val="clear" w:color="auto" w:fill="FFFFFF"/>
-        </w:rPr>
-        <w:t>ngModel</w:t>
-      </w:r>
-      <w:proofErr w:type="spellEnd"/>
-      <w:r>
-        <w:rPr>
-          <w:rFonts w:ascii="Roboto" w:hAnsi="Roboto"/>
-          <w:color w:val="444444"/>
-          <w:shd w:val="clear" w:color="auto" w:fill="FFFFFF"/>
-        </w:rPr>
-        <w:t xml:space="preserve"> directive is used for two-way data binding. It binds an input, </w:t>
-      </w:r>
-      <w:proofErr w:type="spellStart"/>
-      <w:r>
-        <w:rPr>
-          <w:rFonts w:ascii="Roboto" w:hAnsi="Roboto"/>
-          <w:color w:val="444444"/>
-          <w:shd w:val="clear" w:color="auto" w:fill="FFFFFF"/>
-        </w:rPr>
-        <w:t>textarea</w:t>
-      </w:r>
-      <w:proofErr w:type="spellEnd"/>
-      <w:r>
-        <w:rPr>
-          <w:rFonts w:ascii="Roboto" w:hAnsi="Roboto"/>
-          <w:color w:val="444444"/>
-          <w:shd w:val="clear" w:color="auto" w:fill="FFFFFF"/>
-        </w:rPr>
-        <w:t>, or select element to a property on the component, allowing changes in the view to update the model and vice versa.</w:t>
+        <w:t>The ngModel directive is used for two-way data binding. It binds an input, textarea, or select element to a property on the component, allowing changes in the view to update the model and vice versa.</w:t>
       </w:r>
     </w:p>
     <w:p>
@@ -5007,7 +4539,6 @@
         </w:rPr>
         <w:t xml:space="preserve">In this example, the value of the input field is bound to the </w:t>
       </w:r>
-      <w:proofErr w:type="spellStart"/>
       <w:r>
         <w:rPr>
           <w:rFonts w:ascii="Roboto" w:hAnsi="Roboto"/>
@@ -5018,7 +4549,6 @@
         </w:rPr>
         <w:t>userName</w:t>
       </w:r>
-      <w:proofErr w:type="spellEnd"/>
       <w:r>
         <w:rPr>
           <w:rFonts w:ascii="Roboto" w:hAnsi="Roboto"/>
@@ -5027,7 +4557,6 @@
         </w:rPr>
         <w:t xml:space="preserve"> property in the component. Any changes to the input field are reflected in the </w:t>
       </w:r>
-      <w:proofErr w:type="spellStart"/>
       <w:r>
         <w:rPr>
           <w:rFonts w:ascii="Roboto" w:hAnsi="Roboto"/>
@@ -5038,7 +4567,6 @@
         </w:rPr>
         <w:t>userName</w:t>
       </w:r>
-      <w:proofErr w:type="spellEnd"/>
       <w:r>
         <w:rPr>
           <w:rFonts w:ascii="Roboto" w:hAnsi="Roboto"/>
@@ -5158,20 +4686,8 @@
           <w:color w:val="444444"/>
           <w:shd w:val="clear" w:color="auto" w:fill="FFFFFF"/>
         </w:rPr>
-        <w:t>*</w:t>
-      </w:r>
-      <w:proofErr w:type="spellStart"/>
-      <w:r>
-        <w:rPr>
-          <w:rFonts w:ascii="Roboto" w:hAnsi="Roboto"/>
-          <w:b/>
-          <w:bCs/>
-          <w:color w:val="444444"/>
-          <w:shd w:val="clear" w:color="auto" w:fill="FFFFFF"/>
-        </w:rPr>
-        <w:t>ngIf</w:t>
-      </w:r>
-      <w:proofErr w:type="spellEnd"/>
+        <w:t>*ngIf</w:t>
+      </w:r>
       <w:r>
         <w:rPr>
           <w:rFonts w:ascii="Roboto" w:hAnsi="Roboto"/>
@@ -5188,25 +4704,7 @@
           <w:color w:val="444444"/>
           <w:shd w:val="clear" w:color="auto" w:fill="FFFFFF"/>
         </w:rPr>
-        <w:t xml:space="preserve">The </w:t>
-      </w:r>
-      <w:proofErr w:type="spellStart"/>
-      <w:r>
-        <w:rPr>
-          <w:rFonts w:ascii="Roboto" w:hAnsi="Roboto"/>
-          <w:color w:val="444444"/>
-          <w:shd w:val="clear" w:color="auto" w:fill="FFFFFF"/>
-        </w:rPr>
-        <w:t>ngIf</w:t>
-      </w:r>
-      <w:proofErr w:type="spellEnd"/>
-      <w:r>
-        <w:rPr>
-          <w:rFonts w:ascii="Roboto" w:hAnsi="Roboto"/>
-          <w:color w:val="444444"/>
-          <w:shd w:val="clear" w:color="auto" w:fill="FFFFFF"/>
-        </w:rPr>
-        <w:t xml:space="preserve"> directive is used for conditionally rendering or removing elements from the DOM based on the truthiness of an expression.</w:t>
+        <w:t>The ngIf directive is used for conditionally rendering or removing elements from the DOM based on the truthiness of an expression.</w:t>
       </w:r>
     </w:p>
     <w:p>
@@ -5279,25 +4777,7 @@
           <w:color w:val="444444"/>
           <w:shd w:val="clear" w:color="auto" w:fill="FFFFFF"/>
         </w:rPr>
-        <w:t xml:space="preserve">The &lt;div&gt; element is rendered only if </w:t>
-      </w:r>
-      <w:proofErr w:type="spellStart"/>
-      <w:r>
-        <w:rPr>
-          <w:rFonts w:ascii="Roboto" w:hAnsi="Roboto"/>
-          <w:color w:val="444444"/>
-          <w:shd w:val="clear" w:color="auto" w:fill="FFFFFF"/>
-        </w:rPr>
-        <w:t>isUserLoggedIn</w:t>
-      </w:r>
-      <w:proofErr w:type="spellEnd"/>
-      <w:r>
-        <w:rPr>
-          <w:rFonts w:ascii="Roboto" w:hAnsi="Roboto"/>
-          <w:color w:val="444444"/>
-          <w:shd w:val="clear" w:color="auto" w:fill="FFFFFF"/>
-        </w:rPr>
-        <w:t xml:space="preserve"> is true. If false, the element is removed from the DOM.</w:t>
+        <w:t>The &lt;div&gt; element is rendered only if isUserLoggedIn is true. If false, the element is removed from the DOM.</w:t>
       </w:r>
     </w:p>
     <w:p>
@@ -5321,29 +4801,7 @@
           <w:color w:val="444444"/>
           <w:shd w:val="clear" w:color="auto" w:fill="FFFFFF"/>
         </w:rPr>
-        <w:t>*</w:t>
-      </w:r>
-      <w:proofErr w:type="spellStart"/>
-      <w:r>
-        <w:rPr>
-          <w:rFonts w:ascii="Roboto" w:hAnsi="Roboto"/>
-          <w:b/>
-          <w:bCs/>
-          <w:color w:val="444444"/>
-          <w:shd w:val="clear" w:color="auto" w:fill="FFFFFF"/>
-        </w:rPr>
-        <w:t>ngFor</w:t>
-      </w:r>
-      <w:proofErr w:type="spellEnd"/>
-      <w:r>
-        <w:rPr>
-          <w:rFonts w:ascii="Roboto" w:hAnsi="Roboto"/>
-          <w:b/>
-          <w:bCs/>
-          <w:color w:val="444444"/>
-          <w:shd w:val="clear" w:color="auto" w:fill="FFFFFF"/>
-        </w:rPr>
-        <w:t>: -</w:t>
+        <w:t>*ngFor: -</w:t>
       </w:r>
       <w:r>
         <w:rPr>
@@ -5359,25 +4817,7 @@
           <w:color w:val="444444"/>
           <w:shd w:val="clear" w:color="auto" w:fill="FFFFFF"/>
         </w:rPr>
-        <w:t xml:space="preserve">The </w:t>
-      </w:r>
-      <w:proofErr w:type="spellStart"/>
-      <w:r>
-        <w:rPr>
-          <w:rFonts w:ascii="Roboto" w:hAnsi="Roboto"/>
-          <w:color w:val="444444"/>
-          <w:shd w:val="clear" w:color="auto" w:fill="FFFFFF"/>
-        </w:rPr>
-        <w:t>ngFor</w:t>
-      </w:r>
-      <w:proofErr w:type="spellEnd"/>
-      <w:r>
-        <w:rPr>
-          <w:rFonts w:ascii="Roboto" w:hAnsi="Roboto"/>
-          <w:color w:val="444444"/>
-          <w:shd w:val="clear" w:color="auto" w:fill="FFFFFF"/>
-        </w:rPr>
-        <w:t xml:space="preserve"> directive is used for iterating over a collection and rendering a template for each item.</w:t>
+        <w:t>The ngFor directive is used for iterating over a collection and rendering a template for each item.</w:t>
       </w:r>
     </w:p>
     <w:p>
@@ -5474,55 +4914,15 @@
           <w:color w:val="444444"/>
           <w:shd w:val="clear" w:color="auto" w:fill="FFFFFF"/>
         </w:rPr>
-        <w:t xml:space="preserve">[ </w:t>
-      </w:r>
-      <w:proofErr w:type="spellStart"/>
-      <w:r>
-        <w:rPr>
-          <w:rFonts w:ascii="Roboto" w:hAnsi="Roboto"/>
-          <w:b/>
-          <w:bCs/>
-          <w:color w:val="444444"/>
-          <w:shd w:val="clear" w:color="auto" w:fill="FFFFFF"/>
-        </w:rPr>
-        <w:t>ngSwitch</w:t>
-      </w:r>
-      <w:proofErr w:type="spellEnd"/>
-      <w:r>
-        <w:rPr>
-          <w:rFonts w:ascii="Roboto" w:hAnsi="Roboto"/>
-          <w:b/>
-          <w:bCs/>
-          <w:color w:val="444444"/>
-          <w:shd w:val="clear" w:color="auto" w:fill="FFFFFF"/>
-        </w:rPr>
-        <w:t xml:space="preserve"> ] : -</w:t>
-      </w:r>
-      <w:r>
-        <w:rPr>
-          <w:rFonts w:ascii="Roboto" w:hAnsi="Roboto"/>
-          <w:color w:val="444444"/>
-          <w:shd w:val="clear" w:color="auto" w:fill="FFFFFF"/>
-        </w:rPr>
-        <w:t xml:space="preserve">The </w:t>
-      </w:r>
-      <w:proofErr w:type="spellStart"/>
-      <w:r>
-        <w:rPr>
-          <w:rFonts w:ascii="Roboto" w:hAnsi="Roboto"/>
-          <w:color w:val="444444"/>
-          <w:shd w:val="clear" w:color="auto" w:fill="FFFFFF"/>
-        </w:rPr>
-        <w:t>ngSwitch</w:t>
-      </w:r>
-      <w:proofErr w:type="spellEnd"/>
-      <w:r>
-        <w:rPr>
-          <w:rFonts w:ascii="Roboto" w:hAnsi="Roboto"/>
-          <w:color w:val="444444"/>
-          <w:shd w:val="clear" w:color="auto" w:fill="FFFFFF"/>
-        </w:rPr>
-        <w:t xml:space="preserve"> directive is used for conditionally rendering content based on the value of an expression.</w:t>
+        <w:t>[ ngSwitch ] : -</w:t>
+      </w:r>
+      <w:r>
+        <w:rPr>
+          <w:rFonts w:ascii="Roboto" w:hAnsi="Roboto"/>
+          <w:color w:val="444444"/>
+          <w:shd w:val="clear" w:color="auto" w:fill="FFFFFF"/>
+        </w:rPr>
+        <w:t>The ngSwitch directive is used for conditionally rendering content based on the value of an expression.</w:t>
       </w:r>
       <w:r>
         <w:rPr>
@@ -5540,20 +4940,8 @@
           <w:color w:val="444444"/>
           <w:shd w:val="clear" w:color="auto" w:fill="FFFFFF"/>
         </w:rPr>
-        <w:t>*</w:t>
-      </w:r>
-      <w:proofErr w:type="spellStart"/>
-      <w:r>
-        <w:rPr>
-          <w:rFonts w:ascii="Roboto" w:hAnsi="Roboto"/>
-          <w:b/>
-          <w:bCs/>
-          <w:color w:val="444444"/>
-          <w:shd w:val="clear" w:color="auto" w:fill="FFFFFF"/>
-        </w:rPr>
-        <w:t>ngSwitchCase</w:t>
-      </w:r>
-      <w:proofErr w:type="spellEnd"/>
+        <w:t>*ngSwitchCase</w:t>
+      </w:r>
       <w:r>
         <w:rPr>
           <w:rFonts w:ascii="Roboto" w:hAnsi="Roboto"/>
@@ -5570,20 +4958,8 @@
           <w:color w:val="444444"/>
           <w:shd w:val="clear" w:color="auto" w:fill="FFFFFF"/>
         </w:rPr>
-        <w:t>*</w:t>
-      </w:r>
-      <w:proofErr w:type="spellStart"/>
-      <w:r>
-        <w:rPr>
-          <w:rFonts w:ascii="Roboto" w:hAnsi="Roboto"/>
-          <w:b/>
-          <w:bCs/>
-          <w:color w:val="444444"/>
-          <w:shd w:val="clear" w:color="auto" w:fill="FFFFFF"/>
-        </w:rPr>
-        <w:t>ngSwitchDefault</w:t>
-      </w:r>
-      <w:proofErr w:type="spellEnd"/>
+        <w:t>*ngSwitchDefault</w:t>
+      </w:r>
     </w:p>
     <w:p>
       <w:pPr>
@@ -5655,43 +5031,7 @@
           <w:color w:val="444444"/>
           <w:shd w:val="clear" w:color="auto" w:fill="FFFFFF"/>
         </w:rPr>
-        <w:t xml:space="preserve">Content within the </w:t>
-      </w:r>
-      <w:proofErr w:type="spellStart"/>
-      <w:r>
-        <w:rPr>
-          <w:rFonts w:ascii="Roboto" w:hAnsi="Roboto"/>
-          <w:color w:val="444444"/>
-          <w:shd w:val="clear" w:color="auto" w:fill="FFFFFF"/>
-        </w:rPr>
-        <w:t>ngSwitch</w:t>
-      </w:r>
-      <w:proofErr w:type="spellEnd"/>
-      <w:r>
-        <w:rPr>
-          <w:rFonts w:ascii="Roboto" w:hAnsi="Roboto"/>
-          <w:color w:val="444444"/>
-          <w:shd w:val="clear" w:color="auto" w:fill="FFFFFF"/>
-        </w:rPr>
-        <w:t xml:space="preserve"> block is rendered based on the value of </w:t>
-      </w:r>
-      <w:proofErr w:type="spellStart"/>
-      <w:r>
-        <w:rPr>
-          <w:rFonts w:ascii="Roboto" w:hAnsi="Roboto"/>
-          <w:color w:val="444444"/>
-          <w:shd w:val="clear" w:color="auto" w:fill="FFFFFF"/>
-        </w:rPr>
-        <w:t>userRole</w:t>
-      </w:r>
-      <w:proofErr w:type="spellEnd"/>
-      <w:r>
-        <w:rPr>
-          <w:rFonts w:ascii="Roboto" w:hAnsi="Roboto"/>
-          <w:color w:val="444444"/>
-          <w:shd w:val="clear" w:color="auto" w:fill="FFFFFF"/>
-        </w:rPr>
-        <w:t>. Different blocks are defined for different values.</w:t>
+        <w:t>Content within the ngSwitch block is rendered based on the value of userRole. Different blocks are defined for different values.</w:t>
       </w:r>
     </w:p>
     <w:p>
@@ -5998,7 +5338,6 @@
         </w:rPr>
         <w:t xml:space="preserve">In this example, </w:t>
       </w:r>
-      <w:proofErr w:type="spellStart"/>
       <w:r>
         <w:rPr>
           <w:rFonts w:ascii="Roboto" w:hAnsi="Roboto"/>
@@ -6009,70 +5348,14 @@
         </w:rPr>
         <w:t>appHighlight</w:t>
       </w:r>
-      <w:proofErr w:type="spellEnd"/>
-      <w:r>
-        <w:rPr>
-          <w:rFonts w:ascii="Roboto" w:hAnsi="Roboto"/>
-          <w:color w:val="444444"/>
-          <w:shd w:val="clear" w:color="auto" w:fill="FFFFFF"/>
-        </w:rPr>
-        <w:t xml:space="preserve"> is a custom attribute directive that changes the background </w:t>
-      </w:r>
-      <w:proofErr w:type="spellStart"/>
-      <w:r>
-        <w:rPr>
-          <w:rFonts w:ascii="Roboto" w:hAnsi="Roboto"/>
-          <w:color w:val="444444"/>
-          <w:shd w:val="clear" w:color="auto" w:fill="FFFFFF"/>
-        </w:rPr>
-        <w:t>color</w:t>
-      </w:r>
-      <w:proofErr w:type="spellEnd"/>
-      <w:r>
-        <w:rPr>
-          <w:rFonts w:ascii="Roboto" w:hAnsi="Roboto"/>
-          <w:color w:val="444444"/>
-          <w:shd w:val="clear" w:color="auto" w:fill="FFFFFF"/>
-        </w:rPr>
-        <w:t xml:space="preserve"> of the element on </w:t>
-      </w:r>
-      <w:proofErr w:type="spellStart"/>
-      <w:r>
-        <w:rPr>
-          <w:rFonts w:ascii="Roboto" w:hAnsi="Roboto"/>
-          <w:color w:val="444444"/>
-          <w:shd w:val="clear" w:color="auto" w:fill="FFFFFF"/>
-        </w:rPr>
-        <w:t>mouseenter</w:t>
-      </w:r>
-      <w:proofErr w:type="spellEnd"/>
-      <w:r>
-        <w:rPr>
-          <w:rFonts w:ascii="Roboto" w:hAnsi="Roboto"/>
-          <w:color w:val="444444"/>
-          <w:shd w:val="clear" w:color="auto" w:fill="FFFFFF"/>
-        </w:rPr>
-        <w:t xml:space="preserve"> and resets it on </w:t>
-      </w:r>
-      <w:proofErr w:type="spellStart"/>
-      <w:r>
-        <w:rPr>
-          <w:rFonts w:ascii="Roboto" w:hAnsi="Roboto"/>
-          <w:color w:val="444444"/>
-          <w:shd w:val="clear" w:color="auto" w:fill="FFFFFF"/>
-        </w:rPr>
-        <w:t>mouseleave</w:t>
-      </w:r>
-      <w:proofErr w:type="spellEnd"/>
-      <w:r>
-        <w:rPr>
-          <w:rFonts w:ascii="Roboto" w:hAnsi="Roboto"/>
-          <w:color w:val="444444"/>
-          <w:shd w:val="clear" w:color="auto" w:fill="FFFFFF"/>
-        </w:rPr>
-        <w:t xml:space="preserve">. The </w:t>
-      </w:r>
-      <w:proofErr w:type="spellStart"/>
+      <w:r>
+        <w:rPr>
+          <w:rFonts w:ascii="Roboto" w:hAnsi="Roboto"/>
+          <w:color w:val="444444"/>
+          <w:shd w:val="clear" w:color="auto" w:fill="FFFFFF"/>
+        </w:rPr>
+        <w:t xml:space="preserve"> is a custom attribute directive that changes the background color of the element on mouseenter and resets it on mouseleave. The </w:t>
+      </w:r>
       <w:r>
         <w:rPr>
           <w:rFonts w:ascii="Roboto" w:hAnsi="Roboto"/>
@@ -6083,32 +5366,13 @@
         </w:rPr>
         <w:t>highlightColor</w:t>
       </w:r>
-      <w:proofErr w:type="spellEnd"/>
-      <w:r>
-        <w:rPr>
-          <w:rFonts w:ascii="Roboto" w:hAnsi="Roboto"/>
-          <w:color w:val="444444"/>
-          <w:shd w:val="clear" w:color="auto" w:fill="FFFFFF"/>
-        </w:rPr>
-        <w:t xml:space="preserve"> input allows customizing the highlight </w:t>
-      </w:r>
-      <w:proofErr w:type="spellStart"/>
-      <w:r>
-        <w:rPr>
-          <w:rFonts w:ascii="Roboto" w:hAnsi="Roboto"/>
-          <w:color w:val="444444"/>
-          <w:shd w:val="clear" w:color="auto" w:fill="FFFFFF"/>
-        </w:rPr>
-        <w:t>color</w:t>
-      </w:r>
-      <w:proofErr w:type="spellEnd"/>
-      <w:r>
-        <w:rPr>
-          <w:rFonts w:ascii="Roboto" w:hAnsi="Roboto"/>
-          <w:color w:val="444444"/>
-          <w:shd w:val="clear" w:color="auto" w:fill="FFFFFF"/>
-        </w:rPr>
-        <w:t>.</w:t>
+      <w:r>
+        <w:rPr>
+          <w:rFonts w:ascii="Roboto" w:hAnsi="Roboto"/>
+          <w:color w:val="444444"/>
+          <w:shd w:val="clear" w:color="auto" w:fill="FFFFFF"/>
+        </w:rPr>
+        <w:t xml:space="preserve"> input allows customizing the highlight color.</w:t>
       </w:r>
     </w:p>
     <w:p>
@@ -6715,7 +5979,6 @@
           <w:shd w:val="clear" w:color="auto" w:fill="FFFFFF"/>
         </w:rPr>
       </w:pPr>
-      <w:proofErr w:type="spellStart"/>
       <w:r>
         <w:rPr>
           <w:rFonts w:ascii="Roboto" w:hAnsi="Roboto"/>
@@ -6726,7 +5989,6 @@
         </w:rPr>
         <w:t>ParentComponent</w:t>
       </w:r>
-      <w:proofErr w:type="spellEnd"/>
       <w:r>
         <w:rPr>
           <w:rFonts w:ascii="Roboto" w:hAnsi="Roboto"/>
@@ -6735,7 +5997,6 @@
         </w:rPr>
         <w:t xml:space="preserve"> contains a button panel to control the timer (start, stop, reset) and includes the </w:t>
       </w:r>
-      <w:proofErr w:type="spellStart"/>
       <w:r>
         <w:rPr>
           <w:rFonts w:ascii="Roboto" w:hAnsi="Roboto"/>
@@ -6746,7 +6007,6 @@
         </w:rPr>
         <w:t>TimerComponent</w:t>
       </w:r>
-      <w:proofErr w:type="spellEnd"/>
       <w:r>
         <w:rPr>
           <w:rFonts w:ascii="Roboto" w:hAnsi="Roboto"/>
@@ -6794,7 +6054,6 @@
         </w:rPr>
         <w:t xml:space="preserve"> decorator queries the </w:t>
       </w:r>
-      <w:proofErr w:type="spellStart"/>
       <w:r>
         <w:rPr>
           <w:rFonts w:ascii="Roboto" w:hAnsi="Roboto"/>
@@ -6805,7 +6064,6 @@
         </w:rPr>
         <w:t>TimerComponent</w:t>
       </w:r>
-      <w:proofErr w:type="spellEnd"/>
       <w:r>
         <w:rPr>
           <w:rFonts w:ascii="Roboto" w:hAnsi="Roboto"/>
@@ -6832,7 +6090,6 @@
         </w:rPr>
         <w:t xml:space="preserve"> and assigns it to the </w:t>
       </w:r>
-      <w:proofErr w:type="spellStart"/>
       <w:r>
         <w:rPr>
           <w:rFonts w:ascii="Roboto" w:hAnsi="Roboto"/>
@@ -6843,7 +6100,6 @@
         </w:rPr>
         <w:t>timerComponent</w:t>
       </w:r>
-      <w:proofErr w:type="spellEnd"/>
       <w:r>
         <w:rPr>
           <w:rFonts w:ascii="Roboto" w:hAnsi="Roboto"/>
@@ -6873,27 +6129,15 @@
         </w:rPr>
         <w:t xml:space="preserve">The parent component can then call methods on the child component (e.g., </w:t>
       </w:r>
-      <w:proofErr w:type="spellStart"/>
-      <w:r>
-        <w:rPr>
-          <w:rFonts w:ascii="Roboto" w:hAnsi="Roboto"/>
-          <w:b/>
-          <w:bCs/>
-          <w:color w:val="444444"/>
-          <w:shd w:val="clear" w:color="auto" w:fill="FFFFFF"/>
-        </w:rPr>
-        <w:t>startTimer</w:t>
-      </w:r>
-      <w:proofErr w:type="spellEnd"/>
-      <w:r>
-        <w:rPr>
-          <w:rFonts w:ascii="Roboto" w:hAnsi="Roboto"/>
-          <w:b/>
-          <w:bCs/>
-          <w:color w:val="444444"/>
-          <w:shd w:val="clear" w:color="auto" w:fill="FFFFFF"/>
-        </w:rPr>
-        <w:t>()</w:t>
+      <w:r>
+        <w:rPr>
+          <w:rFonts w:ascii="Roboto" w:hAnsi="Roboto"/>
+          <w:b/>
+          <w:bCs/>
+          <w:color w:val="444444"/>
+          <w:shd w:val="clear" w:color="auto" w:fill="FFFFFF"/>
+        </w:rPr>
+        <w:t>startTimer()</w:t>
       </w:r>
       <w:r>
         <w:rPr>
@@ -6903,27 +6147,15 @@
         </w:rPr>
         <w:t xml:space="preserve">, </w:t>
       </w:r>
-      <w:proofErr w:type="spellStart"/>
-      <w:r>
-        <w:rPr>
-          <w:rFonts w:ascii="Roboto" w:hAnsi="Roboto"/>
-          <w:b/>
-          <w:bCs/>
-          <w:color w:val="444444"/>
-          <w:shd w:val="clear" w:color="auto" w:fill="FFFFFF"/>
-        </w:rPr>
-        <w:t>stopTimer</w:t>
-      </w:r>
-      <w:proofErr w:type="spellEnd"/>
-      <w:r>
-        <w:rPr>
-          <w:rFonts w:ascii="Roboto" w:hAnsi="Roboto"/>
-          <w:b/>
-          <w:bCs/>
-          <w:color w:val="444444"/>
-          <w:shd w:val="clear" w:color="auto" w:fill="FFFFFF"/>
-        </w:rPr>
-        <w:t>()</w:t>
+      <w:r>
+        <w:rPr>
+          <w:rFonts w:ascii="Roboto" w:hAnsi="Roboto"/>
+          <w:b/>
+          <w:bCs/>
+          <w:color w:val="444444"/>
+          <w:shd w:val="clear" w:color="auto" w:fill="FFFFFF"/>
+        </w:rPr>
+        <w:t>stopTimer()</w:t>
       </w:r>
       <w:r>
         <w:rPr>
@@ -6933,27 +6165,15 @@
         </w:rPr>
         <w:t xml:space="preserve">, </w:t>
       </w:r>
-      <w:proofErr w:type="spellStart"/>
-      <w:r>
-        <w:rPr>
-          <w:rFonts w:ascii="Roboto" w:hAnsi="Roboto"/>
-          <w:b/>
-          <w:bCs/>
-          <w:color w:val="444444"/>
-          <w:shd w:val="clear" w:color="auto" w:fill="FFFFFF"/>
-        </w:rPr>
-        <w:t>resetTimer</w:t>
-      </w:r>
-      <w:proofErr w:type="spellEnd"/>
-      <w:r>
-        <w:rPr>
-          <w:rFonts w:ascii="Roboto" w:hAnsi="Roboto"/>
-          <w:b/>
-          <w:bCs/>
-          <w:color w:val="444444"/>
-          <w:shd w:val="clear" w:color="auto" w:fill="FFFFFF"/>
-        </w:rPr>
-        <w:t>()</w:t>
+      <w:r>
+        <w:rPr>
+          <w:rFonts w:ascii="Roboto" w:hAnsi="Roboto"/>
+          <w:b/>
+          <w:bCs/>
+          <w:color w:val="444444"/>
+          <w:shd w:val="clear" w:color="auto" w:fill="FFFFFF"/>
+        </w:rPr>
+        <w:t>resetTimer()</w:t>
       </w:r>
       <w:r>
         <w:rPr>
@@ -7908,60 +7128,24 @@
           <w:color w:val="444444"/>
           <w:shd w:val="clear" w:color="auto" w:fill="FFFFFF"/>
         </w:rPr>
-        <w:t xml:space="preserve"> ([(</w:t>
-      </w:r>
-      <w:proofErr w:type="spellStart"/>
-      <w:r>
-        <w:rPr>
-          <w:rFonts w:ascii="Roboto" w:hAnsi="Roboto"/>
-          <w:color w:val="444444"/>
-          <w:shd w:val="clear" w:color="auto" w:fill="FFFFFF"/>
-        </w:rPr>
-        <w:t>ngModel</w:t>
-      </w:r>
-      <w:proofErr w:type="spellEnd"/>
-      <w:r>
-        <w:rPr>
-          <w:rFonts w:ascii="Roboto" w:hAnsi="Roboto"/>
-          <w:color w:val="444444"/>
-          <w:shd w:val="clear" w:color="auto" w:fill="FFFFFF"/>
-        </w:rPr>
-        <w:t>)]="property"):</w:t>
-      </w:r>
-    </w:p>
-    <w:p>
-      <w:pPr>
-        <w:rPr>
-          <w:rFonts w:ascii="Roboto" w:hAnsi="Roboto"/>
-          <w:color w:val="444444"/>
-          <w:shd w:val="clear" w:color="auto" w:fill="FFFFFF"/>
-        </w:rPr>
-      </w:pPr>
-      <w:r>
-        <w:rPr>
-          <w:rFonts w:ascii="Roboto" w:hAnsi="Roboto"/>
-          <w:color w:val="444444"/>
-          <w:shd w:val="clear" w:color="auto" w:fill="FFFFFF"/>
-        </w:rPr>
-        <w:t>Usage: [(</w:t>
-      </w:r>
-      <w:proofErr w:type="spellStart"/>
-      <w:r>
-        <w:rPr>
-          <w:rFonts w:ascii="Roboto" w:hAnsi="Roboto"/>
-          <w:color w:val="444444"/>
-          <w:shd w:val="clear" w:color="auto" w:fill="FFFFFF"/>
-        </w:rPr>
-        <w:t>ngModel</w:t>
-      </w:r>
-      <w:proofErr w:type="spellEnd"/>
-      <w:r>
-        <w:rPr>
-          <w:rFonts w:ascii="Roboto" w:hAnsi="Roboto"/>
-          <w:color w:val="444444"/>
-          <w:shd w:val="clear" w:color="auto" w:fill="FFFFFF"/>
-        </w:rPr>
-        <w:t>)]="property"</w:t>
+        <w:t xml:space="preserve"> ([(ngModel)]="property"):</w:t>
+      </w:r>
+    </w:p>
+    <w:p>
+      <w:pPr>
+        <w:rPr>
+          <w:rFonts w:ascii="Roboto" w:hAnsi="Roboto"/>
+          <w:color w:val="444444"/>
+          <w:shd w:val="clear" w:color="auto" w:fill="FFFFFF"/>
+        </w:rPr>
+      </w:pPr>
+      <w:r>
+        <w:rPr>
+          <w:rFonts w:ascii="Roboto" w:hAnsi="Roboto"/>
+          <w:color w:val="444444"/>
+          <w:shd w:val="clear" w:color="auto" w:fill="FFFFFF"/>
+        </w:rPr>
+        <w:t>Usage: [(ngModel)]="property"</w:t>
       </w:r>
     </w:p>
     <w:p>
@@ -8058,60 +7242,24 @@
           <w:color w:val="444444"/>
           <w:shd w:val="clear" w:color="auto" w:fill="FFFFFF"/>
         </w:rPr>
-        <w:t xml:space="preserve"> ([</w:t>
-      </w:r>
-      <w:proofErr w:type="spellStart"/>
-      <w:r>
-        <w:rPr>
-          <w:rFonts w:ascii="Roboto" w:hAnsi="Roboto"/>
-          <w:color w:val="444444"/>
-          <w:shd w:val="clear" w:color="auto" w:fill="FFFFFF"/>
-        </w:rPr>
-        <w:t>attr.attributeName</w:t>
-      </w:r>
-      <w:proofErr w:type="spellEnd"/>
-      <w:r>
-        <w:rPr>
-          <w:rFonts w:ascii="Roboto" w:hAnsi="Roboto"/>
-          <w:color w:val="444444"/>
-          <w:shd w:val="clear" w:color="auto" w:fill="FFFFFF"/>
-        </w:rPr>
-        <w:t>]="expression"):</w:t>
-      </w:r>
-    </w:p>
-    <w:p>
-      <w:pPr>
-        <w:rPr>
-          <w:rFonts w:ascii="Roboto" w:hAnsi="Roboto"/>
-          <w:color w:val="444444"/>
-          <w:shd w:val="clear" w:color="auto" w:fill="FFFFFF"/>
-        </w:rPr>
-      </w:pPr>
-      <w:r>
-        <w:rPr>
-          <w:rFonts w:ascii="Roboto" w:hAnsi="Roboto"/>
-          <w:color w:val="444444"/>
-          <w:shd w:val="clear" w:color="auto" w:fill="FFFFFF"/>
-        </w:rPr>
-        <w:t>Usage: [</w:t>
-      </w:r>
-      <w:proofErr w:type="spellStart"/>
-      <w:r>
-        <w:rPr>
-          <w:rFonts w:ascii="Roboto" w:hAnsi="Roboto"/>
-          <w:color w:val="444444"/>
-          <w:shd w:val="clear" w:color="auto" w:fill="FFFFFF"/>
-        </w:rPr>
-        <w:t>attr.attributeName</w:t>
-      </w:r>
-      <w:proofErr w:type="spellEnd"/>
-      <w:r>
-        <w:rPr>
-          <w:rFonts w:ascii="Roboto" w:hAnsi="Roboto"/>
-          <w:color w:val="444444"/>
-          <w:shd w:val="clear" w:color="auto" w:fill="FFFFFF"/>
-        </w:rPr>
-        <w:t>]="expression"</w:t>
+        <w:t xml:space="preserve"> ([attr.attributeName]="expression"):</w:t>
+      </w:r>
+    </w:p>
+    <w:p>
+      <w:pPr>
+        <w:rPr>
+          <w:rFonts w:ascii="Roboto" w:hAnsi="Roboto"/>
+          <w:color w:val="444444"/>
+          <w:shd w:val="clear" w:color="auto" w:fill="FFFFFF"/>
+        </w:rPr>
+      </w:pPr>
+      <w:r>
+        <w:rPr>
+          <w:rFonts w:ascii="Roboto" w:hAnsi="Roboto"/>
+          <w:color w:val="444444"/>
+          <w:shd w:val="clear" w:color="auto" w:fill="FFFFFF"/>
+        </w:rPr>
+        <w:t>Usage: [attr.attributeName]="expression"</w:t>
       </w:r>
     </w:p>
     <w:p>
@@ -8207,60 +7355,24 @@
           <w:color w:val="444444"/>
           <w:shd w:val="clear" w:color="auto" w:fill="FFFFFF"/>
         </w:rPr>
-        <w:t xml:space="preserve"> ([</w:t>
-      </w:r>
-      <w:proofErr w:type="spellStart"/>
-      <w:r>
-        <w:rPr>
-          <w:rFonts w:ascii="Roboto" w:hAnsi="Roboto"/>
-          <w:color w:val="444444"/>
-          <w:shd w:val="clear" w:color="auto" w:fill="FFFFFF"/>
-        </w:rPr>
-        <w:t>class.className</w:t>
-      </w:r>
-      <w:proofErr w:type="spellEnd"/>
-      <w:r>
-        <w:rPr>
-          <w:rFonts w:ascii="Roboto" w:hAnsi="Roboto"/>
-          <w:color w:val="444444"/>
-          <w:shd w:val="clear" w:color="auto" w:fill="FFFFFF"/>
-        </w:rPr>
-        <w:t>]="expression"):</w:t>
-      </w:r>
-    </w:p>
-    <w:p>
-      <w:pPr>
-        <w:rPr>
-          <w:rFonts w:ascii="Roboto" w:hAnsi="Roboto"/>
-          <w:color w:val="444444"/>
-          <w:shd w:val="clear" w:color="auto" w:fill="FFFFFF"/>
-        </w:rPr>
-      </w:pPr>
-      <w:r>
-        <w:rPr>
-          <w:rFonts w:ascii="Roboto" w:hAnsi="Roboto"/>
-          <w:color w:val="444444"/>
-          <w:shd w:val="clear" w:color="auto" w:fill="FFFFFF"/>
-        </w:rPr>
-        <w:t>Usage: [</w:t>
-      </w:r>
-      <w:proofErr w:type="spellStart"/>
-      <w:r>
-        <w:rPr>
-          <w:rFonts w:ascii="Roboto" w:hAnsi="Roboto"/>
-          <w:color w:val="444444"/>
-          <w:shd w:val="clear" w:color="auto" w:fill="FFFFFF"/>
-        </w:rPr>
-        <w:t>class.className</w:t>
-      </w:r>
-      <w:proofErr w:type="spellEnd"/>
-      <w:r>
-        <w:rPr>
-          <w:rFonts w:ascii="Roboto" w:hAnsi="Roboto"/>
-          <w:color w:val="444444"/>
-          <w:shd w:val="clear" w:color="auto" w:fill="FFFFFF"/>
-        </w:rPr>
-        <w:t>]="expression"</w:t>
+        <w:t xml:space="preserve"> ([class.className]="expression"):</w:t>
+      </w:r>
+    </w:p>
+    <w:p>
+      <w:pPr>
+        <w:rPr>
+          <w:rFonts w:ascii="Roboto" w:hAnsi="Roboto"/>
+          <w:color w:val="444444"/>
+          <w:shd w:val="clear" w:color="auto" w:fill="FFFFFF"/>
+        </w:rPr>
+      </w:pPr>
+      <w:r>
+        <w:rPr>
+          <w:rFonts w:ascii="Roboto" w:hAnsi="Roboto"/>
+          <w:color w:val="444444"/>
+          <w:shd w:val="clear" w:color="auto" w:fill="FFFFFF"/>
+        </w:rPr>
+        <w:t>Usage: [class.className]="expression"</w:t>
       </w:r>
     </w:p>
     <w:p>
@@ -8356,60 +7468,24 @@
           <w:color w:val="444444"/>
           <w:shd w:val="clear" w:color="auto" w:fill="FFFFFF"/>
         </w:rPr>
-        <w:t xml:space="preserve"> ([</w:t>
-      </w:r>
-      <w:proofErr w:type="spellStart"/>
-      <w:r>
-        <w:rPr>
-          <w:rFonts w:ascii="Roboto" w:hAnsi="Roboto"/>
-          <w:color w:val="444444"/>
-          <w:shd w:val="clear" w:color="auto" w:fill="FFFFFF"/>
-        </w:rPr>
-        <w:t>style.property</w:t>
-      </w:r>
-      <w:proofErr w:type="spellEnd"/>
-      <w:r>
-        <w:rPr>
-          <w:rFonts w:ascii="Roboto" w:hAnsi="Roboto"/>
-          <w:color w:val="444444"/>
-          <w:shd w:val="clear" w:color="auto" w:fill="FFFFFF"/>
-        </w:rPr>
-        <w:t>]="expression"):</w:t>
-      </w:r>
-    </w:p>
-    <w:p>
-      <w:pPr>
-        <w:rPr>
-          <w:rFonts w:ascii="Roboto" w:hAnsi="Roboto"/>
-          <w:color w:val="444444"/>
-          <w:shd w:val="clear" w:color="auto" w:fill="FFFFFF"/>
-        </w:rPr>
-      </w:pPr>
-      <w:r>
-        <w:rPr>
-          <w:rFonts w:ascii="Roboto" w:hAnsi="Roboto"/>
-          <w:color w:val="444444"/>
-          <w:shd w:val="clear" w:color="auto" w:fill="FFFFFF"/>
-        </w:rPr>
-        <w:t>Usage: [</w:t>
-      </w:r>
-      <w:proofErr w:type="spellStart"/>
-      <w:r>
-        <w:rPr>
-          <w:rFonts w:ascii="Roboto" w:hAnsi="Roboto"/>
-          <w:color w:val="444444"/>
-          <w:shd w:val="clear" w:color="auto" w:fill="FFFFFF"/>
-        </w:rPr>
-        <w:t>style.property</w:t>
-      </w:r>
-      <w:proofErr w:type="spellEnd"/>
-      <w:r>
-        <w:rPr>
-          <w:rFonts w:ascii="Roboto" w:hAnsi="Roboto"/>
-          <w:color w:val="444444"/>
-          <w:shd w:val="clear" w:color="auto" w:fill="FFFFFF"/>
-        </w:rPr>
-        <w:t>]="expression"</w:t>
+        <w:t xml:space="preserve"> ([style.property]="expression"):</w:t>
+      </w:r>
+    </w:p>
+    <w:p>
+      <w:pPr>
+        <w:rPr>
+          <w:rFonts w:ascii="Roboto" w:hAnsi="Roboto"/>
+          <w:color w:val="444444"/>
+          <w:shd w:val="clear" w:color="auto" w:fill="FFFFFF"/>
+        </w:rPr>
+      </w:pPr>
+      <w:r>
+        <w:rPr>
+          <w:rFonts w:ascii="Roboto" w:hAnsi="Roboto"/>
+          <w:color w:val="444444"/>
+          <w:shd w:val="clear" w:color="auto" w:fill="FFFFFF"/>
+        </w:rPr>
+        <w:t>Usage: [style.property]="expression"</w:t>
       </w:r>
     </w:p>
     <w:p>
@@ -8505,96 +7581,24 @@
           <w:color w:val="444444"/>
           <w:shd w:val="clear" w:color="auto" w:fill="FFFFFF"/>
         </w:rPr>
-        <w:t xml:space="preserve"> ({{ expression ? </w:t>
-      </w:r>
-      <w:proofErr w:type="spellStart"/>
-      <w:r>
-        <w:rPr>
-          <w:rFonts w:ascii="Roboto" w:hAnsi="Roboto"/>
-          <w:color w:val="444444"/>
-          <w:shd w:val="clear" w:color="auto" w:fill="FFFFFF"/>
-        </w:rPr>
-        <w:t>trueValue</w:t>
-      </w:r>
-      <w:proofErr w:type="spellEnd"/>
-      <w:r>
-        <w:rPr>
-          <w:rFonts w:ascii="Roboto" w:hAnsi="Roboto"/>
-          <w:color w:val="444444"/>
-          <w:shd w:val="clear" w:color="auto" w:fill="FFFFFF"/>
-        </w:rPr>
-        <w:t xml:space="preserve"> : </w:t>
-      </w:r>
-      <w:proofErr w:type="spellStart"/>
-      <w:r>
-        <w:rPr>
-          <w:rFonts w:ascii="Roboto" w:hAnsi="Roboto"/>
-          <w:color w:val="444444"/>
-          <w:shd w:val="clear" w:color="auto" w:fill="FFFFFF"/>
-        </w:rPr>
-        <w:t>falseValue</w:t>
-      </w:r>
-      <w:proofErr w:type="spellEnd"/>
-      <w:r>
-        <w:rPr>
-          <w:rFonts w:ascii="Roboto" w:hAnsi="Roboto"/>
-          <w:color w:val="444444"/>
-          <w:shd w:val="clear" w:color="auto" w:fill="FFFFFF"/>
-        </w:rPr>
-        <w:t xml:space="preserve"> }}):</w:t>
-      </w:r>
-    </w:p>
-    <w:p>
-      <w:pPr>
-        <w:rPr>
-          <w:rFonts w:ascii="Roboto" w:hAnsi="Roboto"/>
-          <w:color w:val="444444"/>
-          <w:shd w:val="clear" w:color="auto" w:fill="FFFFFF"/>
-        </w:rPr>
-      </w:pPr>
-      <w:r>
-        <w:rPr>
-          <w:rFonts w:ascii="Roboto" w:hAnsi="Roboto"/>
-          <w:color w:val="444444"/>
-          <w:shd w:val="clear" w:color="auto" w:fill="FFFFFF"/>
-        </w:rPr>
-        <w:t xml:space="preserve">Usage: {{ expression ? </w:t>
-      </w:r>
-      <w:proofErr w:type="spellStart"/>
-      <w:r>
-        <w:rPr>
-          <w:rFonts w:ascii="Roboto" w:hAnsi="Roboto"/>
-          <w:color w:val="444444"/>
-          <w:shd w:val="clear" w:color="auto" w:fill="FFFFFF"/>
-        </w:rPr>
-        <w:t>trueValue</w:t>
-      </w:r>
-      <w:proofErr w:type="spellEnd"/>
-      <w:r>
-        <w:rPr>
-          <w:rFonts w:ascii="Roboto" w:hAnsi="Roboto"/>
-          <w:color w:val="444444"/>
-          <w:shd w:val="clear" w:color="auto" w:fill="FFFFFF"/>
-        </w:rPr>
-        <w:t xml:space="preserve"> : </w:t>
-      </w:r>
-      <w:proofErr w:type="spellStart"/>
-      <w:r>
-        <w:rPr>
-          <w:rFonts w:ascii="Roboto" w:hAnsi="Roboto"/>
-          <w:color w:val="444444"/>
-          <w:shd w:val="clear" w:color="auto" w:fill="FFFFFF"/>
-        </w:rPr>
-        <w:t>falseValue</w:t>
-      </w:r>
-      <w:proofErr w:type="spellEnd"/>
-      <w:r>
-        <w:rPr>
-          <w:rFonts w:ascii="Roboto" w:hAnsi="Roboto"/>
-          <w:color w:val="444444"/>
-          <w:shd w:val="clear" w:color="auto" w:fill="FFFFFF"/>
-        </w:rPr>
-        <w:t xml:space="preserve"> }}</w:t>
+        <w:t xml:space="preserve"> ({{ expression ? trueValue : falseValue }}):</w:t>
+      </w:r>
+    </w:p>
+    <w:p>
+      <w:pPr>
+        <w:rPr>
+          <w:rFonts w:ascii="Roboto" w:hAnsi="Roboto"/>
+          <w:color w:val="444444"/>
+          <w:shd w:val="clear" w:color="auto" w:fill="FFFFFF"/>
+        </w:rPr>
+      </w:pPr>
+      <w:r>
+        <w:rPr>
+          <w:rFonts w:ascii="Roboto" w:hAnsi="Roboto"/>
+          <w:color w:val="444444"/>
+          <w:shd w:val="clear" w:color="auto" w:fill="FFFFFF"/>
+        </w:rPr>
+        <w:t>Usage: {{ expression ? trueValue : falseValue }}</w:t>
       </w:r>
     </w:p>
     <w:p>
@@ -9190,7 +8194,6 @@
         </w:rPr>
         <w:t xml:space="preserve">The </w:t>
       </w:r>
-      <w:proofErr w:type="spellStart"/>
       <w:r>
         <w:rPr>
           <w:rFonts w:ascii="Ubuntu Mono" w:eastAsia="Times New Roman" w:hAnsi="Ubuntu Mono" w:cs="Courier New"/>
@@ -9206,7 +8209,6 @@
         </w:rPr>
         <w:t>AppComponent</w:t>
       </w:r>
-      <w:proofErr w:type="spellEnd"/>
       <w:r>
         <w:rPr>
           <w:rFonts w:ascii="Segoe UI" w:eastAsia="Times New Roman" w:hAnsi="Segoe UI" w:cs="Segoe UI"/>
@@ -9219,7 +8221,6 @@
         </w:rPr>
         <w:t xml:space="preserve"> uses the </w:t>
       </w:r>
-      <w:proofErr w:type="spellStart"/>
       <w:r>
         <w:rPr>
           <w:rFonts w:ascii="Ubuntu Mono" w:eastAsia="Times New Roman" w:hAnsi="Ubuntu Mono" w:cs="Courier New"/>
@@ -9235,7 +8236,6 @@
         </w:rPr>
         <w:t>DataService</w:t>
       </w:r>
-      <w:proofErr w:type="spellEnd"/>
       <w:r>
         <w:rPr>
           <w:rFonts w:ascii="Segoe UI" w:eastAsia="Times New Roman" w:hAnsi="Segoe UI" w:cs="Segoe UI"/>
@@ -9284,7 +8284,6 @@
         </w:rPr>
         <w:t xml:space="preserve">It has a method </w:t>
       </w:r>
-      <w:proofErr w:type="spellStart"/>
       <w:r>
         <w:rPr>
           <w:rFonts w:ascii="Ubuntu Mono" w:eastAsia="Times New Roman" w:hAnsi="Ubuntu Mono" w:cs="Courier New"/>
@@ -9300,7 +8299,6 @@
         </w:rPr>
         <w:t>addData</w:t>
       </w:r>
-      <w:proofErr w:type="spellEnd"/>
       <w:r>
         <w:rPr>
           <w:rFonts w:ascii="Segoe UI" w:eastAsia="Times New Roman" w:hAnsi="Segoe UI" w:cs="Segoe UI"/>
@@ -9349,7 +8347,6 @@
         </w:rPr>
         <w:t xml:space="preserve">The template binds to the </w:t>
       </w:r>
-      <w:proofErr w:type="spellStart"/>
       <w:r>
         <w:rPr>
           <w:rFonts w:ascii="Ubuntu Mono" w:eastAsia="Times New Roman" w:hAnsi="Ubuntu Mono" w:cs="Courier New"/>
@@ -9365,7 +8362,6 @@
         </w:rPr>
         <w:t>newData</w:t>
       </w:r>
-      <w:proofErr w:type="spellEnd"/>
       <w:r>
         <w:rPr>
           <w:rFonts w:ascii="Segoe UI" w:eastAsia="Times New Roman" w:hAnsi="Segoe UI" w:cs="Segoe UI"/>
@@ -9378,7 +8374,6 @@
         </w:rPr>
         <w:t xml:space="preserve"> property and displays the list of data using the </w:t>
       </w:r>
-      <w:proofErr w:type="spellStart"/>
       <w:r>
         <w:rPr>
           <w:rFonts w:ascii="Ubuntu Mono" w:eastAsia="Times New Roman" w:hAnsi="Ubuntu Mono" w:cs="Courier New"/>
@@ -9394,7 +8389,6 @@
         </w:rPr>
         <w:t>getData</w:t>
       </w:r>
-      <w:proofErr w:type="spellEnd"/>
       <w:r>
         <w:rPr>
           <w:rFonts w:ascii="Segoe UI" w:eastAsia="Times New Roman" w:hAnsi="Segoe UI" w:cs="Segoe UI"/>
@@ -9585,7 +8579,6 @@
         </w:rPr>
         <w:t xml:space="preserve">The </w:t>
       </w:r>
-      <w:proofErr w:type="spellStart"/>
       <w:r>
         <w:rPr>
           <w:rStyle w:val="HTMLCode"/>
@@ -9598,7 +8591,6 @@
         </w:rPr>
         <w:t>AppComponent</w:t>
       </w:r>
-      <w:proofErr w:type="spellEnd"/>
       <w:r>
         <w:rPr>
           <w:rFonts w:ascii="Segoe UI" w:hAnsi="Segoe UI" w:cs="Segoe UI"/>
@@ -9606,7 +8598,6 @@
         </w:rPr>
         <w:t xml:space="preserve"> constructor requests an instance of </w:t>
       </w:r>
-      <w:proofErr w:type="spellStart"/>
       <w:r>
         <w:rPr>
           <w:rStyle w:val="HTMLCode"/>
@@ -9619,7 +8610,6 @@
         </w:rPr>
         <w:t>DataService</w:t>
       </w:r>
-      <w:proofErr w:type="spellEnd"/>
       <w:r>
         <w:rPr>
           <w:rFonts w:ascii="Segoe UI" w:hAnsi="Segoe UI" w:cs="Segoe UI"/>
@@ -9641,23 +8631,13 @@
           <w:shd w:val="clear" w:color="auto" w:fill="FFFFFF"/>
         </w:rPr>
       </w:pPr>
-      <w:proofErr w:type="spellStart"/>
       <w:r>
         <w:rPr>
           <w:rFonts w:ascii="Segoe UI" w:hAnsi="Segoe UI" w:cs="Segoe UI"/>
           <w:color w:val="374151"/>
         </w:rPr>
-        <w:t>Angular's</w:t>
-      </w:r>
-      <w:proofErr w:type="spellEnd"/>
-      <w:r>
-        <w:rPr>
-          <w:rFonts w:ascii="Segoe UI" w:hAnsi="Segoe UI" w:cs="Segoe UI"/>
-          <w:color w:val="374151"/>
-        </w:rPr>
-        <w:t xml:space="preserve"> dependency injection system provides an instance of </w:t>
-      </w:r>
-      <w:proofErr w:type="spellStart"/>
+        <w:t xml:space="preserve">Angular's dependency injection system provides an instance of </w:t>
+      </w:r>
       <w:r>
         <w:rPr>
           <w:rStyle w:val="HTMLCode"/>
@@ -9670,7 +8650,6 @@
         </w:rPr>
         <w:t>DataService</w:t>
       </w:r>
-      <w:proofErr w:type="spellEnd"/>
       <w:r>
         <w:rPr>
           <w:rFonts w:ascii="Segoe UI" w:hAnsi="Segoe UI" w:cs="Segoe UI"/>
@@ -9700,27 +8679,15 @@
         </w:rPr>
         <w:t xml:space="preserve">The service is marked with </w:t>
       </w:r>
-      <w:proofErr w:type="spellStart"/>
-      <w:r>
-        <w:rPr>
-          <w:rFonts w:ascii="Roboto" w:hAnsi="Roboto"/>
-          <w:b/>
-          <w:bCs/>
-          <w:color w:val="444444"/>
-          <w:shd w:val="clear" w:color="auto" w:fill="FFFFFF"/>
-        </w:rPr>
-        <w:t>providedIn</w:t>
-      </w:r>
-      <w:proofErr w:type="spellEnd"/>
-      <w:r>
-        <w:rPr>
-          <w:rFonts w:ascii="Roboto" w:hAnsi="Roboto"/>
-          <w:b/>
-          <w:bCs/>
-          <w:color w:val="444444"/>
-          <w:shd w:val="clear" w:color="auto" w:fill="FFFFFF"/>
-        </w:rPr>
-        <w:t>: 'root'</w:t>
+      <w:r>
+        <w:rPr>
+          <w:rFonts w:ascii="Roboto" w:hAnsi="Roboto"/>
+          <w:b/>
+          <w:bCs/>
+          <w:color w:val="444444"/>
+          <w:shd w:val="clear" w:color="auto" w:fill="FFFFFF"/>
+        </w:rPr>
+        <w:t>providedIn: 'root'</w:t>
       </w:r>
       <w:r>
         <w:rPr>
@@ -9772,25 +8739,7 @@
           <w:color w:val="444444"/>
           <w:shd w:val="clear" w:color="auto" w:fill="FFFFFF"/>
         </w:rPr>
-        <w:t xml:space="preserve">The service is marked with </w:t>
-      </w:r>
-      <w:proofErr w:type="spellStart"/>
-      <w:r>
-        <w:rPr>
-          <w:rFonts w:ascii="Roboto" w:hAnsi="Roboto"/>
-          <w:color w:val="444444"/>
-          <w:shd w:val="clear" w:color="auto" w:fill="FFFFFF"/>
-        </w:rPr>
-        <w:t>providedIn</w:t>
-      </w:r>
-      <w:proofErr w:type="spellEnd"/>
-      <w:r>
-        <w:rPr>
-          <w:rFonts w:ascii="Roboto" w:hAnsi="Roboto"/>
-          <w:color w:val="444444"/>
-          <w:shd w:val="clear" w:color="auto" w:fill="FFFFFF"/>
-        </w:rPr>
-        <w:t>: 'root', making it a singleton service.</w:t>
+        <w:t>The service is marked with providedIn: 'root', making it a singleton service.</w:t>
       </w:r>
     </w:p>
     <w:p>
@@ -9834,25 +8783,7 @@
           <w:color w:val="444444"/>
           <w:shd w:val="clear" w:color="auto" w:fill="FFFFFF"/>
         </w:rPr>
-        <w:t xml:space="preserve">The service is marked with </w:t>
-      </w:r>
-      <w:proofErr w:type="spellStart"/>
-      <w:r>
-        <w:rPr>
-          <w:rFonts w:ascii="Roboto" w:hAnsi="Roboto"/>
-          <w:color w:val="444444"/>
-          <w:shd w:val="clear" w:color="auto" w:fill="FFFFFF"/>
-        </w:rPr>
-        <w:t>providedIn</w:t>
-      </w:r>
-      <w:proofErr w:type="spellEnd"/>
-      <w:r>
-        <w:rPr>
-          <w:rFonts w:ascii="Roboto" w:hAnsi="Roboto"/>
-          <w:color w:val="444444"/>
-          <w:shd w:val="clear" w:color="auto" w:fill="FFFFFF"/>
-        </w:rPr>
-        <w:t>: 'root', making it a singleton service.</w:t>
+        <w:t>The service is marked with providedIn: 'root', making it a singleton service.</w:t>
       </w:r>
     </w:p>
     <w:p>
@@ -10008,22 +8939,8 @@
           <w:szCs w:val="21"/>
           <w:bdr w:val="single" w:sz="2" w:space="0" w:color="D9D9E3" w:frame="1"/>
         </w:rPr>
-        <w:t>app-</w:t>
-      </w:r>
-      <w:proofErr w:type="spellStart"/>
-      <w:r>
-        <w:rPr>
-          <w:rStyle w:val="HTMLCode"/>
-          <w:rFonts w:ascii="Ubuntu Mono" w:eastAsiaTheme="minorHAnsi" w:hAnsi="Ubuntu Mono"/>
-          <w:b/>
-          <w:bCs/>
-          <w:sz w:val="21"/>
-          <w:szCs w:val="21"/>
-          <w:bdr w:val="single" w:sz="2" w:space="0" w:color="D9D9E3" w:frame="1"/>
-        </w:rPr>
-        <w:t>routing.module.ts</w:t>
-      </w:r>
-      <w:proofErr w:type="spellEnd"/>
+        <w:t>app-routing.module.ts</w:t>
+      </w:r>
       <w:r>
         <w:rPr>
           <w:rFonts w:ascii="Segoe UI" w:hAnsi="Segoe UI" w:cs="Segoe UI"/>
@@ -10112,20 +9029,8 @@
           <w:color w:val="444444"/>
           <w:shd w:val="clear" w:color="auto" w:fill="FFFFFF"/>
         </w:rPr>
-        <w:t xml:space="preserve"> – Directive - </w:t>
-      </w:r>
-      <w:proofErr w:type="spellStart"/>
-      <w:r>
-        <w:rPr>
-          <w:rFonts w:ascii="Roboto" w:hAnsi="Roboto"/>
-          <w:b/>
-          <w:bCs/>
-          <w:color w:val="444444"/>
-          <w:shd w:val="clear" w:color="auto" w:fill="FFFFFF"/>
-        </w:rPr>
-        <w:t>RouterModule</w:t>
-      </w:r>
-      <w:proofErr w:type="spellEnd"/>
+        <w:t xml:space="preserve"> – Directive - RouterModule</w:t>
+      </w:r>
       <w:r>
         <w:rPr>
           <w:rFonts w:ascii="Roboto" w:hAnsi="Roboto"/>
@@ -10292,7 +9197,6 @@
         </w:rPr>
         <w:t xml:space="preserve">Use the </w:t>
       </w:r>
-      <w:proofErr w:type="spellStart"/>
       <w:r>
         <w:rPr>
           <w:rStyle w:val="HTMLCode"/>
@@ -10305,7 +9209,6 @@
         </w:rPr>
         <w:t>routerLink</w:t>
       </w:r>
-      <w:proofErr w:type="spellEnd"/>
       <w:r>
         <w:rPr>
           <w:rFonts w:ascii="Segoe UI" w:hAnsi="Segoe UI" w:cs="Segoe UI"/>
@@ -10324,7 +9227,6 @@
           <w:color w:val="333333"/>
         </w:rPr>
       </w:pPr>
-      <w:proofErr w:type="spellStart"/>
       <w:r>
         <w:rPr>
           <w:rFonts w:ascii="Roboto" w:hAnsi="Roboto"/>
@@ -10332,29 +9234,8 @@
           <w:bCs/>
           <w:color w:val="333333"/>
         </w:rPr>
-        <w:t>RouterLink</w:t>
-      </w:r>
-      <w:proofErr w:type="spellEnd"/>
-      <w:r>
-        <w:rPr>
-          <w:rFonts w:ascii="Roboto" w:hAnsi="Roboto"/>
-          <w:b/>
-          <w:bCs/>
-          <w:color w:val="333333"/>
-        </w:rPr>
-        <w:t xml:space="preserve"> – Directive - </w:t>
-      </w:r>
-      <w:proofErr w:type="spellStart"/>
-      <w:r>
-        <w:rPr>
-          <w:rFonts w:ascii="Roboto" w:hAnsi="Roboto"/>
-          <w:b/>
-          <w:bCs/>
-          <w:color w:val="333333"/>
-        </w:rPr>
-        <w:t>RouterModule</w:t>
-      </w:r>
-      <w:proofErr w:type="spellEnd"/>
+        <w:t>RouterLink – Directive - RouterModule</w:t>
+      </w:r>
     </w:p>
     <w:p>
       <w:pPr>
@@ -10451,7 +9332,6 @@
           <w:color w:val="333333"/>
         </w:rPr>
       </w:pPr>
-      <w:proofErr w:type="spellStart"/>
       <w:r>
         <w:rPr>
           <w:rFonts w:ascii="Roboto" w:hAnsi="Roboto"/>
@@ -10459,29 +9339,8 @@
           <w:bCs/>
           <w:color w:val="333333"/>
         </w:rPr>
-        <w:t>RouterLinkActive</w:t>
-      </w:r>
-      <w:proofErr w:type="spellEnd"/>
-      <w:r>
-        <w:rPr>
-          <w:rFonts w:ascii="Roboto" w:hAnsi="Roboto"/>
-          <w:b/>
-          <w:bCs/>
-          <w:color w:val="333333"/>
-        </w:rPr>
-        <w:t xml:space="preserve"> – Directive - </w:t>
-      </w:r>
-      <w:proofErr w:type="spellStart"/>
-      <w:r>
-        <w:rPr>
-          <w:rFonts w:ascii="Roboto" w:hAnsi="Roboto"/>
-          <w:b/>
-          <w:bCs/>
-          <w:color w:val="333333"/>
-        </w:rPr>
-        <w:t>RouterModule</w:t>
-      </w:r>
-      <w:proofErr w:type="spellEnd"/>
+        <w:t>RouterLinkActive – Directive - RouterModule</w:t>
+      </w:r>
     </w:p>
     <w:p>
       <w:pPr>
@@ -11092,7 +9951,6 @@
         </w:rPr>
         <w:t> in </w:t>
       </w:r>
-      <w:proofErr w:type="spellStart"/>
       <w:r>
         <w:rPr>
           <w:rStyle w:val="HTMLCode"/>
@@ -11101,7 +9959,6 @@
         </w:rPr>
         <w:t>AppComponent</w:t>
       </w:r>
-      <w:proofErr w:type="spellEnd"/>
       <w:r>
         <w:rPr>
           <w:rFonts w:ascii="Roboto" w:hAnsi="Roboto"/>
@@ -11586,7 +10443,6 @@
         </w:rPr>
         <w:t xml:space="preserve">Suppose </w:t>
       </w:r>
-      <w:proofErr w:type="spellStart"/>
       <w:r>
         <w:rPr>
           <w:rFonts w:ascii="Segoe UI" w:hAnsi="Segoe UI" w:cs="Segoe UI"/>
@@ -11596,7 +10452,6 @@
         </w:rPr>
         <w:t>this.route</w:t>
       </w:r>
-      <w:proofErr w:type="spellEnd"/>
       <w:r>
         <w:rPr>
           <w:rFonts w:ascii="Segoe UI" w:hAnsi="Segoe UI" w:cs="Segoe UI"/>
@@ -11618,49 +10473,32 @@
           <w:rFonts w:ascii="Segoe UI" w:hAnsi="Segoe UI" w:cs="Segoe UI"/>
           <w:color w:val="374151"/>
         </w:rPr>
-        <w:t xml:space="preserve"> so the navigating </w:t>
-      </w:r>
-      <w:proofErr w:type="spellStart"/>
+        <w:t xml:space="preserve"> so the navigating url would be </w:t>
+      </w:r>
       <w:r>
         <w:rPr>
           <w:rFonts w:ascii="Segoe UI" w:hAnsi="Segoe UI" w:cs="Segoe UI"/>
-          <w:color w:val="374151"/>
-        </w:rPr>
-        <w:t>url</w:t>
-      </w:r>
-      <w:proofErr w:type="spellEnd"/>
-      <w:r>
+          <w:b/>
+          <w:bCs/>
+          <w:color w:val="374151"/>
+        </w:rPr>
+        <w:t>/dashboard/items</w:t>
+      </w:r>
+    </w:p>
+    <w:p>
+      <w:pPr>
         <w:rPr>
           <w:rFonts w:ascii="Segoe UI" w:hAnsi="Segoe UI" w:cs="Segoe UI"/>
           <w:color w:val="374151"/>
         </w:rPr>
-        <w:t xml:space="preserve"> would be </w:t>
-      </w:r>
+      </w:pPr>
       <w:r>
         <w:rPr>
           <w:rFonts w:ascii="Segoe UI" w:hAnsi="Segoe UI" w:cs="Segoe UI"/>
-          <w:b/>
-          <w:bCs/>
-          <w:color w:val="374151"/>
-        </w:rPr>
-        <w:t>/dashboard/items</w:t>
-      </w:r>
-    </w:p>
-    <w:p>
-      <w:pPr>
-        <w:rPr>
-          <w:rFonts w:ascii="Segoe UI" w:hAnsi="Segoe UI" w:cs="Segoe UI"/>
-          <w:color w:val="374151"/>
-        </w:rPr>
-      </w:pPr>
-      <w:r>
-        <w:rPr>
-          <w:rFonts w:ascii="Segoe UI" w:hAnsi="Segoe UI" w:cs="Segoe UI"/>
           <w:color w:val="374151"/>
         </w:rPr>
         <w:t xml:space="preserve">the </w:t>
       </w:r>
-      <w:proofErr w:type="spellStart"/>
       <w:r>
         <w:rPr>
           <w:rStyle w:val="HTMLCode"/>
@@ -11673,7 +10511,6 @@
         </w:rPr>
         <w:t>relativeTo</w:t>
       </w:r>
-      <w:proofErr w:type="spellEnd"/>
       <w:r>
         <w:rPr>
           <w:rFonts w:ascii="Segoe UI" w:hAnsi="Segoe UI" w:cs="Segoe UI"/>
@@ -11740,7 +10577,6 @@
         </w:rPr>
         <w:t xml:space="preserve">you can access query parameters and fragments (also known as hash fragments) from the current route using the </w:t>
       </w:r>
-      <w:proofErr w:type="spellStart"/>
       <w:r>
         <w:rPr>
           <w:rStyle w:val="HTMLCode"/>
@@ -11753,7 +10589,6 @@
         </w:rPr>
         <w:t>ActivatedRoute</w:t>
       </w:r>
-      <w:proofErr w:type="spellEnd"/>
       <w:r>
         <w:rPr>
           <w:rFonts w:ascii="Segoe UI" w:hAnsi="Segoe UI" w:cs="Segoe UI"/>
@@ -11761,7 +10596,6 @@
         </w:rPr>
         <w:t xml:space="preserve"> service. The </w:t>
       </w:r>
-      <w:proofErr w:type="spellStart"/>
       <w:r>
         <w:rPr>
           <w:rStyle w:val="HTMLCode"/>
@@ -11774,7 +10608,6 @@
         </w:rPr>
         <w:t>ActivatedRoute</w:t>
       </w:r>
-      <w:proofErr w:type="spellEnd"/>
       <w:r>
         <w:rPr>
           <w:rFonts w:ascii="Segoe UI" w:hAnsi="Segoe UI" w:cs="Segoe UI"/>
@@ -11926,59 +10759,7 @@
           <w:szCs w:val="21"/>
           <w:bdr w:val="single" w:sz="2" w:space="0" w:color="D9D9E3" w:frame="1"/>
         </w:rPr>
-        <w:t>/</w:t>
-      </w:r>
-      <w:proofErr w:type="spellStart"/>
-      <w:r>
-        <w:rPr>
-          <w:rStyle w:val="HTMLCode"/>
-          <w:rFonts w:ascii="Ubuntu Mono" w:eastAsiaTheme="minorHAnsi" w:hAnsi="Ubuntu Mono"/>
-          <w:b/>
-          <w:bCs/>
-          <w:sz w:val="21"/>
-          <w:szCs w:val="21"/>
-          <w:bdr w:val="single" w:sz="2" w:space="0" w:color="D9D9E3" w:frame="1"/>
-        </w:rPr>
-        <w:t>items?category</w:t>
-      </w:r>
-      <w:proofErr w:type="spellEnd"/>
-      <w:r>
-        <w:rPr>
-          <w:rStyle w:val="HTMLCode"/>
-          <w:rFonts w:ascii="Ubuntu Mono" w:eastAsiaTheme="minorHAnsi" w:hAnsi="Ubuntu Mono"/>
-          <w:b/>
-          <w:bCs/>
-          <w:sz w:val="21"/>
-          <w:szCs w:val="21"/>
-          <w:bdr w:val="single" w:sz="2" w:space="0" w:color="D9D9E3" w:frame="1"/>
-        </w:rPr>
-        <w:t>=</w:t>
-      </w:r>
-      <w:proofErr w:type="spellStart"/>
-      <w:r>
-        <w:rPr>
-          <w:rStyle w:val="HTMLCode"/>
-          <w:rFonts w:ascii="Ubuntu Mono" w:eastAsiaTheme="minorHAnsi" w:hAnsi="Ubuntu Mono"/>
-          <w:b/>
-          <w:bCs/>
-          <w:sz w:val="21"/>
-          <w:szCs w:val="21"/>
-          <w:bdr w:val="single" w:sz="2" w:space="0" w:color="D9D9E3" w:frame="1"/>
-        </w:rPr>
-        <w:t>electronics&amp;page</w:t>
-      </w:r>
-      <w:proofErr w:type="spellEnd"/>
-      <w:r>
-        <w:rPr>
-          <w:rStyle w:val="HTMLCode"/>
-          <w:rFonts w:ascii="Ubuntu Mono" w:eastAsiaTheme="minorHAnsi" w:hAnsi="Ubuntu Mono"/>
-          <w:b/>
-          <w:bCs/>
-          <w:sz w:val="21"/>
-          <w:szCs w:val="21"/>
-          <w:bdr w:val="single" w:sz="2" w:space="0" w:color="D9D9E3" w:frame="1"/>
-        </w:rPr>
-        <w:t>=1</w:t>
+        <w:t>/items?category=electronics&amp;page=1</w:t>
       </w:r>
     </w:p>
     <w:p>
@@ -12082,22 +10863,8 @@
           <w:szCs w:val="21"/>
           <w:bdr w:val="single" w:sz="2" w:space="0" w:color="D9D9E3" w:frame="1"/>
         </w:rPr>
-        <w:t>/</w:t>
-      </w:r>
-      <w:proofErr w:type="spellStart"/>
-      <w:r>
-        <w:rPr>
-          <w:rStyle w:val="HTMLCode"/>
-          <w:rFonts w:ascii="Ubuntu Mono" w:eastAsiaTheme="minorHAnsi" w:hAnsi="Ubuntu Mono"/>
-          <w:b/>
-          <w:bCs/>
-          <w:sz w:val="21"/>
-          <w:szCs w:val="21"/>
-          <w:bdr w:val="single" w:sz="2" w:space="0" w:color="D9D9E3" w:frame="1"/>
-        </w:rPr>
-        <w:t>dashboard#overview</w:t>
-      </w:r>
-      <w:proofErr w:type="spellEnd"/>
+        <w:t>/dashboard#overview</w:t>
+      </w:r>
     </w:p>
     <w:p>
       <w:pPr>
@@ -12158,7 +10925,6 @@
           <w:color w:val="374151"/>
         </w:rPr>
       </w:pPr>
-      <w:proofErr w:type="spellStart"/>
       <w:r>
         <w:rPr>
           <w:rFonts w:ascii="Segoe UI" w:hAnsi="Segoe UI" w:cs="Segoe UI"/>
@@ -12166,17 +10932,7 @@
           <w:bCs/>
           <w:color w:val="374151"/>
         </w:rPr>
-        <w:t>Rsjs</w:t>
-      </w:r>
-      <w:proofErr w:type="spellEnd"/>
-      <w:r>
-        <w:rPr>
-          <w:rFonts w:ascii="Segoe UI" w:hAnsi="Segoe UI" w:cs="Segoe UI"/>
-          <w:b/>
-          <w:bCs/>
-          <w:color w:val="374151"/>
-        </w:rPr>
-        <w:t xml:space="preserve"> operators</w:t>
+        <w:t>Rsjs operators</w:t>
       </w:r>
     </w:p>
     <w:p>
@@ -12203,59 +10959,7 @@
           <w:szCs w:val="21"/>
           <w:bdr w:val="single" w:sz="2" w:space="0" w:color="D9D9E3" w:frame="1"/>
         </w:rPr>
-        <w:t>/</w:t>
-      </w:r>
-      <w:proofErr w:type="spellStart"/>
-      <w:r>
-        <w:rPr>
-          <w:rStyle w:val="HTMLCode"/>
-          <w:rFonts w:ascii="Ubuntu Mono" w:eastAsiaTheme="minorHAnsi" w:hAnsi="Ubuntu Mono"/>
-          <w:b/>
-          <w:bCs/>
-          <w:sz w:val="21"/>
-          <w:szCs w:val="21"/>
-          <w:bdr w:val="single" w:sz="2" w:space="0" w:color="D9D9E3" w:frame="1"/>
-        </w:rPr>
-        <w:t>items?category</w:t>
-      </w:r>
-      <w:proofErr w:type="spellEnd"/>
-      <w:r>
-        <w:rPr>
-          <w:rStyle w:val="HTMLCode"/>
-          <w:rFonts w:ascii="Ubuntu Mono" w:eastAsiaTheme="minorHAnsi" w:hAnsi="Ubuntu Mono"/>
-          <w:b/>
-          <w:bCs/>
-          <w:sz w:val="21"/>
-          <w:szCs w:val="21"/>
-          <w:bdr w:val="single" w:sz="2" w:space="0" w:color="D9D9E3" w:frame="1"/>
-        </w:rPr>
-        <w:t>=</w:t>
-      </w:r>
-      <w:proofErr w:type="spellStart"/>
-      <w:r>
-        <w:rPr>
-          <w:rStyle w:val="HTMLCode"/>
-          <w:rFonts w:ascii="Ubuntu Mono" w:eastAsiaTheme="minorHAnsi" w:hAnsi="Ubuntu Mono"/>
-          <w:b/>
-          <w:bCs/>
-          <w:sz w:val="21"/>
-          <w:szCs w:val="21"/>
-          <w:bdr w:val="single" w:sz="2" w:space="0" w:color="D9D9E3" w:frame="1"/>
-        </w:rPr>
-        <w:t>electronics&amp;page</w:t>
-      </w:r>
-      <w:proofErr w:type="spellEnd"/>
-      <w:r>
-        <w:rPr>
-          <w:rStyle w:val="HTMLCode"/>
-          <w:rFonts w:ascii="Ubuntu Mono" w:eastAsiaTheme="minorHAnsi" w:hAnsi="Ubuntu Mono"/>
-          <w:b/>
-          <w:bCs/>
-          <w:sz w:val="21"/>
-          <w:szCs w:val="21"/>
-          <w:bdr w:val="single" w:sz="2" w:space="0" w:color="D9D9E3" w:frame="1"/>
-        </w:rPr>
-        <w:t>=1#details</w:t>
+        <w:t>/items?category=electronics&amp;page=1#details</w:t>
       </w:r>
     </w:p>
     <w:p>
@@ -12407,7 +11111,6 @@
         </w:rPr>
         <w:t xml:space="preserve">The </w:t>
       </w:r>
-      <w:proofErr w:type="spellStart"/>
       <w:r>
         <w:rPr>
           <w:rFonts w:ascii="Ubuntu Mono" w:eastAsia="Times New Roman" w:hAnsi="Ubuntu Mono" w:cs="Courier New"/>
@@ -12423,7 +11126,6 @@
         </w:rPr>
         <w:t>switchMap</w:t>
       </w:r>
-      <w:proofErr w:type="spellEnd"/>
       <w:r>
         <w:rPr>
           <w:rFonts w:ascii="Segoe UI" w:eastAsia="Times New Roman" w:hAnsi="Segoe UI" w:cs="Segoe UI"/>
@@ -12588,57 +11290,17 @@
           <w:color w:val="444444"/>
           <w:shd w:val="clear" w:color="auto" w:fill="FFFFFF"/>
         </w:rPr>
-        <w:t xml:space="preserve">By default, </w:t>
-      </w:r>
-      <w:proofErr w:type="spellStart"/>
-      <w:r>
-        <w:rPr>
-          <w:rFonts w:ascii="Roboto" w:hAnsi="Roboto"/>
-          <w:color w:val="444444"/>
-          <w:shd w:val="clear" w:color="auto" w:fill="FFFFFF"/>
-        </w:rPr>
-        <w:t>NgModules</w:t>
-      </w:r>
-      <w:proofErr w:type="spellEnd"/>
-      <w:r>
-        <w:rPr>
-          <w:rFonts w:ascii="Roboto" w:hAnsi="Roboto"/>
-          <w:color w:val="444444"/>
-          <w:shd w:val="clear" w:color="auto" w:fill="FFFFFF"/>
-        </w:rPr>
-        <w:t xml:space="preserve"> are eagerly loaded. For large applications with lots of routes, consider lazy loading —</w:t>
-      </w:r>
-      <w:r>
-        <w:rPr>
-          <w:rFonts w:ascii="Roboto" w:hAnsi="Roboto"/>
-          <w:b/>
-          <w:bCs/>
-          <w:color w:val="444444"/>
-          <w:shd w:val="clear" w:color="auto" w:fill="FFFFFF"/>
-        </w:rPr>
-        <w:t xml:space="preserve">a design pattern that loads </w:t>
-      </w:r>
-      <w:proofErr w:type="spellStart"/>
-      <w:r>
-        <w:rPr>
-          <w:rFonts w:ascii="Roboto" w:hAnsi="Roboto"/>
-          <w:b/>
-          <w:bCs/>
-          <w:color w:val="444444"/>
-          <w:shd w:val="clear" w:color="auto" w:fill="FFFFFF"/>
-        </w:rPr>
-        <w:t>NgModules</w:t>
-      </w:r>
-      <w:proofErr w:type="spellEnd"/>
-      <w:r>
-        <w:rPr>
-          <w:rFonts w:ascii="Roboto" w:hAnsi="Roboto"/>
-          <w:b/>
-          <w:bCs/>
-          <w:color w:val="444444"/>
-          <w:shd w:val="clear" w:color="auto" w:fill="FFFFFF"/>
-        </w:rPr>
-        <w:t xml:space="preserve"> as needed.</w:t>
+        <w:t>By default, NgModules are eagerly loaded. For large applications with lots of routes, consider lazy loading —</w:t>
+      </w:r>
+      <w:r>
+        <w:rPr>
+          <w:rFonts w:ascii="Roboto" w:hAnsi="Roboto"/>
+          <w:b/>
+          <w:bCs/>
+          <w:color w:val="444444"/>
+          <w:shd w:val="clear" w:color="auto" w:fill="FFFFFF"/>
+        </w:rPr>
+        <w:t>a design pattern that loads NgModules as needed.</w:t>
       </w:r>
     </w:p>
     <w:p>
@@ -12653,39 +11315,7 @@
           <w:rFonts w:ascii="Segoe UI" w:hAnsi="Segoe UI" w:cs="Segoe UI"/>
           <w:color w:val="374151"/>
         </w:rPr>
-        <w:t xml:space="preserve">To lazy load Angular modules, use </w:t>
-      </w:r>
-      <w:proofErr w:type="spellStart"/>
-      <w:r>
-        <w:rPr>
-          <w:rFonts w:ascii="Segoe UI" w:hAnsi="Segoe UI" w:cs="Segoe UI"/>
-          <w:color w:val="374151"/>
-        </w:rPr>
-        <w:t>loadChildren</w:t>
-      </w:r>
-      <w:proofErr w:type="spellEnd"/>
-      <w:r>
-        <w:rPr>
-          <w:rFonts w:ascii="Segoe UI" w:hAnsi="Segoe UI" w:cs="Segoe UI"/>
-          <w:color w:val="374151"/>
-        </w:rPr>
-        <w:t xml:space="preserve"> (instead of component) in your </w:t>
-      </w:r>
-      <w:proofErr w:type="spellStart"/>
-      <w:r>
-        <w:rPr>
-          <w:rFonts w:ascii="Segoe UI" w:hAnsi="Segoe UI" w:cs="Segoe UI"/>
-          <w:color w:val="374151"/>
-        </w:rPr>
-        <w:t>AppRoutingModule</w:t>
-      </w:r>
-      <w:proofErr w:type="spellEnd"/>
-      <w:r>
-        <w:rPr>
-          <w:rFonts w:ascii="Segoe UI" w:hAnsi="Segoe UI" w:cs="Segoe UI"/>
-          <w:color w:val="374151"/>
-        </w:rPr>
-        <w:t xml:space="preserve"> routes</w:t>
+        <w:t>To lazy load Angular modules, use loadChildren (instead of component) in your AppRoutingModule routes</w:t>
       </w:r>
     </w:p>
     <w:p>
@@ -12885,7 +11515,6 @@
           <w:color w:val="333333"/>
         </w:rPr>
       </w:pPr>
-      <w:proofErr w:type="spellStart"/>
       <w:r>
         <w:rPr>
           <w:rStyle w:val="HTMLCode"/>
@@ -12897,9 +11526,17 @@
           <w:szCs w:val="43"/>
         </w:rPr>
         <w:lastRenderedPageBreak/>
-        <w:t>forRoot</w:t>
-      </w:r>
-      <w:proofErr w:type="spellEnd"/>
+        <w:t>forRoot()</w:t>
+      </w:r>
+      <w:r>
+        <w:rPr>
+          <w:rFonts w:ascii="Roboto" w:hAnsi="Roboto"/>
+          <w:b w:val="0"/>
+          <w:bCs w:val="0"/>
+          <w:color w:val="333333"/>
+        </w:rPr>
+        <w:t> and </w:t>
+      </w:r>
       <w:r>
         <w:rPr>
           <w:rStyle w:val="HTMLCode"/>
@@ -12910,42 +11547,7 @@
           <w:sz w:val="43"/>
           <w:szCs w:val="43"/>
         </w:rPr>
-        <w:t>()</w:t>
-      </w:r>
-      <w:r>
-        <w:rPr>
-          <w:rFonts w:ascii="Roboto" w:hAnsi="Roboto"/>
-          <w:b w:val="0"/>
-          <w:bCs w:val="0"/>
-          <w:color w:val="333333"/>
-        </w:rPr>
-        <w:t> and </w:t>
-      </w:r>
-      <w:proofErr w:type="spellStart"/>
-      <w:r>
-        <w:rPr>
-          <w:rStyle w:val="HTMLCode"/>
-          <w:rFonts w:ascii="Roboto Mono" w:hAnsi="Roboto Mono"/>
-          <w:b w:val="0"/>
-          <w:bCs w:val="0"/>
-          <w:color w:val="444444"/>
-          <w:sz w:val="43"/>
-          <w:szCs w:val="43"/>
-        </w:rPr>
-        <w:t>forChild</w:t>
-      </w:r>
-      <w:proofErr w:type="spellEnd"/>
-      <w:r>
-        <w:rPr>
-          <w:rStyle w:val="HTMLCode"/>
-          <w:rFonts w:ascii="Roboto Mono" w:hAnsi="Roboto Mono"/>
-          <w:b w:val="0"/>
-          <w:bCs w:val="0"/>
-          <w:color w:val="444444"/>
-          <w:sz w:val="43"/>
-          <w:szCs w:val="43"/>
-        </w:rPr>
-        <w:t>()</w:t>
+        <w:t>forChild()</w:t>
       </w:r>
     </w:p>
     <w:p>
@@ -12964,49 +11566,53 @@
         </w:rPr>
         <w:t>Notice that the Angular CLI adds </w:t>
       </w:r>
-      <w:proofErr w:type="spellStart"/>
       <w:r>
         <w:rPr>
           <w:rStyle w:val="HTMLCode"/>
           <w:rFonts w:ascii="Roboto Mono" w:eastAsiaTheme="minorHAnsi" w:hAnsi="Roboto Mono"/>
           <w:color w:val="444444"/>
         </w:rPr>
-        <w:t>RouterModule.forRoot</w:t>
-      </w:r>
-      <w:proofErr w:type="spellEnd"/>
+        <w:t>RouterModule.forRoot(routes)</w:t>
+      </w:r>
+      <w:r>
+        <w:rPr>
+          <w:rFonts w:ascii="Roboto" w:hAnsi="Roboto"/>
+          <w:color w:val="444444"/>
+          <w:shd w:val="clear" w:color="auto" w:fill="FFFFFF"/>
+        </w:rPr>
+        <w:t> to the </w:t>
+      </w:r>
       <w:r>
         <w:rPr>
           <w:rStyle w:val="HTMLCode"/>
           <w:rFonts w:ascii="Roboto Mono" w:eastAsiaTheme="minorHAnsi" w:hAnsi="Roboto Mono"/>
           <w:color w:val="444444"/>
         </w:rPr>
-        <w:t>(routes)</w:t>
-      </w:r>
-      <w:r>
-        <w:rPr>
-          <w:rFonts w:ascii="Roboto" w:hAnsi="Roboto"/>
-          <w:color w:val="444444"/>
-          <w:shd w:val="clear" w:color="auto" w:fill="FFFFFF"/>
-        </w:rPr>
-        <w:t> to the </w:t>
-      </w:r>
-      <w:proofErr w:type="spellStart"/>
+        <w:t>AppRoutingModule</w:t>
+      </w:r>
+      <w:r>
+        <w:rPr>
+          <w:rFonts w:ascii="Roboto" w:hAnsi="Roboto"/>
+          <w:color w:val="444444"/>
+          <w:shd w:val="clear" w:color="auto" w:fill="FFFFFF"/>
+        </w:rPr>
+        <w:t> </w:t>
+      </w:r>
       <w:r>
         <w:rPr>
           <w:rStyle w:val="HTMLCode"/>
           <w:rFonts w:ascii="Roboto Mono" w:eastAsiaTheme="minorHAnsi" w:hAnsi="Roboto Mono"/>
           <w:color w:val="444444"/>
         </w:rPr>
-        <w:t>AppRoutingModule</w:t>
-      </w:r>
-      <w:proofErr w:type="spellEnd"/>
-      <w:r>
-        <w:rPr>
-          <w:rFonts w:ascii="Roboto" w:hAnsi="Roboto"/>
-          <w:color w:val="444444"/>
-          <w:shd w:val="clear" w:color="auto" w:fill="FFFFFF"/>
-        </w:rPr>
-        <w:t> </w:t>
+        <w:t>imports</w:t>
+      </w:r>
+      <w:r>
+        <w:rPr>
+          <w:rFonts w:ascii="Roboto" w:hAnsi="Roboto"/>
+          <w:color w:val="444444"/>
+          <w:shd w:val="clear" w:color="auto" w:fill="FFFFFF"/>
+        </w:rPr>
+        <w:t> array. This lets Angular know that the </w:t>
       </w:r>
       <w:r>
         <w:rPr>
@@ -13014,51 +11620,23 @@
           <w:rFonts w:ascii="Roboto Mono" w:eastAsiaTheme="minorHAnsi" w:hAnsi="Roboto Mono"/>
           <w:color w:val="444444"/>
         </w:rPr>
-        <w:t>imports</w:t>
-      </w:r>
-      <w:r>
-        <w:rPr>
-          <w:rFonts w:ascii="Roboto" w:hAnsi="Roboto"/>
-          <w:color w:val="444444"/>
-          <w:shd w:val="clear" w:color="auto" w:fill="FFFFFF"/>
-        </w:rPr>
-        <w:t> array. This lets Angular know that the </w:t>
-      </w:r>
-      <w:proofErr w:type="spellStart"/>
+        <w:t>AppRoutingModule</w:t>
+      </w:r>
+      <w:r>
+        <w:rPr>
+          <w:rFonts w:ascii="Roboto" w:hAnsi="Roboto"/>
+          <w:color w:val="444444"/>
+          <w:shd w:val="clear" w:color="auto" w:fill="FFFFFF"/>
+        </w:rPr>
+        <w:t> is a routing module and </w:t>
+      </w:r>
       <w:r>
         <w:rPr>
           <w:rStyle w:val="HTMLCode"/>
           <w:rFonts w:ascii="Roboto Mono" w:eastAsiaTheme="minorHAnsi" w:hAnsi="Roboto Mono"/>
           <w:color w:val="444444"/>
         </w:rPr>
-        <w:t>AppRoutingModule</w:t>
-      </w:r>
-      <w:proofErr w:type="spellEnd"/>
-      <w:r>
-        <w:rPr>
-          <w:rFonts w:ascii="Roboto" w:hAnsi="Roboto"/>
-          <w:color w:val="444444"/>
-          <w:shd w:val="clear" w:color="auto" w:fill="FFFFFF"/>
-        </w:rPr>
-        <w:t> is a routing module and </w:t>
-      </w:r>
-      <w:proofErr w:type="spellStart"/>
-      <w:r>
-        <w:rPr>
-          <w:rStyle w:val="HTMLCode"/>
-          <w:rFonts w:ascii="Roboto Mono" w:eastAsiaTheme="minorHAnsi" w:hAnsi="Roboto Mono"/>
-          <w:color w:val="444444"/>
-        </w:rPr>
-        <w:t>forRoot</w:t>
-      </w:r>
-      <w:proofErr w:type="spellEnd"/>
-      <w:r>
-        <w:rPr>
-          <w:rStyle w:val="HTMLCode"/>
-          <w:rFonts w:ascii="Roboto Mono" w:eastAsiaTheme="minorHAnsi" w:hAnsi="Roboto Mono"/>
-          <w:color w:val="444444"/>
-        </w:rPr>
-        <w:t>()</w:t>
+        <w:t>forRoot()</w:t>
       </w:r>
       <w:r>
         <w:rPr>
@@ -13100,74 +11678,28 @@
           <w:sz w:val="44"/>
           <w:szCs w:val="44"/>
         </w:rPr>
-        <w:t xml:space="preserve"> – </w:t>
-      </w:r>
-      <w:proofErr w:type="spellStart"/>
-      <w:r>
-        <w:rPr>
-          <w:rFonts w:ascii="Segoe UI" w:hAnsi="Segoe UI" w:cs="Segoe UI"/>
-          <w:b/>
-          <w:bCs/>
-          <w:color w:val="374151"/>
-          <w:sz w:val="44"/>
-          <w:szCs w:val="44"/>
-        </w:rPr>
-        <w:t>FormsModule</w:t>
-      </w:r>
-      <w:proofErr w:type="spellEnd"/>
-      <w:r>
-        <w:rPr>
-          <w:rFonts w:ascii="Segoe UI" w:hAnsi="Segoe UI" w:cs="Segoe UI"/>
-          <w:b/>
-          <w:bCs/>
-          <w:color w:val="374151"/>
-          <w:sz w:val="44"/>
-          <w:szCs w:val="44"/>
-        </w:rPr>
-        <w:t xml:space="preserve"> import</w:t>
-      </w:r>
-    </w:p>
-    <w:p>
-      <w:pPr>
-        <w:rPr>
-          <w:rFonts w:ascii="Roboto" w:hAnsi="Roboto"/>
-          <w:b/>
-          <w:bCs/>
-          <w:color w:val="444444"/>
-          <w:shd w:val="clear" w:color="auto" w:fill="FFFFFF"/>
-        </w:rPr>
-      </w:pPr>
-      <w:r>
-        <w:rPr>
-          <w:rFonts w:ascii="Roboto" w:hAnsi="Roboto"/>
-          <w:b/>
-          <w:bCs/>
-          <w:color w:val="444444"/>
-          <w:shd w:val="clear" w:color="auto" w:fill="FFFFFF"/>
-        </w:rPr>
-        <w:t xml:space="preserve">1. </w:t>
-      </w:r>
-      <w:proofErr w:type="spellStart"/>
-      <w:r>
-        <w:rPr>
-          <w:rFonts w:ascii="Roboto" w:hAnsi="Roboto"/>
-          <w:b/>
-          <w:bCs/>
-          <w:color w:val="444444"/>
-          <w:shd w:val="clear" w:color="auto" w:fill="FFFFFF"/>
-        </w:rPr>
-        <w:t>NgForm</w:t>
-      </w:r>
-      <w:proofErr w:type="spellEnd"/>
-      <w:r>
-        <w:rPr>
-          <w:rFonts w:ascii="Roboto" w:hAnsi="Roboto"/>
-          <w:b/>
-          <w:bCs/>
-          <w:color w:val="444444"/>
-          <w:shd w:val="clear" w:color="auto" w:fill="FFFFFF"/>
-        </w:rPr>
-        <w:t xml:space="preserve"> Directive:</w:t>
+        <w:t xml:space="preserve"> – FormsModule import</w:t>
+      </w:r>
+    </w:p>
+    <w:p>
+      <w:pPr>
+        <w:rPr>
+          <w:rFonts w:ascii="Roboto" w:hAnsi="Roboto"/>
+          <w:b/>
+          <w:bCs/>
+          <w:color w:val="444444"/>
+          <w:shd w:val="clear" w:color="auto" w:fill="FFFFFF"/>
+        </w:rPr>
+      </w:pPr>
+      <w:r>
+        <w:rPr>
+          <w:rFonts w:ascii="Roboto" w:hAnsi="Roboto"/>
+          <w:b/>
+          <w:bCs/>
+          <w:color w:val="444444"/>
+          <w:shd w:val="clear" w:color="auto" w:fill="FFFFFF"/>
+        </w:rPr>
+        <w:t>1. NgForm Directive:</w:t>
       </w:r>
     </w:p>
     <w:p>
@@ -13200,7 +11732,6 @@
         </w:rPr>
         <w:t xml:space="preserve"> The </w:t>
       </w:r>
-      <w:proofErr w:type="spellStart"/>
       <w:r>
         <w:rPr>
           <w:rFonts w:ascii="Roboto" w:hAnsi="Roboto"/>
@@ -13211,7 +11742,6 @@
         </w:rPr>
         <w:t>ngForm</w:t>
       </w:r>
-      <w:proofErr w:type="spellEnd"/>
       <w:r>
         <w:rPr>
           <w:rFonts w:ascii="Roboto" w:hAnsi="Roboto"/>
@@ -13291,29 +11821,7 @@
           <w:color w:val="444444"/>
           <w:shd w:val="clear" w:color="auto" w:fill="FFFFFF"/>
         </w:rPr>
-        <w:t xml:space="preserve">2. </w:t>
-      </w:r>
-      <w:proofErr w:type="spellStart"/>
-      <w:r>
-        <w:rPr>
-          <w:rFonts w:ascii="Roboto" w:hAnsi="Roboto"/>
-          <w:b/>
-          <w:bCs/>
-          <w:color w:val="444444"/>
-          <w:shd w:val="clear" w:color="auto" w:fill="FFFFFF"/>
-        </w:rPr>
-        <w:t>NgModel</w:t>
-      </w:r>
-      <w:proofErr w:type="spellEnd"/>
-      <w:r>
-        <w:rPr>
-          <w:rFonts w:ascii="Roboto" w:hAnsi="Roboto"/>
-          <w:b/>
-          <w:bCs/>
-          <w:color w:val="444444"/>
-          <w:shd w:val="clear" w:color="auto" w:fill="FFFFFF"/>
-        </w:rPr>
-        <w:t xml:space="preserve"> Directive:</w:t>
+        <w:t>2. NgModel Directive:</w:t>
       </w:r>
     </w:p>
     <w:p>
@@ -13346,7 +11854,6 @@
         </w:rPr>
         <w:t xml:space="preserve"> The </w:t>
       </w:r>
-      <w:proofErr w:type="spellStart"/>
       <w:r>
         <w:rPr>
           <w:rFonts w:ascii="Roboto" w:hAnsi="Roboto"/>
@@ -13357,7 +11864,6 @@
         </w:rPr>
         <w:t>ngModel</w:t>
       </w:r>
-      <w:proofErr w:type="spellEnd"/>
       <w:r>
         <w:rPr>
           <w:rFonts w:ascii="Roboto" w:hAnsi="Roboto"/>
@@ -13592,29 +12098,7 @@
           <w:color w:val="444444"/>
           <w:shd w:val="clear" w:color="auto" w:fill="FFFFFF"/>
         </w:rPr>
-        <w:t>(</w:t>
-      </w:r>
-      <w:proofErr w:type="spellStart"/>
-      <w:r>
-        <w:rPr>
-          <w:rFonts w:ascii="Roboto" w:hAnsi="Roboto"/>
-          <w:b/>
-          <w:bCs/>
-          <w:color w:val="444444"/>
-          <w:shd w:val="clear" w:color="auto" w:fill="FFFFFF"/>
-        </w:rPr>
-        <w:t>ngSubmit</w:t>
-      </w:r>
-      <w:proofErr w:type="spellEnd"/>
-      <w:r>
-        <w:rPr>
-          <w:rFonts w:ascii="Roboto" w:hAnsi="Roboto"/>
-          <w:b/>
-          <w:bCs/>
-          <w:color w:val="444444"/>
-          <w:shd w:val="clear" w:color="auto" w:fill="FFFFFF"/>
-        </w:rPr>
-        <w:t>)</w:t>
+        <w:t>(ngSubmit)</w:t>
       </w:r>
       <w:r>
         <w:rPr>
@@ -13704,29 +12188,7 @@
           <w:color w:val="444444"/>
           <w:shd w:val="clear" w:color="auto" w:fill="FFFFFF"/>
         </w:rPr>
-        <w:t xml:space="preserve">6. </w:t>
-      </w:r>
-      <w:proofErr w:type="spellStart"/>
-      <w:r>
-        <w:rPr>
-          <w:rFonts w:ascii="Roboto" w:hAnsi="Roboto"/>
-          <w:b/>
-          <w:bCs/>
-          <w:color w:val="444444"/>
-          <w:shd w:val="clear" w:color="auto" w:fill="FFFFFF"/>
-        </w:rPr>
-        <w:t>NgModelGroup</w:t>
-      </w:r>
-      <w:proofErr w:type="spellEnd"/>
-      <w:r>
-        <w:rPr>
-          <w:rFonts w:ascii="Roboto" w:hAnsi="Roboto"/>
-          <w:b/>
-          <w:bCs/>
-          <w:color w:val="444444"/>
-          <w:shd w:val="clear" w:color="auto" w:fill="FFFFFF"/>
-        </w:rPr>
-        <w:t xml:space="preserve"> Directive (Form Groups):</w:t>
+        <w:t>6. NgModelGroup Directive (Form Groups):</w:t>
       </w:r>
     </w:p>
     <w:p>
@@ -13759,7 +12221,6 @@
         </w:rPr>
         <w:t xml:space="preserve"> The </w:t>
       </w:r>
-      <w:proofErr w:type="spellStart"/>
       <w:r>
         <w:rPr>
           <w:rFonts w:ascii="Roboto" w:hAnsi="Roboto"/>
@@ -13770,7 +12231,6 @@
         </w:rPr>
         <w:t>ngModelGroup</w:t>
       </w:r>
-      <w:proofErr w:type="spellEnd"/>
       <w:r>
         <w:rPr>
           <w:rFonts w:ascii="Roboto" w:hAnsi="Roboto"/>
@@ -13850,29 +12310,7 @@
           <w:color w:val="444444"/>
           <w:shd w:val="clear" w:color="auto" w:fill="FFFFFF"/>
         </w:rPr>
-        <w:t xml:space="preserve">7. </w:t>
-      </w:r>
-      <w:proofErr w:type="spellStart"/>
-      <w:r>
-        <w:rPr>
-          <w:rFonts w:ascii="Roboto" w:hAnsi="Roboto"/>
-          <w:b/>
-          <w:bCs/>
-          <w:color w:val="444444"/>
-          <w:shd w:val="clear" w:color="auto" w:fill="FFFFFF"/>
-        </w:rPr>
-        <w:t>ngModelChange</w:t>
-      </w:r>
-      <w:proofErr w:type="spellEnd"/>
-      <w:r>
-        <w:rPr>
-          <w:rFonts w:ascii="Roboto" w:hAnsi="Roboto"/>
-          <w:b/>
-          <w:bCs/>
-          <w:color w:val="444444"/>
-          <w:shd w:val="clear" w:color="auto" w:fill="FFFFFF"/>
-        </w:rPr>
-        <w:t>:</w:t>
+        <w:t>7. ngModelChange:</w:t>
       </w:r>
     </w:p>
     <w:p>
@@ -13905,7 +12343,6 @@
         </w:rPr>
         <w:t xml:space="preserve"> The </w:t>
       </w:r>
-      <w:proofErr w:type="spellStart"/>
       <w:r>
         <w:rPr>
           <w:rFonts w:ascii="Roboto" w:hAnsi="Roboto"/>
@@ -13916,32 +12353,13 @@
         </w:rPr>
         <w:t>ngModelChange</w:t>
       </w:r>
-      <w:proofErr w:type="spellEnd"/>
-      <w:r>
-        <w:rPr>
-          <w:rFonts w:ascii="Roboto" w:hAnsi="Roboto"/>
-          <w:color w:val="444444"/>
-          <w:shd w:val="clear" w:color="auto" w:fill="FFFFFF"/>
-        </w:rPr>
-        <w:t xml:space="preserve"> event allows you to listen to changes in the </w:t>
-      </w:r>
-      <w:proofErr w:type="spellStart"/>
-      <w:r>
-        <w:rPr>
-          <w:rFonts w:ascii="Roboto" w:hAnsi="Roboto"/>
-          <w:color w:val="444444"/>
-          <w:shd w:val="clear" w:color="auto" w:fill="FFFFFF"/>
-        </w:rPr>
-        <w:t>ngModel</w:t>
-      </w:r>
-      <w:proofErr w:type="spellEnd"/>
-      <w:r>
-        <w:rPr>
-          <w:rFonts w:ascii="Roboto" w:hAnsi="Roboto"/>
-          <w:color w:val="444444"/>
-          <w:shd w:val="clear" w:color="auto" w:fill="FFFFFF"/>
-        </w:rPr>
-        <w:t xml:space="preserve"> value.</w:t>
+      <w:r>
+        <w:rPr>
+          <w:rFonts w:ascii="Roboto" w:hAnsi="Roboto"/>
+          <w:color w:val="444444"/>
+          <w:shd w:val="clear" w:color="auto" w:fill="FFFFFF"/>
+        </w:rPr>
+        <w:t xml:space="preserve"> event allows you to listen to changes in the ngModel value.</w:t>
       </w:r>
     </w:p>
     <w:p>
@@ -13976,25 +12394,7 @@
           <w:color w:val="444444"/>
           <w:shd w:val="clear" w:color="auto" w:fill="FFFFFF"/>
         </w:rPr>
-        <w:t xml:space="preserve"> name="username" [</w:t>
-      </w:r>
-      <w:proofErr w:type="spellStart"/>
-      <w:r>
-        <w:rPr>
-          <w:rFonts w:ascii="Roboto" w:hAnsi="Roboto"/>
-          <w:color w:val="444444"/>
-          <w:shd w:val="clear" w:color="auto" w:fill="FFFFFF"/>
-        </w:rPr>
-        <w:t>ngModel</w:t>
-      </w:r>
-      <w:proofErr w:type="spellEnd"/>
-      <w:r>
-        <w:rPr>
-          <w:rFonts w:ascii="Roboto" w:hAnsi="Roboto"/>
-          <w:color w:val="444444"/>
-          <w:shd w:val="clear" w:color="auto" w:fill="FFFFFF"/>
-        </w:rPr>
-        <w:t>]="username"</w:t>
+        <w:t xml:space="preserve"> name="username" [ngModel]="username"</w:t>
       </w:r>
       <w:r>
         <w:rPr>
@@ -14012,7 +12412,6 @@
         </w:rPr>
         <w:t>(</w:t>
       </w:r>
-      <w:proofErr w:type="spellStart"/>
       <w:r>
         <w:rPr>
           <w:rFonts w:ascii="Roboto" w:hAnsi="Roboto"/>
@@ -14023,32 +12422,13 @@
         </w:rPr>
         <w:t>ngModelChange</w:t>
       </w:r>
-      <w:proofErr w:type="spellEnd"/>
-      <w:r>
-        <w:rPr>
-          <w:rFonts w:ascii="Roboto" w:hAnsi="Roboto"/>
-          <w:color w:val="444444"/>
-          <w:shd w:val="clear" w:color="auto" w:fill="FFFFFF"/>
-        </w:rPr>
-        <w:t>)="</w:t>
-      </w:r>
-      <w:proofErr w:type="spellStart"/>
-      <w:r>
-        <w:rPr>
-          <w:rFonts w:ascii="Roboto" w:hAnsi="Roboto"/>
-          <w:color w:val="444444"/>
-          <w:shd w:val="clear" w:color="auto" w:fill="FFFFFF"/>
-        </w:rPr>
-        <w:t>onUsernameChange</w:t>
-      </w:r>
-      <w:proofErr w:type="spellEnd"/>
-      <w:r>
-        <w:rPr>
-          <w:rFonts w:ascii="Roboto" w:hAnsi="Roboto"/>
-          <w:color w:val="444444"/>
-          <w:shd w:val="clear" w:color="auto" w:fill="FFFFFF"/>
-        </w:rPr>
-        <w:t>($event)"&gt;</w:t>
+      <w:r>
+        <w:rPr>
+          <w:rFonts w:ascii="Roboto" w:hAnsi="Roboto"/>
+          <w:color w:val="444444"/>
+          <w:shd w:val="clear" w:color="auto" w:fill="FFFFFF"/>
+        </w:rPr>
+        <w:t>)="onUsernameChange($event)"&gt;</w:t>
       </w:r>
     </w:p>
     <w:p>
@@ -14461,22 +12841,8 @@
           <w:szCs w:val="52"/>
           <w:shd w:val="clear" w:color="auto" w:fill="FFFFFF"/>
         </w:rPr>
-        <w:t xml:space="preserve"> - </w:t>
-      </w:r>
-      <w:proofErr w:type="spellStart"/>
-      <w:r>
-        <w:rPr>
-          <w:rFonts w:ascii="Roboto" w:hAnsi="Roboto"/>
-          <w:b/>
-          <w:bCs/>
-          <w:color w:val="444444"/>
-          <w:sz w:val="52"/>
-          <w:szCs w:val="52"/>
-          <w:shd w:val="clear" w:color="auto" w:fill="FFFFFF"/>
-        </w:rPr>
-        <w:t>ReactiveFormsModule</w:t>
-      </w:r>
-      <w:proofErr w:type="spellEnd"/>
+        <w:t xml:space="preserve"> - ReactiveFormsModule</w:t>
+      </w:r>
     </w:p>
     <w:p>
       <w:pPr>
@@ -14500,33 +12866,7 @@
           <w:szCs w:val="24"/>
           <w:shd w:val="clear" w:color="auto" w:fill="FFFFFF"/>
         </w:rPr>
-        <w:t>1. Reactive Form in TypeScript File (</w:t>
-      </w:r>
-      <w:proofErr w:type="spellStart"/>
-      <w:r>
-        <w:rPr>
-          <w:rFonts w:ascii="Roboto" w:hAnsi="Roboto"/>
-          <w:b/>
-          <w:bCs/>
-          <w:color w:val="444444"/>
-          <w:sz w:val="24"/>
-          <w:szCs w:val="24"/>
-          <w:shd w:val="clear" w:color="auto" w:fill="FFFFFF"/>
-        </w:rPr>
-        <w:t>app.component.ts</w:t>
-      </w:r>
-      <w:proofErr w:type="spellEnd"/>
-      <w:r>
-        <w:rPr>
-          <w:rFonts w:ascii="Roboto" w:hAnsi="Roboto"/>
-          <w:b/>
-          <w:bCs/>
-          <w:color w:val="444444"/>
-          <w:sz w:val="24"/>
-          <w:szCs w:val="24"/>
-          <w:shd w:val="clear" w:color="auto" w:fill="FFFFFF"/>
-        </w:rPr>
-        <w:t>):</w:t>
+        <w:t>1. Reactive Form in TypeScript File (app.component.ts):</w:t>
       </w:r>
     </w:p>
     <w:tbl>
@@ -14571,29 +12911,7 @@
                 <w:color w:val="444444"/>
                 <w:shd w:val="clear" w:color="auto" w:fill="FFFFFF"/>
               </w:rPr>
-              <w:t xml:space="preserve">import { Component, </w:t>
-            </w:r>
-            <w:proofErr w:type="spellStart"/>
-            <w:r>
-              <w:rPr>
-                <w:rFonts w:ascii="Roboto" w:hAnsi="Roboto"/>
-                <w:b/>
-                <w:bCs/>
-                <w:color w:val="444444"/>
-                <w:shd w:val="clear" w:color="auto" w:fill="FFFFFF"/>
-              </w:rPr>
-              <w:t>OnInit</w:t>
-            </w:r>
-            <w:proofErr w:type="spellEnd"/>
-            <w:r>
-              <w:rPr>
-                <w:rFonts w:ascii="Roboto" w:hAnsi="Roboto"/>
-                <w:b/>
-                <w:bCs/>
-                <w:color w:val="444444"/>
-                <w:shd w:val="clear" w:color="auto" w:fill="FFFFFF"/>
-              </w:rPr>
-              <w:t xml:space="preserve"> } from '@angular/core';</w:t>
+              <w:t>import { Component, OnInit } from '@angular/core';</w:t>
             </w:r>
           </w:p>
           <w:p>
@@ -14614,51 +12932,7 @@
                 <w:color w:val="444444"/>
                 <w:shd w:val="clear" w:color="auto" w:fill="FFFFFF"/>
               </w:rPr>
-              <w:t xml:space="preserve">import { </w:t>
-            </w:r>
-            <w:proofErr w:type="spellStart"/>
-            <w:r>
-              <w:rPr>
-                <w:rFonts w:ascii="Roboto" w:hAnsi="Roboto"/>
-                <w:b/>
-                <w:bCs/>
-                <w:color w:val="444444"/>
-                <w:shd w:val="clear" w:color="auto" w:fill="FFFFFF"/>
-              </w:rPr>
-              <w:t>FormBuilder</w:t>
-            </w:r>
-            <w:proofErr w:type="spellEnd"/>
-            <w:r>
-              <w:rPr>
-                <w:rFonts w:ascii="Roboto" w:hAnsi="Roboto"/>
-                <w:b/>
-                <w:bCs/>
-                <w:color w:val="444444"/>
-                <w:shd w:val="clear" w:color="auto" w:fill="FFFFFF"/>
-              </w:rPr>
-              <w:t xml:space="preserve">, </w:t>
-            </w:r>
-            <w:proofErr w:type="spellStart"/>
-            <w:r>
-              <w:rPr>
-                <w:rFonts w:ascii="Roboto" w:hAnsi="Roboto"/>
-                <w:b/>
-                <w:bCs/>
-                <w:color w:val="444444"/>
-                <w:shd w:val="clear" w:color="auto" w:fill="FFFFFF"/>
-              </w:rPr>
-              <w:t>FormGroup</w:t>
-            </w:r>
-            <w:proofErr w:type="spellEnd"/>
-            <w:r>
-              <w:rPr>
-                <w:rFonts w:ascii="Roboto" w:hAnsi="Roboto"/>
-                <w:b/>
-                <w:bCs/>
-                <w:color w:val="444444"/>
-                <w:shd w:val="clear" w:color="auto" w:fill="FFFFFF"/>
-              </w:rPr>
-              <w:t>, Validators } from '@angular/forms';</w:t>
+              <w:t>import { FormBuilder, FormGroup, Validators } from '@angular/forms';</w:t>
             </w:r>
           </w:p>
           <w:p>
@@ -14732,29 +13006,7 @@
                 <w:color w:val="444444"/>
                 <w:shd w:val="clear" w:color="auto" w:fill="FFFFFF"/>
               </w:rPr>
-              <w:t xml:space="preserve">  </w:t>
-            </w:r>
-            <w:proofErr w:type="spellStart"/>
-            <w:r>
-              <w:rPr>
-                <w:rFonts w:ascii="Roboto" w:hAnsi="Roboto"/>
-                <w:b/>
-                <w:bCs/>
-                <w:color w:val="444444"/>
-                <w:shd w:val="clear" w:color="auto" w:fill="FFFFFF"/>
-              </w:rPr>
-              <w:t>templateUrl</w:t>
-            </w:r>
-            <w:proofErr w:type="spellEnd"/>
-            <w:r>
-              <w:rPr>
-                <w:rFonts w:ascii="Roboto" w:hAnsi="Roboto"/>
-                <w:b/>
-                <w:bCs/>
-                <w:color w:val="444444"/>
-                <w:shd w:val="clear" w:color="auto" w:fill="FFFFFF"/>
-              </w:rPr>
-              <w:t>: './app.component.html',</w:t>
+              <w:t xml:space="preserve">  templateUrl: './app.component.html',</w:t>
             </w:r>
           </w:p>
           <w:p>
@@ -14775,29 +13027,7 @@
                 <w:color w:val="444444"/>
                 <w:shd w:val="clear" w:color="auto" w:fill="FFFFFF"/>
               </w:rPr>
-              <w:t xml:space="preserve">  </w:t>
-            </w:r>
-            <w:proofErr w:type="spellStart"/>
-            <w:r>
-              <w:rPr>
-                <w:rFonts w:ascii="Roboto" w:hAnsi="Roboto"/>
-                <w:b/>
-                <w:bCs/>
-                <w:color w:val="444444"/>
-                <w:shd w:val="clear" w:color="auto" w:fill="FFFFFF"/>
-              </w:rPr>
-              <w:t>styleUrls</w:t>
-            </w:r>
-            <w:proofErr w:type="spellEnd"/>
-            <w:r>
-              <w:rPr>
-                <w:rFonts w:ascii="Roboto" w:hAnsi="Roboto"/>
-                <w:b/>
-                <w:bCs/>
-                <w:color w:val="444444"/>
-                <w:shd w:val="clear" w:color="auto" w:fill="FFFFFF"/>
-              </w:rPr>
-              <w:t>: ['./app.component.css']</w:t>
+              <w:t xml:space="preserve">  styleUrls: ['./app.component.css']</w:t>
             </w:r>
           </w:p>
           <w:p>
@@ -14839,51 +13069,7 @@
                 <w:color w:val="444444"/>
                 <w:shd w:val="clear" w:color="auto" w:fill="FFFFFF"/>
               </w:rPr>
-              <w:t xml:space="preserve">export class </w:t>
-            </w:r>
-            <w:proofErr w:type="spellStart"/>
-            <w:r>
-              <w:rPr>
-                <w:rFonts w:ascii="Roboto" w:hAnsi="Roboto"/>
-                <w:b/>
-                <w:bCs/>
-                <w:color w:val="444444"/>
-                <w:shd w:val="clear" w:color="auto" w:fill="FFFFFF"/>
-              </w:rPr>
-              <w:t>AppComponent</w:t>
-            </w:r>
-            <w:proofErr w:type="spellEnd"/>
-            <w:r>
-              <w:rPr>
-                <w:rFonts w:ascii="Roboto" w:hAnsi="Roboto"/>
-                <w:b/>
-                <w:bCs/>
-                <w:color w:val="444444"/>
-                <w:shd w:val="clear" w:color="auto" w:fill="FFFFFF"/>
-              </w:rPr>
-              <w:t xml:space="preserve"> implements </w:t>
-            </w:r>
-            <w:proofErr w:type="spellStart"/>
-            <w:r>
-              <w:rPr>
-                <w:rFonts w:ascii="Roboto" w:hAnsi="Roboto"/>
-                <w:b/>
-                <w:bCs/>
-                <w:color w:val="444444"/>
-                <w:shd w:val="clear" w:color="auto" w:fill="FFFFFF"/>
-              </w:rPr>
-              <w:t>OnInit</w:t>
-            </w:r>
-            <w:proofErr w:type="spellEnd"/>
-            <w:r>
-              <w:rPr>
-                <w:rFonts w:ascii="Roboto" w:hAnsi="Roboto"/>
-                <w:b/>
-                <w:bCs/>
-                <w:color w:val="444444"/>
-                <w:shd w:val="clear" w:color="auto" w:fill="FFFFFF"/>
-              </w:rPr>
-              <w:t xml:space="preserve"> {</w:t>
+              <w:t>export class AppComponent implements OnInit {</w:t>
             </w:r>
           </w:p>
           <w:p>
@@ -14936,51 +13122,7 @@
                 <w:color w:val="444444"/>
                 <w:shd w:val="clear" w:color="auto" w:fill="FFFFFF"/>
               </w:rPr>
-              <w:t xml:space="preserve">  </w:t>
-            </w:r>
-            <w:proofErr w:type="spellStart"/>
-            <w:r>
-              <w:rPr>
-                <w:rFonts w:ascii="Roboto" w:hAnsi="Roboto"/>
-                <w:b/>
-                <w:bCs/>
-                <w:color w:val="444444"/>
-                <w:shd w:val="clear" w:color="auto" w:fill="FFFFFF"/>
-              </w:rPr>
-              <w:t>myForm</w:t>
-            </w:r>
-            <w:proofErr w:type="spellEnd"/>
-            <w:r>
-              <w:rPr>
-                <w:rFonts w:ascii="Roboto" w:hAnsi="Roboto"/>
-                <w:b/>
-                <w:bCs/>
-                <w:color w:val="444444"/>
-                <w:shd w:val="clear" w:color="auto" w:fill="FFFFFF"/>
-              </w:rPr>
-              <w:t xml:space="preserve">: </w:t>
-            </w:r>
-            <w:proofErr w:type="spellStart"/>
-            <w:r>
-              <w:rPr>
-                <w:rFonts w:ascii="Roboto" w:hAnsi="Roboto"/>
-                <w:b/>
-                <w:bCs/>
-                <w:color w:val="444444"/>
-                <w:shd w:val="clear" w:color="auto" w:fill="FFFFFF"/>
-              </w:rPr>
-              <w:t>FormGroup</w:t>
-            </w:r>
-            <w:proofErr w:type="spellEnd"/>
-            <w:r>
-              <w:rPr>
-                <w:rFonts w:ascii="Roboto" w:hAnsi="Roboto"/>
-                <w:b/>
-                <w:bCs/>
-                <w:color w:val="444444"/>
-                <w:shd w:val="clear" w:color="auto" w:fill="FFFFFF"/>
-              </w:rPr>
-              <w:t>;</w:t>
+              <w:t xml:space="preserve">  myForm: FormGroup;</w:t>
             </w:r>
           </w:p>
           <w:p>
@@ -15033,51 +13175,7 @@
                 <w:color w:val="444444"/>
                 <w:shd w:val="clear" w:color="auto" w:fill="FFFFFF"/>
               </w:rPr>
-              <w:t xml:space="preserve">  constructor(private </w:t>
-            </w:r>
-            <w:proofErr w:type="spellStart"/>
-            <w:r>
-              <w:rPr>
-                <w:rFonts w:ascii="Roboto" w:hAnsi="Roboto"/>
-                <w:b/>
-                <w:bCs/>
-                <w:color w:val="444444"/>
-                <w:shd w:val="clear" w:color="auto" w:fill="FFFFFF"/>
-              </w:rPr>
-              <w:t>formBuilder</w:t>
-            </w:r>
-            <w:proofErr w:type="spellEnd"/>
-            <w:r>
-              <w:rPr>
-                <w:rFonts w:ascii="Roboto" w:hAnsi="Roboto"/>
-                <w:b/>
-                <w:bCs/>
-                <w:color w:val="444444"/>
-                <w:shd w:val="clear" w:color="auto" w:fill="FFFFFF"/>
-              </w:rPr>
-              <w:t xml:space="preserve">: </w:t>
-            </w:r>
-            <w:proofErr w:type="spellStart"/>
-            <w:r>
-              <w:rPr>
-                <w:rFonts w:ascii="Roboto" w:hAnsi="Roboto"/>
-                <w:b/>
-                <w:bCs/>
-                <w:color w:val="444444"/>
-                <w:shd w:val="clear" w:color="auto" w:fill="FFFFFF"/>
-              </w:rPr>
-              <w:t>FormBuilder</w:t>
-            </w:r>
-            <w:proofErr w:type="spellEnd"/>
-            <w:r>
-              <w:rPr>
-                <w:rFonts w:ascii="Roboto" w:hAnsi="Roboto"/>
-                <w:b/>
-                <w:bCs/>
-                <w:color w:val="444444"/>
-                <w:shd w:val="clear" w:color="auto" w:fill="FFFFFF"/>
-              </w:rPr>
-              <w:t>) { }</w:t>
+              <w:t xml:space="preserve">  constructor(private formBuilder: FormBuilder) { }</w:t>
             </w:r>
           </w:p>
           <w:p>
@@ -15109,29 +13207,7 @@
                 <w:color w:val="444444"/>
                 <w:shd w:val="clear" w:color="auto" w:fill="FFFFFF"/>
               </w:rPr>
-              <w:t xml:space="preserve">  </w:t>
-            </w:r>
-            <w:proofErr w:type="spellStart"/>
-            <w:r>
-              <w:rPr>
-                <w:rFonts w:ascii="Roboto" w:hAnsi="Roboto"/>
-                <w:b/>
-                <w:bCs/>
-                <w:color w:val="444444"/>
-                <w:shd w:val="clear" w:color="auto" w:fill="FFFFFF"/>
-              </w:rPr>
-              <w:t>ngOnInit</w:t>
-            </w:r>
-            <w:proofErr w:type="spellEnd"/>
-            <w:r>
-              <w:rPr>
-                <w:rFonts w:ascii="Roboto" w:hAnsi="Roboto"/>
-                <w:b/>
-                <w:bCs/>
-                <w:color w:val="444444"/>
-                <w:shd w:val="clear" w:color="auto" w:fill="FFFFFF"/>
-              </w:rPr>
-              <w:t>() {</w:t>
+              <w:t xml:space="preserve">  ngOnInit() {</w:t>
             </w:r>
           </w:p>
           <w:p>
@@ -15152,84 +13228,7 @@
                 <w:color w:val="444444"/>
                 <w:shd w:val="clear" w:color="auto" w:fill="FFFFFF"/>
               </w:rPr>
-              <w:t xml:space="preserve">    // Building the form with </w:t>
-            </w:r>
-            <w:proofErr w:type="spellStart"/>
-            <w:r>
-              <w:rPr>
-                <w:rFonts w:ascii="Roboto" w:hAnsi="Roboto"/>
-                <w:b/>
-                <w:bCs/>
-                <w:color w:val="444444"/>
-                <w:shd w:val="clear" w:color="auto" w:fill="FFFFFF"/>
-              </w:rPr>
-              <w:t>formBuilder</w:t>
-            </w:r>
-            <w:proofErr w:type="spellEnd"/>
-          </w:p>
-          <w:p>
-            <w:pPr>
-              <w:rPr>
-                <w:rFonts w:ascii="Roboto" w:hAnsi="Roboto"/>
-                <w:b/>
-                <w:bCs/>
-                <w:color w:val="444444"/>
-                <w:shd w:val="clear" w:color="auto" w:fill="FFFFFF"/>
-              </w:rPr>
-            </w:pPr>
-            <w:r>
-              <w:rPr>
-                <w:rFonts w:ascii="Roboto" w:hAnsi="Roboto"/>
-                <w:b/>
-                <w:bCs/>
-                <w:color w:val="444444"/>
-                <w:shd w:val="clear" w:color="auto" w:fill="FFFFFF"/>
-              </w:rPr>
-              <w:t xml:space="preserve">    </w:t>
-            </w:r>
-            <w:proofErr w:type="spellStart"/>
-            <w:r>
-              <w:rPr>
-                <w:rFonts w:ascii="Roboto" w:hAnsi="Roboto"/>
-                <w:b/>
-                <w:bCs/>
-                <w:color w:val="444444"/>
-                <w:shd w:val="clear" w:color="auto" w:fill="FFFFFF"/>
-              </w:rPr>
-              <w:t>this.myForm</w:t>
-            </w:r>
-            <w:proofErr w:type="spellEnd"/>
-            <w:r>
-              <w:rPr>
-                <w:rFonts w:ascii="Roboto" w:hAnsi="Roboto"/>
-                <w:b/>
-                <w:bCs/>
-                <w:color w:val="444444"/>
-                <w:shd w:val="clear" w:color="auto" w:fill="FFFFFF"/>
-              </w:rPr>
-              <w:t xml:space="preserve"> = </w:t>
-            </w:r>
-            <w:proofErr w:type="spellStart"/>
-            <w:r>
-              <w:rPr>
-                <w:rFonts w:ascii="Roboto" w:hAnsi="Roboto"/>
-                <w:b/>
-                <w:bCs/>
-                <w:color w:val="444444"/>
-                <w:shd w:val="clear" w:color="auto" w:fill="FFFFFF"/>
-              </w:rPr>
-              <w:t>this.formBuilder.group</w:t>
-            </w:r>
-            <w:proofErr w:type="spellEnd"/>
-            <w:r>
-              <w:rPr>
-                <w:rFonts w:ascii="Roboto" w:hAnsi="Roboto"/>
-                <w:b/>
-                <w:bCs/>
-                <w:color w:val="444444"/>
-                <w:shd w:val="clear" w:color="auto" w:fill="FFFFFF"/>
-              </w:rPr>
-              <w:t>({</w:t>
+              <w:t xml:space="preserve">    // Building the form with formBuilder</w:t>
             </w:r>
           </w:p>
           <w:p>
@@ -15250,73 +13249,7 @@
                 <w:color w:val="444444"/>
                 <w:shd w:val="clear" w:color="auto" w:fill="FFFFFF"/>
               </w:rPr>
-              <w:t xml:space="preserve">      username: ['', [</w:t>
-            </w:r>
-            <w:proofErr w:type="spellStart"/>
-            <w:r>
-              <w:rPr>
-                <w:rFonts w:ascii="Roboto" w:hAnsi="Roboto"/>
-                <w:b/>
-                <w:bCs/>
-                <w:color w:val="444444"/>
-                <w:shd w:val="clear" w:color="auto" w:fill="FFFFFF"/>
-              </w:rPr>
-              <w:t>Validators.required</w:t>
-            </w:r>
-            <w:proofErr w:type="spellEnd"/>
-            <w:r>
-              <w:rPr>
-                <w:rFonts w:ascii="Roboto" w:hAnsi="Roboto"/>
-                <w:b/>
-                <w:bCs/>
-                <w:color w:val="444444"/>
-                <w:shd w:val="clear" w:color="auto" w:fill="FFFFFF"/>
-              </w:rPr>
-              <w:t xml:space="preserve">, </w:t>
-            </w:r>
-            <w:proofErr w:type="spellStart"/>
-            <w:r>
-              <w:rPr>
-                <w:rFonts w:ascii="Roboto" w:hAnsi="Roboto"/>
-                <w:b/>
-                <w:bCs/>
-                <w:color w:val="444444"/>
-                <w:shd w:val="clear" w:color="auto" w:fill="FFFFFF"/>
-              </w:rPr>
-              <w:t>Validators.minLength</w:t>
-            </w:r>
-            <w:proofErr w:type="spellEnd"/>
-            <w:r>
-              <w:rPr>
-                <w:rFonts w:ascii="Roboto" w:hAnsi="Roboto"/>
-                <w:b/>
-                <w:bCs/>
-                <w:color w:val="444444"/>
-                <w:shd w:val="clear" w:color="auto" w:fill="FFFFFF"/>
-              </w:rPr>
-              <w:t xml:space="preserve">(3), </w:t>
-            </w:r>
-            <w:proofErr w:type="spellStart"/>
-            <w:r>
-              <w:rPr>
-                <w:rFonts w:ascii="Roboto" w:hAnsi="Roboto"/>
-                <w:b/>
-                <w:bCs/>
-                <w:color w:val="444444"/>
-                <w:shd w:val="clear" w:color="auto" w:fill="FFFFFF"/>
-              </w:rPr>
-              <w:t>Validators.maxLength</w:t>
-            </w:r>
-            <w:proofErr w:type="spellEnd"/>
-            <w:r>
-              <w:rPr>
-                <w:rFonts w:ascii="Roboto" w:hAnsi="Roboto"/>
-                <w:b/>
-                <w:bCs/>
-                <w:color w:val="444444"/>
-                <w:shd w:val="clear" w:color="auto" w:fill="FFFFFF"/>
-              </w:rPr>
-              <w:t>(10)]],</w:t>
+              <w:t xml:space="preserve">    this.myForm = this.formBuilder.group({</w:t>
             </w:r>
           </w:p>
           <w:p>
@@ -15337,10 +13270,11 @@
                 <w:color w:val="444444"/>
                 <w:shd w:val="clear" w:color="auto" w:fill="FFFFFF"/>
               </w:rPr>
-              <w:t xml:space="preserve">      email: ['', [</w:t>
+              <w:t xml:space="preserve">      username: ['', [Validators.required, Validators.minLength(3), Validators.maxLength(10)]],</w:t>
             </w:r>
-            <w:proofErr w:type="spellStart"/>
-            <w:r>
+          </w:p>
+          <w:p>
+            <w:pPr>
               <w:rPr>
                 <w:rFonts w:ascii="Roboto" w:hAnsi="Roboto"/>
                 <w:b/>
@@ -15348,9 +13282,7 @@
                 <w:color w:val="444444"/>
                 <w:shd w:val="clear" w:color="auto" w:fill="FFFFFF"/>
               </w:rPr>
-              <w:t>Validators.required</w:t>
-            </w:r>
-            <w:proofErr w:type="spellEnd"/>
+            </w:pPr>
             <w:r>
               <w:rPr>
                 <w:rFonts w:ascii="Roboto" w:hAnsi="Roboto"/>
@@ -15359,29 +13291,7 @@
                 <w:color w:val="444444"/>
                 <w:shd w:val="clear" w:color="auto" w:fill="FFFFFF"/>
               </w:rPr>
-              <w:t xml:space="preserve">, </w:t>
-            </w:r>
-            <w:proofErr w:type="spellStart"/>
-            <w:r>
-              <w:rPr>
-                <w:rFonts w:ascii="Roboto" w:hAnsi="Roboto"/>
-                <w:b/>
-                <w:bCs/>
-                <w:color w:val="444444"/>
-                <w:shd w:val="clear" w:color="auto" w:fill="FFFFFF"/>
-              </w:rPr>
-              <w:t>Validators.email</w:t>
-            </w:r>
-            <w:proofErr w:type="spellEnd"/>
-            <w:r>
-              <w:rPr>
-                <w:rFonts w:ascii="Roboto" w:hAnsi="Roboto"/>
-                <w:b/>
-                <w:bCs/>
-                <w:color w:val="444444"/>
-                <w:shd w:val="clear" w:color="auto" w:fill="FFFFFF"/>
-              </w:rPr>
-              <w:t>]]</w:t>
+              <w:t xml:space="preserve">      email: ['', [Validators.required, Validators.email]]</w:t>
             </w:r>
           </w:p>
           <w:p>
@@ -15476,29 +13386,7 @@
                 <w:color w:val="444444"/>
                 <w:shd w:val="clear" w:color="auto" w:fill="FFFFFF"/>
               </w:rPr>
-              <w:t xml:space="preserve">  </w:t>
-            </w:r>
-            <w:proofErr w:type="spellStart"/>
-            <w:r>
-              <w:rPr>
-                <w:rFonts w:ascii="Roboto" w:hAnsi="Roboto"/>
-                <w:b/>
-                <w:bCs/>
-                <w:color w:val="444444"/>
-                <w:shd w:val="clear" w:color="auto" w:fill="FFFFFF"/>
-              </w:rPr>
-              <w:t>onSubmit</w:t>
-            </w:r>
-            <w:proofErr w:type="spellEnd"/>
-            <w:r>
-              <w:rPr>
-                <w:rFonts w:ascii="Roboto" w:hAnsi="Roboto"/>
-                <w:b/>
-                <w:bCs/>
-                <w:color w:val="444444"/>
-                <w:shd w:val="clear" w:color="auto" w:fill="FFFFFF"/>
-              </w:rPr>
-              <w:t>() {</w:t>
+              <w:t xml:space="preserve">  onSubmit() {</w:t>
             </w:r>
           </w:p>
           <w:p>
@@ -15519,29 +13407,7 @@
                 <w:color w:val="444444"/>
                 <w:shd w:val="clear" w:color="auto" w:fill="FFFFFF"/>
               </w:rPr>
-              <w:t xml:space="preserve">    if (</w:t>
-            </w:r>
-            <w:proofErr w:type="spellStart"/>
-            <w:r>
-              <w:rPr>
-                <w:rFonts w:ascii="Roboto" w:hAnsi="Roboto"/>
-                <w:b/>
-                <w:bCs/>
-                <w:color w:val="444444"/>
-                <w:shd w:val="clear" w:color="auto" w:fill="FFFFFF"/>
-              </w:rPr>
-              <w:t>this.myForm.valid</w:t>
-            </w:r>
-            <w:proofErr w:type="spellEnd"/>
-            <w:r>
-              <w:rPr>
-                <w:rFonts w:ascii="Roboto" w:hAnsi="Roboto"/>
-                <w:b/>
-                <w:bCs/>
-                <w:color w:val="444444"/>
-                <w:shd w:val="clear" w:color="auto" w:fill="FFFFFF"/>
-              </w:rPr>
-              <w:t>) {</w:t>
+              <w:t xml:space="preserve">    if (this.myForm.valid) {</w:t>
             </w:r>
           </w:p>
           <w:p>
@@ -15562,29 +13428,7 @@
                 <w:color w:val="444444"/>
                 <w:shd w:val="clear" w:color="auto" w:fill="FFFFFF"/>
               </w:rPr>
-              <w:t xml:space="preserve">      console.log('Form submitted:', </w:t>
-            </w:r>
-            <w:proofErr w:type="spellStart"/>
-            <w:r>
-              <w:rPr>
-                <w:rFonts w:ascii="Roboto" w:hAnsi="Roboto"/>
-                <w:b/>
-                <w:bCs/>
-                <w:color w:val="444444"/>
-                <w:shd w:val="clear" w:color="auto" w:fill="FFFFFF"/>
-              </w:rPr>
-              <w:t>this.myForm.value</w:t>
-            </w:r>
-            <w:proofErr w:type="spellEnd"/>
-            <w:r>
-              <w:rPr>
-                <w:rFonts w:ascii="Roboto" w:hAnsi="Roboto"/>
-                <w:b/>
-                <w:bCs/>
-                <w:color w:val="444444"/>
-                <w:shd w:val="clear" w:color="auto" w:fill="FFFFFF"/>
-              </w:rPr>
-              <w:t>);</w:t>
+              <w:t xml:space="preserve">      console.log('Form submitted:', this.myForm.value);</w:t>
             </w:r>
           </w:p>
           <w:p>
@@ -15679,29 +13523,7 @@
                 <w:color w:val="444444"/>
                 <w:shd w:val="clear" w:color="auto" w:fill="FFFFFF"/>
               </w:rPr>
-              <w:t xml:space="preserve">  </w:t>
-            </w:r>
-            <w:proofErr w:type="spellStart"/>
-            <w:r>
-              <w:rPr>
-                <w:rFonts w:ascii="Roboto" w:hAnsi="Roboto"/>
-                <w:b/>
-                <w:bCs/>
-                <w:color w:val="444444"/>
-                <w:shd w:val="clear" w:color="auto" w:fill="FFFFFF"/>
-              </w:rPr>
-              <w:t>resetForm</w:t>
-            </w:r>
-            <w:proofErr w:type="spellEnd"/>
-            <w:r>
-              <w:rPr>
-                <w:rFonts w:ascii="Roboto" w:hAnsi="Roboto"/>
-                <w:b/>
-                <w:bCs/>
-                <w:color w:val="444444"/>
-                <w:shd w:val="clear" w:color="auto" w:fill="FFFFFF"/>
-              </w:rPr>
-              <w:t>() {</w:t>
+              <w:t xml:space="preserve">  resetForm() {</w:t>
             </w:r>
           </w:p>
           <w:p>
@@ -15722,29 +13544,7 @@
                 <w:color w:val="444444"/>
                 <w:shd w:val="clear" w:color="auto" w:fill="FFFFFF"/>
               </w:rPr>
-              <w:t xml:space="preserve">    </w:t>
-            </w:r>
-            <w:proofErr w:type="spellStart"/>
-            <w:r>
-              <w:rPr>
-                <w:rFonts w:ascii="Roboto" w:hAnsi="Roboto"/>
-                <w:b/>
-                <w:bCs/>
-                <w:color w:val="444444"/>
-                <w:shd w:val="clear" w:color="auto" w:fill="FFFFFF"/>
-              </w:rPr>
-              <w:t>this.myForm.reset</w:t>
-            </w:r>
-            <w:proofErr w:type="spellEnd"/>
-            <w:r>
-              <w:rPr>
-                <w:rFonts w:ascii="Roboto" w:hAnsi="Roboto"/>
-                <w:b/>
-                <w:bCs/>
-                <w:color w:val="444444"/>
-                <w:shd w:val="clear" w:color="auto" w:fill="FFFFFF"/>
-              </w:rPr>
-              <w:t>();</w:t>
+              <w:t xml:space="preserve">    this.myForm.reset();</w:t>
             </w:r>
           </w:p>
           <w:p>
@@ -15959,79 +13759,7 @@
                 <w:color w:val="444444"/>
                 <w:shd w:val="clear" w:color="auto" w:fill="FFFFFF"/>
               </w:rPr>
-              <w:t xml:space="preserve">  &lt;form [</w:t>
-            </w:r>
-            <w:proofErr w:type="spellStart"/>
-            <w:r>
-              <w:rPr>
-                <w:rFonts w:ascii="Roboto" w:hAnsi="Roboto"/>
-                <w:color w:val="444444"/>
-                <w:shd w:val="clear" w:color="auto" w:fill="FFFFFF"/>
-              </w:rPr>
-              <w:t>formGroup</w:t>
-            </w:r>
-            <w:proofErr w:type="spellEnd"/>
-            <w:r>
-              <w:rPr>
-                <w:rFonts w:ascii="Roboto" w:hAnsi="Roboto"/>
-                <w:color w:val="444444"/>
-                <w:shd w:val="clear" w:color="auto" w:fill="FFFFFF"/>
-              </w:rPr>
-              <w:t>]="</w:t>
-            </w:r>
-            <w:proofErr w:type="spellStart"/>
-            <w:r>
-              <w:rPr>
-                <w:rFonts w:ascii="Roboto" w:hAnsi="Roboto"/>
-                <w:color w:val="444444"/>
-                <w:shd w:val="clear" w:color="auto" w:fill="FFFFFF"/>
-              </w:rPr>
-              <w:t>myForm</w:t>
-            </w:r>
-            <w:proofErr w:type="spellEnd"/>
-            <w:r>
-              <w:rPr>
-                <w:rFonts w:ascii="Roboto" w:hAnsi="Roboto"/>
-                <w:color w:val="444444"/>
-                <w:shd w:val="clear" w:color="auto" w:fill="FFFFFF"/>
-              </w:rPr>
-              <w:t>" (</w:t>
-            </w:r>
-            <w:proofErr w:type="spellStart"/>
-            <w:r>
-              <w:rPr>
-                <w:rFonts w:ascii="Roboto" w:hAnsi="Roboto"/>
-                <w:color w:val="444444"/>
-                <w:shd w:val="clear" w:color="auto" w:fill="FFFFFF"/>
-              </w:rPr>
-              <w:t>ngSubmit</w:t>
-            </w:r>
-            <w:proofErr w:type="spellEnd"/>
-            <w:r>
-              <w:rPr>
-                <w:rFonts w:ascii="Roboto" w:hAnsi="Roboto"/>
-                <w:color w:val="444444"/>
-                <w:shd w:val="clear" w:color="auto" w:fill="FFFFFF"/>
-              </w:rPr>
-              <w:t>)="</w:t>
-            </w:r>
-            <w:proofErr w:type="spellStart"/>
-            <w:r>
-              <w:rPr>
-                <w:rFonts w:ascii="Roboto" w:hAnsi="Roboto"/>
-                <w:color w:val="444444"/>
-                <w:shd w:val="clear" w:color="auto" w:fill="FFFFFF"/>
-              </w:rPr>
-              <w:t>onSubmit</w:t>
-            </w:r>
-            <w:proofErr w:type="spellEnd"/>
-            <w:r>
-              <w:rPr>
-                <w:rFonts w:ascii="Roboto" w:hAnsi="Roboto"/>
-                <w:color w:val="444444"/>
-                <w:shd w:val="clear" w:color="auto" w:fill="FFFFFF"/>
-              </w:rPr>
-              <w:t>()"&gt;</w:t>
+              <w:t xml:space="preserve">  &lt;form [formGroup]="myForm" (ngSubmit)="onSubmit()"&gt;</w:t>
             </w:r>
           </w:p>
           <w:p>
@@ -16082,25 +13810,7 @@
                 <w:color w:val="444444"/>
                 <w:shd w:val="clear" w:color="auto" w:fill="FFFFFF"/>
               </w:rPr>
-              <w:t xml:space="preserve">      &lt;input type="text" id="username" </w:t>
-            </w:r>
-            <w:proofErr w:type="spellStart"/>
-            <w:r>
-              <w:rPr>
-                <w:rFonts w:ascii="Roboto" w:hAnsi="Roboto"/>
-                <w:color w:val="444444"/>
-                <w:shd w:val="clear" w:color="auto" w:fill="FFFFFF"/>
-              </w:rPr>
-              <w:t>formControlName</w:t>
-            </w:r>
-            <w:proofErr w:type="spellEnd"/>
-            <w:r>
-              <w:rPr>
-                <w:rFonts w:ascii="Roboto" w:hAnsi="Roboto"/>
-                <w:color w:val="444444"/>
-                <w:shd w:val="clear" w:color="auto" w:fill="FFFFFF"/>
-              </w:rPr>
-              <w:t>="username"&gt;</w:t>
+              <w:t xml:space="preserve">      &lt;input type="text" id="username" formControlName="username"&gt;</w:t>
             </w:r>
           </w:p>
           <w:p>
@@ -16117,79 +13827,7 @@
                 <w:color w:val="444444"/>
                 <w:shd w:val="clear" w:color="auto" w:fill="FFFFFF"/>
               </w:rPr>
-              <w:t xml:space="preserve">      &lt;div *</w:t>
-            </w:r>
-            <w:proofErr w:type="spellStart"/>
-            <w:r>
-              <w:rPr>
-                <w:rFonts w:ascii="Roboto" w:hAnsi="Roboto"/>
-                <w:color w:val="444444"/>
-                <w:shd w:val="clear" w:color="auto" w:fill="FFFFFF"/>
-              </w:rPr>
-              <w:t>ngIf</w:t>
-            </w:r>
-            <w:proofErr w:type="spellEnd"/>
-            <w:r>
-              <w:rPr>
-                <w:rFonts w:ascii="Roboto" w:hAnsi="Roboto"/>
-                <w:color w:val="444444"/>
-                <w:shd w:val="clear" w:color="auto" w:fill="FFFFFF"/>
-              </w:rPr>
-              <w:t>="</w:t>
-            </w:r>
-            <w:proofErr w:type="spellStart"/>
-            <w:r>
-              <w:rPr>
-                <w:rFonts w:ascii="Roboto" w:hAnsi="Roboto"/>
-                <w:color w:val="444444"/>
-                <w:shd w:val="clear" w:color="auto" w:fill="FFFFFF"/>
-              </w:rPr>
-              <w:t>myForm.controls.username.invalid</w:t>
-            </w:r>
-            <w:proofErr w:type="spellEnd"/>
-            <w:r>
-              <w:rPr>
-                <w:rFonts w:ascii="Roboto" w:hAnsi="Roboto"/>
-                <w:color w:val="444444"/>
-                <w:shd w:val="clear" w:color="auto" w:fill="FFFFFF"/>
-              </w:rPr>
-              <w:t xml:space="preserve"> &amp;&amp; (</w:t>
-            </w:r>
-            <w:proofErr w:type="spellStart"/>
-            <w:r>
-              <w:rPr>
-                <w:rFonts w:ascii="Roboto" w:hAnsi="Roboto"/>
-                <w:color w:val="444444"/>
-                <w:shd w:val="clear" w:color="auto" w:fill="FFFFFF"/>
-              </w:rPr>
-              <w:t>myForm.controls.username.dirty</w:t>
-            </w:r>
-            <w:proofErr w:type="spellEnd"/>
-            <w:r>
-              <w:rPr>
-                <w:rFonts w:ascii="Roboto" w:hAnsi="Roboto"/>
-                <w:color w:val="444444"/>
-                <w:shd w:val="clear" w:color="auto" w:fill="FFFFFF"/>
-              </w:rPr>
-              <w:t xml:space="preserve"> || </w:t>
-            </w:r>
-            <w:proofErr w:type="spellStart"/>
-            <w:r>
-              <w:rPr>
-                <w:rFonts w:ascii="Roboto" w:hAnsi="Roboto"/>
-                <w:color w:val="444444"/>
-                <w:shd w:val="clear" w:color="auto" w:fill="FFFFFF"/>
-              </w:rPr>
-              <w:t>myForm.controls.username.touched</w:t>
-            </w:r>
-            <w:proofErr w:type="spellEnd"/>
-            <w:r>
-              <w:rPr>
-                <w:rFonts w:ascii="Roboto" w:hAnsi="Roboto"/>
-                <w:color w:val="444444"/>
-                <w:shd w:val="clear" w:color="auto" w:fill="FFFFFF"/>
-              </w:rPr>
-              <w:t>)"&gt;</w:t>
+              <w:t xml:space="preserve">      &lt;div *ngIf="myForm.controls.username.invalid &amp;&amp; (myForm.controls.username.dirty || myForm.controls.username.touched)"&gt;</w:t>
             </w:r>
           </w:p>
           <w:p>
@@ -16206,43 +13844,7 @@
                 <w:color w:val="444444"/>
                 <w:shd w:val="clear" w:color="auto" w:fill="FFFFFF"/>
               </w:rPr>
-              <w:t xml:space="preserve">        &lt;div *</w:t>
-            </w:r>
-            <w:proofErr w:type="spellStart"/>
-            <w:r>
-              <w:rPr>
-                <w:rFonts w:ascii="Roboto" w:hAnsi="Roboto"/>
-                <w:color w:val="444444"/>
-                <w:shd w:val="clear" w:color="auto" w:fill="FFFFFF"/>
-              </w:rPr>
-              <w:t>ngIf</w:t>
-            </w:r>
-            <w:proofErr w:type="spellEnd"/>
-            <w:r>
-              <w:rPr>
-                <w:rFonts w:ascii="Roboto" w:hAnsi="Roboto"/>
-                <w:color w:val="444444"/>
-                <w:shd w:val="clear" w:color="auto" w:fill="FFFFFF"/>
-              </w:rPr>
-              <w:t>="</w:t>
-            </w:r>
-            <w:proofErr w:type="spellStart"/>
-            <w:r>
-              <w:rPr>
-                <w:rFonts w:ascii="Roboto" w:hAnsi="Roboto"/>
-                <w:color w:val="444444"/>
-                <w:shd w:val="clear" w:color="auto" w:fill="FFFFFF"/>
-              </w:rPr>
-              <w:t>myForm.controls.username.errors.required</w:t>
-            </w:r>
-            <w:proofErr w:type="spellEnd"/>
-            <w:r>
-              <w:rPr>
-                <w:rFonts w:ascii="Roboto" w:hAnsi="Roboto"/>
-                <w:color w:val="444444"/>
-                <w:shd w:val="clear" w:color="auto" w:fill="FFFFFF"/>
-              </w:rPr>
-              <w:t>"&gt;Username is required.&lt;/div&gt;</w:t>
+              <w:t xml:space="preserve">        &lt;div *ngIf="myForm.controls.username.errors.required"&gt;Username is required.&lt;/div&gt;</w:t>
             </w:r>
           </w:p>
           <w:p>
@@ -16259,43 +13861,7 @@
                 <w:color w:val="444444"/>
                 <w:shd w:val="clear" w:color="auto" w:fill="FFFFFF"/>
               </w:rPr>
-              <w:t xml:space="preserve">        &lt;div *</w:t>
-            </w:r>
-            <w:proofErr w:type="spellStart"/>
-            <w:r>
-              <w:rPr>
-                <w:rFonts w:ascii="Roboto" w:hAnsi="Roboto"/>
-                <w:color w:val="444444"/>
-                <w:shd w:val="clear" w:color="auto" w:fill="FFFFFF"/>
-              </w:rPr>
-              <w:t>ngIf</w:t>
-            </w:r>
-            <w:proofErr w:type="spellEnd"/>
-            <w:r>
-              <w:rPr>
-                <w:rFonts w:ascii="Roboto" w:hAnsi="Roboto"/>
-                <w:color w:val="444444"/>
-                <w:shd w:val="clear" w:color="auto" w:fill="FFFFFF"/>
-              </w:rPr>
-              <w:t>="</w:t>
-            </w:r>
-            <w:proofErr w:type="spellStart"/>
-            <w:r>
-              <w:rPr>
-                <w:rFonts w:ascii="Roboto" w:hAnsi="Roboto"/>
-                <w:color w:val="444444"/>
-                <w:shd w:val="clear" w:color="auto" w:fill="FFFFFF"/>
-              </w:rPr>
-              <w:t>myForm.controls.username.errors.minlength</w:t>
-            </w:r>
-            <w:proofErr w:type="spellEnd"/>
-            <w:r>
-              <w:rPr>
-                <w:rFonts w:ascii="Roboto" w:hAnsi="Roboto"/>
-                <w:color w:val="444444"/>
-                <w:shd w:val="clear" w:color="auto" w:fill="FFFFFF"/>
-              </w:rPr>
-              <w:t>"&gt;Username should be at least 3 characters.&lt;/div&gt;</w:t>
+              <w:t xml:space="preserve">        &lt;div *ngIf="myForm.controls.username.errors.minlength"&gt;Username should be at least 3 characters.&lt;/div&gt;</w:t>
             </w:r>
           </w:p>
           <w:p>
@@ -16312,43 +13878,7 @@
                 <w:color w:val="444444"/>
                 <w:shd w:val="clear" w:color="auto" w:fill="FFFFFF"/>
               </w:rPr>
-              <w:t xml:space="preserve">        &lt;div *</w:t>
-            </w:r>
-            <w:proofErr w:type="spellStart"/>
-            <w:r>
-              <w:rPr>
-                <w:rFonts w:ascii="Roboto" w:hAnsi="Roboto"/>
-                <w:color w:val="444444"/>
-                <w:shd w:val="clear" w:color="auto" w:fill="FFFFFF"/>
-              </w:rPr>
-              <w:t>ngIf</w:t>
-            </w:r>
-            <w:proofErr w:type="spellEnd"/>
-            <w:r>
-              <w:rPr>
-                <w:rFonts w:ascii="Roboto" w:hAnsi="Roboto"/>
-                <w:color w:val="444444"/>
-                <w:shd w:val="clear" w:color="auto" w:fill="FFFFFF"/>
-              </w:rPr>
-              <w:t>="</w:t>
-            </w:r>
-            <w:proofErr w:type="spellStart"/>
-            <w:r>
-              <w:rPr>
-                <w:rFonts w:ascii="Roboto" w:hAnsi="Roboto"/>
-                <w:color w:val="444444"/>
-                <w:shd w:val="clear" w:color="auto" w:fill="FFFFFF"/>
-              </w:rPr>
-              <w:t>myForm.controls.username.errors.maxlength</w:t>
-            </w:r>
-            <w:proofErr w:type="spellEnd"/>
-            <w:r>
-              <w:rPr>
-                <w:rFonts w:ascii="Roboto" w:hAnsi="Roboto"/>
-                <w:color w:val="444444"/>
-                <w:shd w:val="clear" w:color="auto" w:fill="FFFFFF"/>
-              </w:rPr>
-              <w:t>"&gt;Username should be at most 10 characters.&lt;/div&gt;</w:t>
+              <w:t xml:space="preserve">        &lt;div *ngIf="myForm.controls.username.errors.maxlength"&gt;Username should be at most 10 characters.&lt;/div&gt;</w:t>
             </w:r>
           </w:p>
           <w:p>
@@ -16442,25 +13972,7 @@
                 <w:color w:val="444444"/>
                 <w:shd w:val="clear" w:color="auto" w:fill="FFFFFF"/>
               </w:rPr>
-              <w:t xml:space="preserve">      &lt;input type="email" id="email" </w:t>
-            </w:r>
-            <w:proofErr w:type="spellStart"/>
-            <w:r>
-              <w:rPr>
-                <w:rFonts w:ascii="Roboto" w:hAnsi="Roboto"/>
-                <w:color w:val="444444"/>
-                <w:shd w:val="clear" w:color="auto" w:fill="FFFFFF"/>
-              </w:rPr>
-              <w:t>formControlName</w:t>
-            </w:r>
-            <w:proofErr w:type="spellEnd"/>
-            <w:r>
-              <w:rPr>
-                <w:rFonts w:ascii="Roboto" w:hAnsi="Roboto"/>
-                <w:color w:val="444444"/>
-                <w:shd w:val="clear" w:color="auto" w:fill="FFFFFF"/>
-              </w:rPr>
-              <w:t>="email"&gt;</w:t>
+              <w:t xml:space="preserve">      &lt;input type="email" id="email" formControlName="email"&gt;</w:t>
             </w:r>
           </w:p>
           <w:p>
@@ -16477,79 +13989,7 @@
                 <w:color w:val="444444"/>
                 <w:shd w:val="clear" w:color="auto" w:fill="FFFFFF"/>
               </w:rPr>
-              <w:t xml:space="preserve">      &lt;div *</w:t>
-            </w:r>
-            <w:proofErr w:type="spellStart"/>
-            <w:r>
-              <w:rPr>
-                <w:rFonts w:ascii="Roboto" w:hAnsi="Roboto"/>
-                <w:color w:val="444444"/>
-                <w:shd w:val="clear" w:color="auto" w:fill="FFFFFF"/>
-              </w:rPr>
-              <w:t>ngIf</w:t>
-            </w:r>
-            <w:proofErr w:type="spellEnd"/>
-            <w:r>
-              <w:rPr>
-                <w:rFonts w:ascii="Roboto" w:hAnsi="Roboto"/>
-                <w:color w:val="444444"/>
-                <w:shd w:val="clear" w:color="auto" w:fill="FFFFFF"/>
-              </w:rPr>
-              <w:t>="</w:t>
-            </w:r>
-            <w:proofErr w:type="spellStart"/>
-            <w:r>
-              <w:rPr>
-                <w:rFonts w:ascii="Roboto" w:hAnsi="Roboto"/>
-                <w:color w:val="444444"/>
-                <w:shd w:val="clear" w:color="auto" w:fill="FFFFFF"/>
-              </w:rPr>
-              <w:t>myForm.controls.email.invalid</w:t>
-            </w:r>
-            <w:proofErr w:type="spellEnd"/>
-            <w:r>
-              <w:rPr>
-                <w:rFonts w:ascii="Roboto" w:hAnsi="Roboto"/>
-                <w:color w:val="444444"/>
-                <w:shd w:val="clear" w:color="auto" w:fill="FFFFFF"/>
-              </w:rPr>
-              <w:t xml:space="preserve"> &amp;&amp; (</w:t>
-            </w:r>
-            <w:proofErr w:type="spellStart"/>
-            <w:r>
-              <w:rPr>
-                <w:rFonts w:ascii="Roboto" w:hAnsi="Roboto"/>
-                <w:color w:val="444444"/>
-                <w:shd w:val="clear" w:color="auto" w:fill="FFFFFF"/>
-              </w:rPr>
-              <w:t>myForm.controls.email.dirty</w:t>
-            </w:r>
-            <w:proofErr w:type="spellEnd"/>
-            <w:r>
-              <w:rPr>
-                <w:rFonts w:ascii="Roboto" w:hAnsi="Roboto"/>
-                <w:color w:val="444444"/>
-                <w:shd w:val="clear" w:color="auto" w:fill="FFFFFF"/>
-              </w:rPr>
-              <w:t xml:space="preserve"> || </w:t>
-            </w:r>
-            <w:proofErr w:type="spellStart"/>
-            <w:r>
-              <w:rPr>
-                <w:rFonts w:ascii="Roboto" w:hAnsi="Roboto"/>
-                <w:color w:val="444444"/>
-                <w:shd w:val="clear" w:color="auto" w:fill="FFFFFF"/>
-              </w:rPr>
-              <w:t>myForm.controls.email.touched</w:t>
-            </w:r>
-            <w:proofErr w:type="spellEnd"/>
-            <w:r>
-              <w:rPr>
-                <w:rFonts w:ascii="Roboto" w:hAnsi="Roboto"/>
-                <w:color w:val="444444"/>
-                <w:shd w:val="clear" w:color="auto" w:fill="FFFFFF"/>
-              </w:rPr>
-              <w:t>)"&gt;</w:t>
+              <w:t xml:space="preserve">      &lt;div *ngIf="myForm.controls.email.invalid &amp;&amp; (myForm.controls.email.dirty || myForm.controls.email.touched)"&gt;</w:t>
             </w:r>
           </w:p>
           <w:p>
@@ -16566,43 +14006,7 @@
                 <w:color w:val="444444"/>
                 <w:shd w:val="clear" w:color="auto" w:fill="FFFFFF"/>
               </w:rPr>
-              <w:t xml:space="preserve">        &lt;div *</w:t>
-            </w:r>
-            <w:proofErr w:type="spellStart"/>
-            <w:r>
-              <w:rPr>
-                <w:rFonts w:ascii="Roboto" w:hAnsi="Roboto"/>
-                <w:color w:val="444444"/>
-                <w:shd w:val="clear" w:color="auto" w:fill="FFFFFF"/>
-              </w:rPr>
-              <w:t>ngIf</w:t>
-            </w:r>
-            <w:proofErr w:type="spellEnd"/>
-            <w:r>
-              <w:rPr>
-                <w:rFonts w:ascii="Roboto" w:hAnsi="Roboto"/>
-                <w:color w:val="444444"/>
-                <w:shd w:val="clear" w:color="auto" w:fill="FFFFFF"/>
-              </w:rPr>
-              <w:t>="</w:t>
-            </w:r>
-            <w:proofErr w:type="spellStart"/>
-            <w:r>
-              <w:rPr>
-                <w:rFonts w:ascii="Roboto" w:hAnsi="Roboto"/>
-                <w:color w:val="444444"/>
-                <w:shd w:val="clear" w:color="auto" w:fill="FFFFFF"/>
-              </w:rPr>
-              <w:t>myForm.controls.email.errors.required</w:t>
-            </w:r>
-            <w:proofErr w:type="spellEnd"/>
-            <w:r>
-              <w:rPr>
-                <w:rFonts w:ascii="Roboto" w:hAnsi="Roboto"/>
-                <w:color w:val="444444"/>
-                <w:shd w:val="clear" w:color="auto" w:fill="FFFFFF"/>
-              </w:rPr>
-              <w:t>"&gt;Email is required.&lt;/div&gt;</w:t>
+              <w:t xml:space="preserve">        &lt;div *ngIf="myForm.controls.email.errors.required"&gt;Email is required.&lt;/div&gt;</w:t>
             </w:r>
           </w:p>
           <w:p>
@@ -16619,43 +14023,7 @@
                 <w:color w:val="444444"/>
                 <w:shd w:val="clear" w:color="auto" w:fill="FFFFFF"/>
               </w:rPr>
-              <w:t xml:space="preserve">        &lt;div *</w:t>
-            </w:r>
-            <w:proofErr w:type="spellStart"/>
-            <w:r>
-              <w:rPr>
-                <w:rFonts w:ascii="Roboto" w:hAnsi="Roboto"/>
-                <w:color w:val="444444"/>
-                <w:shd w:val="clear" w:color="auto" w:fill="FFFFFF"/>
-              </w:rPr>
-              <w:t>ngIf</w:t>
-            </w:r>
-            <w:proofErr w:type="spellEnd"/>
-            <w:r>
-              <w:rPr>
-                <w:rFonts w:ascii="Roboto" w:hAnsi="Roboto"/>
-                <w:color w:val="444444"/>
-                <w:shd w:val="clear" w:color="auto" w:fill="FFFFFF"/>
-              </w:rPr>
-              <w:t>="</w:t>
-            </w:r>
-            <w:proofErr w:type="spellStart"/>
-            <w:r>
-              <w:rPr>
-                <w:rFonts w:ascii="Roboto" w:hAnsi="Roboto"/>
-                <w:color w:val="444444"/>
-                <w:shd w:val="clear" w:color="auto" w:fill="FFFFFF"/>
-              </w:rPr>
-              <w:t>myForm.controls.email.errors.email</w:t>
-            </w:r>
-            <w:proofErr w:type="spellEnd"/>
-            <w:r>
-              <w:rPr>
-                <w:rFonts w:ascii="Roboto" w:hAnsi="Roboto"/>
-                <w:color w:val="444444"/>
-                <w:shd w:val="clear" w:color="auto" w:fill="FFFFFF"/>
-              </w:rPr>
-              <w:t>"&gt;Invalid email format.&lt;/div&gt;</w:t>
+              <w:t xml:space="preserve">        &lt;div *ngIf="myForm.controls.email.errors.email"&gt;Invalid email format.&lt;/div&gt;</w:t>
             </w:r>
           </w:p>
           <w:p>
@@ -16732,25 +14100,7 @@
                 <w:color w:val="444444"/>
                 <w:shd w:val="clear" w:color="auto" w:fill="FFFFFF"/>
               </w:rPr>
-              <w:t xml:space="preserve">      &lt;button type="submit" [disabled]="</w:t>
-            </w:r>
-            <w:proofErr w:type="spellStart"/>
-            <w:r>
-              <w:rPr>
-                <w:rFonts w:ascii="Roboto" w:hAnsi="Roboto"/>
-                <w:color w:val="444444"/>
-                <w:shd w:val="clear" w:color="auto" w:fill="FFFFFF"/>
-              </w:rPr>
-              <w:t>myForm.invalid</w:t>
-            </w:r>
-            <w:proofErr w:type="spellEnd"/>
-            <w:r>
-              <w:rPr>
-                <w:rFonts w:ascii="Roboto" w:hAnsi="Roboto"/>
-                <w:color w:val="444444"/>
-                <w:shd w:val="clear" w:color="auto" w:fill="FFFFFF"/>
-              </w:rPr>
-              <w:t>"&gt;Submit&lt;/button&gt;</w:t>
+              <w:t xml:space="preserve">      &lt;button type="submit" [disabled]="myForm.invalid"&gt;Submit&lt;/button&gt;</w:t>
             </w:r>
           </w:p>
           <w:p>
@@ -16767,25 +14117,7 @@
                 <w:color w:val="444444"/>
                 <w:shd w:val="clear" w:color="auto" w:fill="FFFFFF"/>
               </w:rPr>
-              <w:t xml:space="preserve">      &lt;button type="button" (click)="</w:t>
-            </w:r>
-            <w:proofErr w:type="spellStart"/>
-            <w:r>
-              <w:rPr>
-                <w:rFonts w:ascii="Roboto" w:hAnsi="Roboto"/>
-                <w:color w:val="444444"/>
-                <w:shd w:val="clear" w:color="auto" w:fill="FFFFFF"/>
-              </w:rPr>
-              <w:t>resetForm</w:t>
-            </w:r>
-            <w:proofErr w:type="spellEnd"/>
-            <w:r>
-              <w:rPr>
-                <w:rFonts w:ascii="Roboto" w:hAnsi="Roboto"/>
-                <w:color w:val="444444"/>
-                <w:shd w:val="clear" w:color="auto" w:fill="FFFFFF"/>
-              </w:rPr>
-              <w:t>()"&gt;Reset Form&lt;/button&gt;</w:t>
+              <w:t xml:space="preserve">      &lt;button type="button" (click)="resetForm()"&gt;Reset Form&lt;/button&gt;</w:t>
             </w:r>
           </w:p>
           <w:p>
@@ -16886,7 +14218,6 @@
           <w:shd w:val="clear" w:color="auto" w:fill="FFFFFF"/>
         </w:rPr>
       </w:pPr>
-      <w:proofErr w:type="spellStart"/>
       <w:r>
         <w:rPr>
           <w:rFonts w:ascii="Roboto" w:hAnsi="Roboto"/>
@@ -16897,7 +14228,6 @@
         </w:rPr>
         <w:t>FormBuilder</w:t>
       </w:r>
-      <w:proofErr w:type="spellEnd"/>
       <w:r>
         <w:rPr>
           <w:rFonts w:ascii="Roboto" w:hAnsi="Roboto"/>
@@ -16906,7 +14236,6 @@
         </w:rPr>
         <w:t xml:space="preserve"> is used to create an instance of </w:t>
       </w:r>
-      <w:proofErr w:type="spellStart"/>
       <w:r>
         <w:rPr>
           <w:rFonts w:ascii="Roboto" w:hAnsi="Roboto"/>
@@ -16917,7 +14246,6 @@
         </w:rPr>
         <w:t>FormGroup</w:t>
       </w:r>
-      <w:proofErr w:type="spellEnd"/>
       <w:r>
         <w:rPr>
           <w:rFonts w:ascii="Roboto" w:hAnsi="Roboto"/>
@@ -16939,7 +14267,6 @@
           <w:shd w:val="clear" w:color="auto" w:fill="FFFFFF"/>
         </w:rPr>
       </w:pPr>
-      <w:proofErr w:type="spellStart"/>
       <w:r>
         <w:rPr>
           <w:rFonts w:ascii="Roboto" w:hAnsi="Roboto"/>
@@ -16950,7 +14277,6 @@
         </w:rPr>
         <w:t>FormGroup</w:t>
       </w:r>
-      <w:proofErr w:type="spellEnd"/>
       <w:r>
         <w:rPr>
           <w:rFonts w:ascii="Roboto" w:hAnsi="Roboto"/>
@@ -16972,49 +14298,15 @@
           <w:shd w:val="clear" w:color="auto" w:fill="FFFFFF"/>
         </w:rPr>
       </w:pPr>
-      <w:proofErr w:type="spellStart"/>
-      <w:r>
-        <w:rPr>
-          <w:rFonts w:ascii="Roboto" w:hAnsi="Roboto"/>
-          <w:b/>
-          <w:bCs/>
-          <w:color w:val="444444"/>
-          <w:shd w:val="clear" w:color="auto" w:fill="FFFFFF"/>
-        </w:rPr>
-        <w:t>FormGroup</w:t>
-      </w:r>
-      <w:proofErr w:type="spellEnd"/>
-      <w:r>
-        <w:rPr>
-          <w:rFonts w:ascii="Roboto" w:hAnsi="Roboto"/>
-          <w:b/>
-          <w:bCs/>
-          <w:color w:val="444444"/>
-          <w:shd w:val="clear" w:color="auto" w:fill="FFFFFF"/>
-        </w:rPr>
-        <w:t xml:space="preserve"> Initialization in </w:t>
-      </w:r>
-      <w:proofErr w:type="spellStart"/>
-      <w:r>
-        <w:rPr>
-          <w:rFonts w:ascii="Roboto" w:hAnsi="Roboto"/>
-          <w:b/>
-          <w:bCs/>
-          <w:color w:val="444444"/>
-          <w:shd w:val="clear" w:color="auto" w:fill="FFFFFF"/>
-        </w:rPr>
-        <w:t>ngOnInit</w:t>
-      </w:r>
-      <w:proofErr w:type="spellEnd"/>
-      <w:r>
-        <w:rPr>
-          <w:rFonts w:ascii="Roboto" w:hAnsi="Roboto"/>
-          <w:b/>
-          <w:bCs/>
-          <w:color w:val="444444"/>
-          <w:shd w:val="clear" w:color="auto" w:fill="FFFFFF"/>
-        </w:rPr>
-        <w:t>:</w:t>
+      <w:r>
+        <w:rPr>
+          <w:rFonts w:ascii="Roboto" w:hAnsi="Roboto"/>
+          <w:b/>
+          <w:bCs/>
+          <w:color w:val="444444"/>
+          <w:shd w:val="clear" w:color="auto" w:fill="FFFFFF"/>
+        </w:rPr>
+        <w:t>FormGroup Initialization in ngOnInit:</w:t>
       </w:r>
     </w:p>
     <w:p>
@@ -17037,7 +14329,6 @@
         </w:rPr>
         <w:t xml:space="preserve">The </w:t>
       </w:r>
-      <w:proofErr w:type="spellStart"/>
       <w:r>
         <w:rPr>
           <w:rFonts w:ascii="Roboto" w:hAnsi="Roboto"/>
@@ -17048,7 +14339,6 @@
         </w:rPr>
         <w:t>FormGroup</w:t>
       </w:r>
-      <w:proofErr w:type="spellEnd"/>
       <w:r>
         <w:rPr>
           <w:rFonts w:ascii="Roboto" w:hAnsi="Roboto"/>
@@ -17093,7 +14383,6 @@
         </w:rPr>
         <w:t xml:space="preserve">) using the </w:t>
       </w:r>
-      <w:proofErr w:type="spellStart"/>
       <w:r>
         <w:rPr>
           <w:rFonts w:ascii="Roboto" w:hAnsi="Roboto"/>
@@ -17104,7 +14393,6 @@
         </w:rPr>
         <w:t>formBuilder.group</w:t>
       </w:r>
-      <w:proofErr w:type="spellEnd"/>
       <w:r>
         <w:rPr>
           <w:rFonts w:ascii="Roboto" w:hAnsi="Roboto"/>
@@ -17155,29 +14443,7 @@
           <w:color w:val="444444"/>
           <w:shd w:val="clear" w:color="auto" w:fill="FFFFFF"/>
         </w:rPr>
-        <w:t>Handling Form Submission (</w:t>
-      </w:r>
-      <w:proofErr w:type="spellStart"/>
-      <w:r>
-        <w:rPr>
-          <w:rFonts w:ascii="Roboto" w:hAnsi="Roboto"/>
-          <w:b/>
-          <w:bCs/>
-          <w:color w:val="444444"/>
-          <w:shd w:val="clear" w:color="auto" w:fill="FFFFFF"/>
-        </w:rPr>
-        <w:t>onSubmit</w:t>
-      </w:r>
-      <w:proofErr w:type="spellEnd"/>
-      <w:r>
-        <w:rPr>
-          <w:rFonts w:ascii="Roboto" w:hAnsi="Roboto"/>
-          <w:b/>
-          <w:bCs/>
-          <w:color w:val="444444"/>
-          <w:shd w:val="clear" w:color="auto" w:fill="FFFFFF"/>
-        </w:rPr>
-        <w:t xml:space="preserve"> method):</w:t>
+        <w:t>Handling Form Submission (onSubmit method):</w:t>
       </w:r>
     </w:p>
     <w:p>
@@ -17200,7 +14466,6 @@
         </w:rPr>
         <w:t xml:space="preserve">The </w:t>
       </w:r>
-      <w:proofErr w:type="spellStart"/>
       <w:r>
         <w:rPr>
           <w:rFonts w:ascii="Roboto" w:hAnsi="Roboto"/>
@@ -17211,7 +14476,6 @@
         </w:rPr>
         <w:t>onSubmit</w:t>
       </w:r>
-      <w:proofErr w:type="spellEnd"/>
       <w:r>
         <w:rPr>
           <w:rFonts w:ascii="Roboto" w:hAnsi="Roboto"/>
@@ -17263,29 +14527,7 @@
           <w:color w:val="444444"/>
           <w:shd w:val="clear" w:color="auto" w:fill="FFFFFF"/>
         </w:rPr>
-        <w:t>Resetting the Form (</w:t>
-      </w:r>
-      <w:proofErr w:type="spellStart"/>
-      <w:r>
-        <w:rPr>
-          <w:rFonts w:ascii="Roboto" w:hAnsi="Roboto"/>
-          <w:b/>
-          <w:bCs/>
-          <w:color w:val="444444"/>
-          <w:shd w:val="clear" w:color="auto" w:fill="FFFFFF"/>
-        </w:rPr>
-        <w:t>resetForm</w:t>
-      </w:r>
-      <w:proofErr w:type="spellEnd"/>
-      <w:r>
-        <w:rPr>
-          <w:rFonts w:ascii="Roboto" w:hAnsi="Roboto"/>
-          <w:b/>
-          <w:bCs/>
-          <w:color w:val="444444"/>
-          <w:shd w:val="clear" w:color="auto" w:fill="FFFFFF"/>
-        </w:rPr>
-        <w:t xml:space="preserve"> method):</w:t>
+        <w:t>Resetting the Form (resetForm method):</w:t>
       </w:r>
     </w:p>
     <w:p>
@@ -17308,7 +14550,6 @@
         </w:rPr>
         <w:t xml:space="preserve">The </w:t>
       </w:r>
-      <w:proofErr w:type="spellStart"/>
       <w:r>
         <w:rPr>
           <w:rFonts w:ascii="Roboto" w:hAnsi="Roboto"/>
@@ -17319,7 +14560,6 @@
         </w:rPr>
         <w:t>resetForm</w:t>
       </w:r>
-      <w:proofErr w:type="spellEnd"/>
       <w:r>
         <w:rPr>
           <w:rFonts w:ascii="Roboto" w:hAnsi="Roboto"/>
@@ -17380,51 +14620,7 @@
           <w:color w:val="444444"/>
           <w:shd w:val="clear" w:color="auto" w:fill="FFFFFF"/>
         </w:rPr>
-        <w:t>[</w:t>
-      </w:r>
-      <w:proofErr w:type="spellStart"/>
-      <w:r>
-        <w:rPr>
-          <w:rFonts w:ascii="Roboto" w:hAnsi="Roboto"/>
-          <w:b/>
-          <w:bCs/>
-          <w:color w:val="444444"/>
-          <w:shd w:val="clear" w:color="auto" w:fill="FFFFFF"/>
-        </w:rPr>
-        <w:t>formGroup</w:t>
-      </w:r>
-      <w:proofErr w:type="spellEnd"/>
-      <w:r>
-        <w:rPr>
-          <w:rFonts w:ascii="Roboto" w:hAnsi="Roboto"/>
-          <w:b/>
-          <w:bCs/>
-          <w:color w:val="444444"/>
-          <w:shd w:val="clear" w:color="auto" w:fill="FFFFFF"/>
-        </w:rPr>
-        <w:t>]="</w:t>
-      </w:r>
-      <w:proofErr w:type="spellStart"/>
-      <w:r>
-        <w:rPr>
-          <w:rFonts w:ascii="Roboto" w:hAnsi="Roboto"/>
-          <w:b/>
-          <w:bCs/>
-          <w:color w:val="444444"/>
-          <w:shd w:val="clear" w:color="auto" w:fill="FFFFFF"/>
-        </w:rPr>
-        <w:t>myForm</w:t>
-      </w:r>
-      <w:proofErr w:type="spellEnd"/>
-      <w:r>
-        <w:rPr>
-          <w:rFonts w:ascii="Roboto" w:hAnsi="Roboto"/>
-          <w:b/>
-          <w:bCs/>
-          <w:color w:val="444444"/>
-          <w:shd w:val="clear" w:color="auto" w:fill="FFFFFF"/>
-        </w:rPr>
-        <w:t>"</w:t>
+        <w:t>[formGroup]="myForm"</w:t>
       </w:r>
       <w:r>
         <w:rPr>
@@ -17455,7 +14651,6 @@
         </w:rPr>
         <w:t xml:space="preserve">Form controls are bound to input fields using </w:t>
       </w:r>
-      <w:proofErr w:type="spellStart"/>
       <w:r>
         <w:rPr>
           <w:rFonts w:ascii="Roboto" w:hAnsi="Roboto"/>
@@ -17466,7 +14661,6 @@
         </w:rPr>
         <w:t>formControlName</w:t>
       </w:r>
-      <w:proofErr w:type="spellEnd"/>
       <w:r>
         <w:rPr>
           <w:rFonts w:ascii="Roboto" w:hAnsi="Roboto"/>
@@ -17507,7 +14701,6 @@
           <w:shd w:val="clear" w:color="auto" w:fill="FFFFFF"/>
         </w:rPr>
       </w:pPr>
-      <w:proofErr w:type="spellStart"/>
       <w:r>
         <w:rPr>
           <w:rFonts w:ascii="Roboto" w:hAnsi="Roboto"/>
@@ -17518,20 +14711,7 @@
           <w:szCs w:val="36"/>
           <w:shd w:val="clear" w:color="auto" w:fill="FFFFFF"/>
         </w:rPr>
-        <w:t>FormArray</w:t>
-      </w:r>
-      <w:proofErr w:type="spellEnd"/>
-      <w:r>
-        <w:rPr>
-          <w:rFonts w:ascii="Roboto" w:hAnsi="Roboto"/>
-          <w:b/>
-          <w:bCs/>
-          <w:color w:val="444444"/>
-          <w:sz w:val="36"/>
-          <w:szCs w:val="36"/>
-          <w:shd w:val="clear" w:color="auto" w:fill="FFFFFF"/>
-        </w:rPr>
-        <w:t>:</w:t>
+        <w:t>FormArray:</w:t>
       </w:r>
     </w:p>
     <w:tbl>
@@ -17562,18 +14742,8 @@
                 <w:color w:val="444444"/>
                 <w:shd w:val="clear" w:color="auto" w:fill="FFFFFF"/>
               </w:rPr>
-              <w:t xml:space="preserve">// </w:t>
+              <w:t>// app.component.ts</w:t>
             </w:r>
-            <w:proofErr w:type="spellStart"/>
-            <w:r>
-              <w:rPr>
-                <w:rFonts w:ascii="Roboto" w:hAnsi="Roboto"/>
-                <w:color w:val="444444"/>
-                <w:shd w:val="clear" w:color="auto" w:fill="FFFFFF"/>
-              </w:rPr>
-              <w:t>app.component.ts</w:t>
-            </w:r>
-            <w:proofErr w:type="spellEnd"/>
           </w:p>
           <w:p>
             <w:pPr>
@@ -17598,25 +14768,7 @@
                 <w:color w:val="444444"/>
                 <w:shd w:val="clear" w:color="auto" w:fill="FFFFFF"/>
               </w:rPr>
-              <w:t xml:space="preserve">import { Component, </w:t>
-            </w:r>
-            <w:proofErr w:type="spellStart"/>
-            <w:r>
-              <w:rPr>
-                <w:rFonts w:ascii="Roboto" w:hAnsi="Roboto"/>
-                <w:color w:val="444444"/>
-                <w:shd w:val="clear" w:color="auto" w:fill="FFFFFF"/>
-              </w:rPr>
-              <w:t>OnInit</w:t>
-            </w:r>
-            <w:proofErr w:type="spellEnd"/>
-            <w:r>
-              <w:rPr>
-                <w:rFonts w:ascii="Roboto" w:hAnsi="Roboto"/>
-                <w:color w:val="444444"/>
-                <w:shd w:val="clear" w:color="auto" w:fill="FFFFFF"/>
-              </w:rPr>
-              <w:t xml:space="preserve"> } from '@angular/core';</w:t>
+              <w:t>import { Component, OnInit } from '@angular/core';</w:t>
             </w:r>
           </w:p>
           <w:p>
@@ -17633,61 +14785,7 @@
                 <w:color w:val="444444"/>
                 <w:shd w:val="clear" w:color="auto" w:fill="FFFFFF"/>
               </w:rPr>
-              <w:t xml:space="preserve">import { </w:t>
-            </w:r>
-            <w:proofErr w:type="spellStart"/>
-            <w:r>
-              <w:rPr>
-                <w:rFonts w:ascii="Roboto" w:hAnsi="Roboto"/>
-                <w:color w:val="444444"/>
-                <w:shd w:val="clear" w:color="auto" w:fill="FFFFFF"/>
-              </w:rPr>
-              <w:t>FormBuilder</w:t>
-            </w:r>
-            <w:proofErr w:type="spellEnd"/>
-            <w:r>
-              <w:rPr>
-                <w:rFonts w:ascii="Roboto" w:hAnsi="Roboto"/>
-                <w:color w:val="444444"/>
-                <w:shd w:val="clear" w:color="auto" w:fill="FFFFFF"/>
-              </w:rPr>
-              <w:t xml:space="preserve">, </w:t>
-            </w:r>
-            <w:proofErr w:type="spellStart"/>
-            <w:r>
-              <w:rPr>
-                <w:rFonts w:ascii="Roboto" w:hAnsi="Roboto"/>
-                <w:color w:val="444444"/>
-                <w:shd w:val="clear" w:color="auto" w:fill="FFFFFF"/>
-              </w:rPr>
-              <w:t>FormGroup</w:t>
-            </w:r>
-            <w:proofErr w:type="spellEnd"/>
-            <w:r>
-              <w:rPr>
-                <w:rFonts w:ascii="Roboto" w:hAnsi="Roboto"/>
-                <w:color w:val="444444"/>
-                <w:shd w:val="clear" w:color="auto" w:fill="FFFFFF"/>
-              </w:rPr>
-              <w:t xml:space="preserve">, </w:t>
-            </w:r>
-            <w:proofErr w:type="spellStart"/>
-            <w:r>
-              <w:rPr>
-                <w:rFonts w:ascii="Roboto" w:hAnsi="Roboto"/>
-                <w:color w:val="444444"/>
-                <w:shd w:val="clear" w:color="auto" w:fill="FFFFFF"/>
-              </w:rPr>
-              <w:t>FormArray</w:t>
-            </w:r>
-            <w:proofErr w:type="spellEnd"/>
-            <w:r>
-              <w:rPr>
-                <w:rFonts w:ascii="Roboto" w:hAnsi="Roboto"/>
-                <w:color w:val="444444"/>
-                <w:shd w:val="clear" w:color="auto" w:fill="FFFFFF"/>
-              </w:rPr>
-              <w:t>, Validators } from '@angular/forms';</w:t>
+              <w:t>import { FormBuilder, FormGroup, FormArray, Validators } from '@angular/forms';</w:t>
             </w:r>
           </w:p>
           <w:p>
@@ -17747,25 +14845,7 @@
                 <w:color w:val="444444"/>
                 <w:shd w:val="clear" w:color="auto" w:fill="FFFFFF"/>
               </w:rPr>
-              <w:t xml:space="preserve">  </w:t>
-            </w:r>
-            <w:proofErr w:type="spellStart"/>
-            <w:r>
-              <w:rPr>
-                <w:rFonts w:ascii="Roboto" w:hAnsi="Roboto"/>
-                <w:color w:val="444444"/>
-                <w:shd w:val="clear" w:color="auto" w:fill="FFFFFF"/>
-              </w:rPr>
-              <w:t>templateUrl</w:t>
-            </w:r>
-            <w:proofErr w:type="spellEnd"/>
-            <w:r>
-              <w:rPr>
-                <w:rFonts w:ascii="Roboto" w:hAnsi="Roboto"/>
-                <w:color w:val="444444"/>
-                <w:shd w:val="clear" w:color="auto" w:fill="FFFFFF"/>
-              </w:rPr>
-              <w:t>: './app.component.html',</w:t>
+              <w:t xml:space="preserve">  templateUrl: './app.component.html',</w:t>
             </w:r>
           </w:p>
           <w:p>
@@ -17782,25 +14862,7 @@
                 <w:color w:val="444444"/>
                 <w:shd w:val="clear" w:color="auto" w:fill="FFFFFF"/>
               </w:rPr>
-              <w:t xml:space="preserve">  </w:t>
-            </w:r>
-            <w:proofErr w:type="spellStart"/>
-            <w:r>
-              <w:rPr>
-                <w:rFonts w:ascii="Roboto" w:hAnsi="Roboto"/>
-                <w:color w:val="444444"/>
-                <w:shd w:val="clear" w:color="auto" w:fill="FFFFFF"/>
-              </w:rPr>
-              <w:t>styleUrls</w:t>
-            </w:r>
-            <w:proofErr w:type="spellEnd"/>
-            <w:r>
-              <w:rPr>
-                <w:rFonts w:ascii="Roboto" w:hAnsi="Roboto"/>
-                <w:color w:val="444444"/>
-                <w:shd w:val="clear" w:color="auto" w:fill="FFFFFF"/>
-              </w:rPr>
-              <w:t>: ['./app.component.css']</w:t>
+              <w:t xml:space="preserve">  styleUrls: ['./app.component.css']</w:t>
             </w:r>
           </w:p>
           <w:p>
@@ -17834,43 +14896,7 @@
                 <w:color w:val="444444"/>
                 <w:shd w:val="clear" w:color="auto" w:fill="FFFFFF"/>
               </w:rPr>
-              <w:t xml:space="preserve">export class </w:t>
-            </w:r>
-            <w:proofErr w:type="spellStart"/>
-            <w:r>
-              <w:rPr>
-                <w:rFonts w:ascii="Roboto" w:hAnsi="Roboto"/>
-                <w:color w:val="444444"/>
-                <w:shd w:val="clear" w:color="auto" w:fill="FFFFFF"/>
-              </w:rPr>
-              <w:t>AppComponent</w:t>
-            </w:r>
-            <w:proofErr w:type="spellEnd"/>
-            <w:r>
-              <w:rPr>
-                <w:rFonts w:ascii="Roboto" w:hAnsi="Roboto"/>
-                <w:color w:val="444444"/>
-                <w:shd w:val="clear" w:color="auto" w:fill="FFFFFF"/>
-              </w:rPr>
-              <w:t xml:space="preserve"> implements </w:t>
-            </w:r>
-            <w:proofErr w:type="spellStart"/>
-            <w:r>
-              <w:rPr>
-                <w:rFonts w:ascii="Roboto" w:hAnsi="Roboto"/>
-                <w:color w:val="444444"/>
-                <w:shd w:val="clear" w:color="auto" w:fill="FFFFFF"/>
-              </w:rPr>
-              <w:t>OnInit</w:t>
-            </w:r>
-            <w:proofErr w:type="spellEnd"/>
-            <w:r>
-              <w:rPr>
-                <w:rFonts w:ascii="Roboto" w:hAnsi="Roboto"/>
-                <w:color w:val="444444"/>
-                <w:shd w:val="clear" w:color="auto" w:fill="FFFFFF"/>
-              </w:rPr>
-              <w:t xml:space="preserve"> {</w:t>
+              <w:t>export class AppComponent implements OnInit {</w:t>
             </w:r>
           </w:p>
           <w:p>
@@ -17896,43 +14922,7 @@
                 <w:color w:val="444444"/>
                 <w:shd w:val="clear" w:color="auto" w:fill="FFFFFF"/>
               </w:rPr>
-              <w:t xml:space="preserve">  </w:t>
-            </w:r>
-            <w:proofErr w:type="spellStart"/>
-            <w:r>
-              <w:rPr>
-                <w:rFonts w:ascii="Roboto" w:hAnsi="Roboto"/>
-                <w:color w:val="444444"/>
-                <w:shd w:val="clear" w:color="auto" w:fill="FFFFFF"/>
-              </w:rPr>
-              <w:t>cityForm</w:t>
-            </w:r>
-            <w:proofErr w:type="spellEnd"/>
-            <w:r>
-              <w:rPr>
-                <w:rFonts w:ascii="Roboto" w:hAnsi="Roboto"/>
-                <w:color w:val="444444"/>
-                <w:shd w:val="clear" w:color="auto" w:fill="FFFFFF"/>
-              </w:rPr>
-              <w:t xml:space="preserve">: </w:t>
-            </w:r>
-            <w:proofErr w:type="spellStart"/>
-            <w:r>
-              <w:rPr>
-                <w:rFonts w:ascii="Roboto" w:hAnsi="Roboto"/>
-                <w:color w:val="444444"/>
-                <w:shd w:val="clear" w:color="auto" w:fill="FFFFFF"/>
-              </w:rPr>
-              <w:t>FormGroup</w:t>
-            </w:r>
-            <w:proofErr w:type="spellEnd"/>
-            <w:r>
-              <w:rPr>
-                <w:rFonts w:ascii="Roboto" w:hAnsi="Roboto"/>
-                <w:color w:val="444444"/>
-                <w:shd w:val="clear" w:color="auto" w:fill="FFFFFF"/>
-              </w:rPr>
-              <w:t>;</w:t>
+              <w:t xml:space="preserve">  cityForm: FormGroup;</w:t>
             </w:r>
           </w:p>
           <w:p>
@@ -17984,43 +14974,7 @@
                 <w:color w:val="444444"/>
                 <w:shd w:val="clear" w:color="auto" w:fill="FFFFFF"/>
               </w:rPr>
-              <w:t xml:space="preserve">  constructor(private </w:t>
-            </w:r>
-            <w:proofErr w:type="spellStart"/>
-            <w:r>
-              <w:rPr>
-                <w:rFonts w:ascii="Roboto" w:hAnsi="Roboto"/>
-                <w:color w:val="444444"/>
-                <w:shd w:val="clear" w:color="auto" w:fill="FFFFFF"/>
-              </w:rPr>
-              <w:t>formBuilder</w:t>
-            </w:r>
-            <w:proofErr w:type="spellEnd"/>
-            <w:r>
-              <w:rPr>
-                <w:rFonts w:ascii="Roboto" w:hAnsi="Roboto"/>
-                <w:color w:val="444444"/>
-                <w:shd w:val="clear" w:color="auto" w:fill="FFFFFF"/>
-              </w:rPr>
-              <w:t xml:space="preserve">: </w:t>
-            </w:r>
-            <w:proofErr w:type="spellStart"/>
-            <w:r>
-              <w:rPr>
-                <w:rFonts w:ascii="Roboto" w:hAnsi="Roboto"/>
-                <w:color w:val="444444"/>
-                <w:shd w:val="clear" w:color="auto" w:fill="FFFFFF"/>
-              </w:rPr>
-              <w:t>FormBuilder</w:t>
-            </w:r>
-            <w:proofErr w:type="spellEnd"/>
-            <w:r>
-              <w:rPr>
-                <w:rFonts w:ascii="Roboto" w:hAnsi="Roboto"/>
-                <w:color w:val="444444"/>
-                <w:shd w:val="clear" w:color="auto" w:fill="FFFFFF"/>
-              </w:rPr>
-              <w:t>) { }</w:t>
+              <w:t xml:space="preserve">  constructor(private formBuilder: FormBuilder) { }</w:t>
             </w:r>
           </w:p>
           <w:p>
@@ -18046,25 +15000,7 @@
                 <w:color w:val="444444"/>
                 <w:shd w:val="clear" w:color="auto" w:fill="FFFFFF"/>
               </w:rPr>
-              <w:t xml:space="preserve">  </w:t>
-            </w:r>
-            <w:proofErr w:type="spellStart"/>
-            <w:r>
-              <w:rPr>
-                <w:rFonts w:ascii="Roboto" w:hAnsi="Roboto"/>
-                <w:color w:val="444444"/>
-                <w:shd w:val="clear" w:color="auto" w:fill="FFFFFF"/>
-              </w:rPr>
-              <w:t>ngOnInit</w:t>
-            </w:r>
-            <w:proofErr w:type="spellEnd"/>
-            <w:r>
-              <w:rPr>
-                <w:rFonts w:ascii="Roboto" w:hAnsi="Roboto"/>
-                <w:color w:val="444444"/>
-                <w:shd w:val="clear" w:color="auto" w:fill="FFFFFF"/>
-              </w:rPr>
-              <w:t>() {</w:t>
+              <w:t xml:space="preserve">  ngOnInit() {</w:t>
             </w:r>
           </w:p>
           <w:p>
@@ -18081,25 +15017,7 @@
                 <w:color w:val="444444"/>
                 <w:shd w:val="clear" w:color="auto" w:fill="FFFFFF"/>
               </w:rPr>
-              <w:t xml:space="preserve">    </w:t>
-            </w:r>
-            <w:proofErr w:type="spellStart"/>
-            <w:r>
-              <w:rPr>
-                <w:rFonts w:ascii="Roboto" w:hAnsi="Roboto"/>
-                <w:color w:val="444444"/>
-                <w:shd w:val="clear" w:color="auto" w:fill="FFFFFF"/>
-              </w:rPr>
-              <w:t>this.initForm</w:t>
-            </w:r>
-            <w:proofErr w:type="spellEnd"/>
-            <w:r>
-              <w:rPr>
-                <w:rFonts w:ascii="Roboto" w:hAnsi="Roboto"/>
-                <w:color w:val="444444"/>
-                <w:shd w:val="clear" w:color="auto" w:fill="FFFFFF"/>
-              </w:rPr>
-              <w:t>();</w:t>
+              <w:t xml:space="preserve">    this.initForm();</w:t>
             </w:r>
           </w:p>
           <w:p>
@@ -18142,25 +15060,7 @@
                 <w:color w:val="444444"/>
                 <w:shd w:val="clear" w:color="auto" w:fill="FFFFFF"/>
               </w:rPr>
-              <w:t xml:space="preserve">  </w:t>
-            </w:r>
-            <w:proofErr w:type="spellStart"/>
-            <w:r>
-              <w:rPr>
-                <w:rFonts w:ascii="Roboto" w:hAnsi="Roboto"/>
-                <w:color w:val="444444"/>
-                <w:shd w:val="clear" w:color="auto" w:fill="FFFFFF"/>
-              </w:rPr>
-              <w:t>initForm</w:t>
-            </w:r>
-            <w:proofErr w:type="spellEnd"/>
-            <w:r>
-              <w:rPr>
-                <w:rFonts w:ascii="Roboto" w:hAnsi="Roboto"/>
-                <w:color w:val="444444"/>
-                <w:shd w:val="clear" w:color="auto" w:fill="FFFFFF"/>
-              </w:rPr>
-              <w:t>() {</w:t>
+              <w:t xml:space="preserve">  initForm() {</w:t>
             </w:r>
           </w:p>
           <w:p>
@@ -18177,43 +15077,7 @@
                 <w:color w:val="444444"/>
                 <w:shd w:val="clear" w:color="auto" w:fill="FFFFFF"/>
               </w:rPr>
-              <w:t xml:space="preserve">    </w:t>
-            </w:r>
-            <w:proofErr w:type="spellStart"/>
-            <w:r>
-              <w:rPr>
-                <w:rFonts w:ascii="Roboto" w:hAnsi="Roboto"/>
-                <w:color w:val="444444"/>
-                <w:shd w:val="clear" w:color="auto" w:fill="FFFFFF"/>
-              </w:rPr>
-              <w:t>this.cityForm</w:t>
-            </w:r>
-            <w:proofErr w:type="spellEnd"/>
-            <w:r>
-              <w:rPr>
-                <w:rFonts w:ascii="Roboto" w:hAnsi="Roboto"/>
-                <w:color w:val="444444"/>
-                <w:shd w:val="clear" w:color="auto" w:fill="FFFFFF"/>
-              </w:rPr>
-              <w:t xml:space="preserve"> = </w:t>
-            </w:r>
-            <w:proofErr w:type="spellStart"/>
-            <w:r>
-              <w:rPr>
-                <w:rFonts w:ascii="Roboto" w:hAnsi="Roboto"/>
-                <w:color w:val="444444"/>
-                <w:shd w:val="clear" w:color="auto" w:fill="FFFFFF"/>
-              </w:rPr>
-              <w:t>this.formBuilder.group</w:t>
-            </w:r>
-            <w:proofErr w:type="spellEnd"/>
-            <w:r>
-              <w:rPr>
-                <w:rFonts w:ascii="Roboto" w:hAnsi="Roboto"/>
-                <w:color w:val="444444"/>
-                <w:shd w:val="clear" w:color="auto" w:fill="FFFFFF"/>
-              </w:rPr>
-              <w:t>({</w:t>
+              <w:t xml:space="preserve">    this.cityForm = this.formBuilder.group({</w:t>
             </w:r>
           </w:p>
           <w:p>
@@ -18230,43 +15094,7 @@
                 <w:color w:val="444444"/>
                 <w:shd w:val="clear" w:color="auto" w:fill="FFFFFF"/>
               </w:rPr>
-              <w:t xml:space="preserve">      </w:t>
-            </w:r>
-            <w:proofErr w:type="spellStart"/>
-            <w:r>
-              <w:rPr>
-                <w:rFonts w:ascii="Roboto" w:hAnsi="Roboto"/>
-                <w:color w:val="444444"/>
-                <w:shd w:val="clear" w:color="auto" w:fill="FFFFFF"/>
-              </w:rPr>
-              <w:t>selectedCities</w:t>
-            </w:r>
-            <w:proofErr w:type="spellEnd"/>
-            <w:r>
-              <w:rPr>
-                <w:rFonts w:ascii="Roboto" w:hAnsi="Roboto"/>
-                <w:color w:val="444444"/>
-                <w:shd w:val="clear" w:color="auto" w:fill="FFFFFF"/>
-              </w:rPr>
-              <w:t xml:space="preserve">: </w:t>
-            </w:r>
-            <w:proofErr w:type="spellStart"/>
-            <w:r>
-              <w:rPr>
-                <w:rFonts w:ascii="Roboto" w:hAnsi="Roboto"/>
-                <w:color w:val="444444"/>
-                <w:shd w:val="clear" w:color="auto" w:fill="FFFFFF"/>
-              </w:rPr>
-              <w:t>this.formBuilder.array</w:t>
-            </w:r>
-            <w:proofErr w:type="spellEnd"/>
-            <w:r>
-              <w:rPr>
-                <w:rFonts w:ascii="Roboto" w:hAnsi="Roboto"/>
-                <w:color w:val="444444"/>
-                <w:shd w:val="clear" w:color="auto" w:fill="FFFFFF"/>
-              </w:rPr>
-              <w:t>([])</w:t>
+              <w:t xml:space="preserve">      selectedCities: this.formBuilder.array([])</w:t>
             </w:r>
           </w:p>
           <w:p>
@@ -18326,25 +15154,7 @@
                 <w:color w:val="444444"/>
                 <w:shd w:val="clear" w:color="auto" w:fill="FFFFFF"/>
               </w:rPr>
-              <w:t xml:space="preserve">    </w:t>
-            </w:r>
-            <w:proofErr w:type="spellStart"/>
-            <w:r>
-              <w:rPr>
-                <w:rFonts w:ascii="Roboto" w:hAnsi="Roboto"/>
-                <w:color w:val="444444"/>
-                <w:shd w:val="clear" w:color="auto" w:fill="FFFFFF"/>
-              </w:rPr>
-              <w:t>this.addCity</w:t>
-            </w:r>
-            <w:proofErr w:type="spellEnd"/>
-            <w:r>
-              <w:rPr>
-                <w:rFonts w:ascii="Roboto" w:hAnsi="Roboto"/>
-                <w:color w:val="444444"/>
-                <w:shd w:val="clear" w:color="auto" w:fill="FFFFFF"/>
-              </w:rPr>
-              <w:t>();</w:t>
+              <w:t xml:space="preserve">    this.addCity();</w:t>
             </w:r>
           </w:p>
           <w:p>
@@ -18387,25 +15197,7 @@
                 <w:color w:val="444444"/>
                 <w:shd w:val="clear" w:color="auto" w:fill="FFFFFF"/>
               </w:rPr>
-              <w:t xml:space="preserve">  get </w:t>
-            </w:r>
-            <w:proofErr w:type="spellStart"/>
-            <w:r>
-              <w:rPr>
-                <w:rFonts w:ascii="Roboto" w:hAnsi="Roboto"/>
-                <w:color w:val="444444"/>
-                <w:shd w:val="clear" w:color="auto" w:fill="FFFFFF"/>
-              </w:rPr>
-              <w:t>selectedCities</w:t>
-            </w:r>
-            <w:proofErr w:type="spellEnd"/>
-            <w:r>
-              <w:rPr>
-                <w:rFonts w:ascii="Roboto" w:hAnsi="Roboto"/>
-                <w:color w:val="444444"/>
-                <w:shd w:val="clear" w:color="auto" w:fill="FFFFFF"/>
-              </w:rPr>
-              <w:t>() {</w:t>
+              <w:t xml:space="preserve">  get selectedCities() {</w:t>
             </w:r>
           </w:p>
           <w:p>
@@ -18422,61 +15214,7 @@
                 <w:color w:val="444444"/>
                 <w:shd w:val="clear" w:color="auto" w:fill="FFFFFF"/>
               </w:rPr>
-              <w:t xml:space="preserve">    return (</w:t>
-            </w:r>
-            <w:proofErr w:type="spellStart"/>
-            <w:r>
-              <w:rPr>
-                <w:rFonts w:ascii="Roboto" w:hAnsi="Roboto"/>
-                <w:color w:val="444444"/>
-                <w:shd w:val="clear" w:color="auto" w:fill="FFFFFF"/>
-              </w:rPr>
-              <w:t>this.cityForm.get</w:t>
-            </w:r>
-            <w:proofErr w:type="spellEnd"/>
-            <w:r>
-              <w:rPr>
-                <w:rFonts w:ascii="Roboto" w:hAnsi="Roboto"/>
-                <w:color w:val="444444"/>
-                <w:shd w:val="clear" w:color="auto" w:fill="FFFFFF"/>
-              </w:rPr>
-              <w:t>('</w:t>
-            </w:r>
-            <w:proofErr w:type="spellStart"/>
-            <w:r>
-              <w:rPr>
-                <w:rFonts w:ascii="Roboto" w:hAnsi="Roboto"/>
-                <w:color w:val="444444"/>
-                <w:shd w:val="clear" w:color="auto" w:fill="FFFFFF"/>
-              </w:rPr>
-              <w:t>selectedCities</w:t>
-            </w:r>
-            <w:proofErr w:type="spellEnd"/>
-            <w:r>
-              <w:rPr>
-                <w:rFonts w:ascii="Roboto" w:hAnsi="Roboto"/>
-                <w:color w:val="444444"/>
-                <w:shd w:val="clear" w:color="auto" w:fill="FFFFFF"/>
-              </w:rPr>
-              <w:t xml:space="preserve">') as </w:t>
-            </w:r>
-            <w:proofErr w:type="spellStart"/>
-            <w:r>
-              <w:rPr>
-                <w:rFonts w:ascii="Roboto" w:hAnsi="Roboto"/>
-                <w:color w:val="444444"/>
-                <w:shd w:val="clear" w:color="auto" w:fill="FFFFFF"/>
-              </w:rPr>
-              <w:t>FormArray</w:t>
-            </w:r>
-            <w:proofErr w:type="spellEnd"/>
-            <w:r>
-              <w:rPr>
-                <w:rFonts w:ascii="Roboto" w:hAnsi="Roboto"/>
-                <w:color w:val="444444"/>
-                <w:shd w:val="clear" w:color="auto" w:fill="FFFFFF"/>
-              </w:rPr>
-              <w:t>).controls;</w:t>
+              <w:t xml:space="preserve">    return (this.cityForm.get('selectedCities') as FormArray).controls;</w:t>
             </w:r>
           </w:p>
           <w:p>
@@ -18519,25 +15257,7 @@
                 <w:color w:val="444444"/>
                 <w:shd w:val="clear" w:color="auto" w:fill="FFFFFF"/>
               </w:rPr>
-              <w:t xml:space="preserve">  </w:t>
-            </w:r>
-            <w:proofErr w:type="spellStart"/>
-            <w:r>
-              <w:rPr>
-                <w:rFonts w:ascii="Roboto" w:hAnsi="Roboto"/>
-                <w:color w:val="444444"/>
-                <w:shd w:val="clear" w:color="auto" w:fill="FFFFFF"/>
-              </w:rPr>
-              <w:t>addCity</w:t>
-            </w:r>
-            <w:proofErr w:type="spellEnd"/>
-            <w:r>
-              <w:rPr>
-                <w:rFonts w:ascii="Roboto" w:hAnsi="Roboto"/>
-                <w:color w:val="444444"/>
-                <w:shd w:val="clear" w:color="auto" w:fill="FFFFFF"/>
-              </w:rPr>
-              <w:t>() {</w:t>
+              <w:t xml:space="preserve">  addCity() {</w:t>
             </w:r>
           </w:p>
           <w:p>
@@ -18554,61 +15274,7 @@
                 <w:color w:val="444444"/>
                 <w:shd w:val="clear" w:color="auto" w:fill="FFFFFF"/>
               </w:rPr>
-              <w:t xml:space="preserve">    </w:t>
-            </w:r>
-            <w:proofErr w:type="spellStart"/>
-            <w:r>
-              <w:rPr>
-                <w:rFonts w:ascii="Roboto" w:hAnsi="Roboto"/>
-                <w:color w:val="444444"/>
-                <w:shd w:val="clear" w:color="auto" w:fill="FFFFFF"/>
-              </w:rPr>
-              <w:t>const</w:t>
-            </w:r>
-            <w:proofErr w:type="spellEnd"/>
-            <w:r>
-              <w:rPr>
-                <w:rFonts w:ascii="Roboto" w:hAnsi="Roboto"/>
-                <w:color w:val="444444"/>
-                <w:shd w:val="clear" w:color="auto" w:fill="FFFFFF"/>
-              </w:rPr>
-              <w:t xml:space="preserve"> control = </w:t>
-            </w:r>
-            <w:proofErr w:type="spellStart"/>
-            <w:r>
-              <w:rPr>
-                <w:rFonts w:ascii="Roboto" w:hAnsi="Roboto"/>
-                <w:color w:val="444444"/>
-                <w:shd w:val="clear" w:color="auto" w:fill="FFFFFF"/>
-              </w:rPr>
-              <w:t>this.formBuilder.control</w:t>
-            </w:r>
-            <w:proofErr w:type="spellEnd"/>
-            <w:r>
-              <w:rPr>
-                <w:rFonts w:ascii="Roboto" w:hAnsi="Roboto"/>
-                <w:color w:val="444444"/>
-                <w:shd w:val="clear" w:color="auto" w:fill="FFFFFF"/>
-              </w:rPr>
-              <w:t xml:space="preserve">('', </w:t>
-            </w:r>
-            <w:proofErr w:type="spellStart"/>
-            <w:r>
-              <w:rPr>
-                <w:rFonts w:ascii="Roboto" w:hAnsi="Roboto"/>
-                <w:color w:val="444444"/>
-                <w:shd w:val="clear" w:color="auto" w:fill="FFFFFF"/>
-              </w:rPr>
-              <w:t>Validators.required</w:t>
-            </w:r>
-            <w:proofErr w:type="spellEnd"/>
-            <w:r>
-              <w:rPr>
-                <w:rFonts w:ascii="Roboto" w:hAnsi="Roboto"/>
-                <w:color w:val="444444"/>
-                <w:shd w:val="clear" w:color="auto" w:fill="FFFFFF"/>
-              </w:rPr>
-              <w:t>);</w:t>
+              <w:t xml:space="preserve">    const control = this.formBuilder.control('', Validators.required);</w:t>
             </w:r>
           </w:p>
           <w:p>
@@ -18625,61 +15291,7 @@
                 <w:color w:val="444444"/>
                 <w:shd w:val="clear" w:color="auto" w:fill="FFFFFF"/>
               </w:rPr>
-              <w:t xml:space="preserve">    (</w:t>
-            </w:r>
-            <w:proofErr w:type="spellStart"/>
-            <w:r>
-              <w:rPr>
-                <w:rFonts w:ascii="Roboto" w:hAnsi="Roboto"/>
-                <w:color w:val="444444"/>
-                <w:shd w:val="clear" w:color="auto" w:fill="FFFFFF"/>
-              </w:rPr>
-              <w:t>this.cityForm.get</w:t>
-            </w:r>
-            <w:proofErr w:type="spellEnd"/>
-            <w:r>
-              <w:rPr>
-                <w:rFonts w:ascii="Roboto" w:hAnsi="Roboto"/>
-                <w:color w:val="444444"/>
-                <w:shd w:val="clear" w:color="auto" w:fill="FFFFFF"/>
-              </w:rPr>
-              <w:t>('</w:t>
-            </w:r>
-            <w:proofErr w:type="spellStart"/>
-            <w:r>
-              <w:rPr>
-                <w:rFonts w:ascii="Roboto" w:hAnsi="Roboto"/>
-                <w:color w:val="444444"/>
-                <w:shd w:val="clear" w:color="auto" w:fill="FFFFFF"/>
-              </w:rPr>
-              <w:t>selectedCities</w:t>
-            </w:r>
-            <w:proofErr w:type="spellEnd"/>
-            <w:r>
-              <w:rPr>
-                <w:rFonts w:ascii="Roboto" w:hAnsi="Roboto"/>
-                <w:color w:val="444444"/>
-                <w:shd w:val="clear" w:color="auto" w:fill="FFFFFF"/>
-              </w:rPr>
-              <w:t xml:space="preserve">') as </w:t>
-            </w:r>
-            <w:proofErr w:type="spellStart"/>
-            <w:r>
-              <w:rPr>
-                <w:rFonts w:ascii="Roboto" w:hAnsi="Roboto"/>
-                <w:color w:val="444444"/>
-                <w:shd w:val="clear" w:color="auto" w:fill="FFFFFF"/>
-              </w:rPr>
-              <w:t>FormArray</w:t>
-            </w:r>
-            <w:proofErr w:type="spellEnd"/>
-            <w:r>
-              <w:rPr>
-                <w:rFonts w:ascii="Roboto" w:hAnsi="Roboto"/>
-                <w:color w:val="444444"/>
-                <w:shd w:val="clear" w:color="auto" w:fill="FFFFFF"/>
-              </w:rPr>
-              <w:t>).push(control);</w:t>
+              <w:t xml:space="preserve">    (this.cityForm.get('selectedCities') as FormArray).push(control);</w:t>
             </w:r>
           </w:p>
           <w:p>
@@ -18723,25 +15335,7 @@
                 <w:color w:val="444444"/>
                 <w:shd w:val="clear" w:color="auto" w:fill="FFFFFF"/>
               </w:rPr>
-              <w:t xml:space="preserve">  </w:t>
-            </w:r>
-            <w:proofErr w:type="spellStart"/>
-            <w:r>
-              <w:rPr>
-                <w:rFonts w:ascii="Roboto" w:hAnsi="Roboto"/>
-                <w:color w:val="444444"/>
-                <w:shd w:val="clear" w:color="auto" w:fill="FFFFFF"/>
-              </w:rPr>
-              <w:t>removeCity</w:t>
-            </w:r>
-            <w:proofErr w:type="spellEnd"/>
-            <w:r>
-              <w:rPr>
-                <w:rFonts w:ascii="Roboto" w:hAnsi="Roboto"/>
-                <w:color w:val="444444"/>
-                <w:shd w:val="clear" w:color="auto" w:fill="FFFFFF"/>
-              </w:rPr>
-              <w:t>(index: number) {</w:t>
+              <w:t xml:space="preserve">  removeCity(index: number) {</w:t>
             </w:r>
           </w:p>
           <w:p>
@@ -18758,79 +15352,7 @@
                 <w:color w:val="444444"/>
                 <w:shd w:val="clear" w:color="auto" w:fill="FFFFFF"/>
               </w:rPr>
-              <w:t xml:space="preserve">    (</w:t>
-            </w:r>
-            <w:proofErr w:type="spellStart"/>
-            <w:r>
-              <w:rPr>
-                <w:rFonts w:ascii="Roboto" w:hAnsi="Roboto"/>
-                <w:color w:val="444444"/>
-                <w:shd w:val="clear" w:color="auto" w:fill="FFFFFF"/>
-              </w:rPr>
-              <w:t>this.cityForm.get</w:t>
-            </w:r>
-            <w:proofErr w:type="spellEnd"/>
-            <w:r>
-              <w:rPr>
-                <w:rFonts w:ascii="Roboto" w:hAnsi="Roboto"/>
-                <w:color w:val="444444"/>
-                <w:shd w:val="clear" w:color="auto" w:fill="FFFFFF"/>
-              </w:rPr>
-              <w:t>('</w:t>
-            </w:r>
-            <w:proofErr w:type="spellStart"/>
-            <w:r>
-              <w:rPr>
-                <w:rFonts w:ascii="Roboto" w:hAnsi="Roboto"/>
-                <w:color w:val="444444"/>
-                <w:shd w:val="clear" w:color="auto" w:fill="FFFFFF"/>
-              </w:rPr>
-              <w:t>selectedCities</w:t>
-            </w:r>
-            <w:proofErr w:type="spellEnd"/>
-            <w:r>
-              <w:rPr>
-                <w:rFonts w:ascii="Roboto" w:hAnsi="Roboto"/>
-                <w:color w:val="444444"/>
-                <w:shd w:val="clear" w:color="auto" w:fill="FFFFFF"/>
-              </w:rPr>
-              <w:t xml:space="preserve">') as </w:t>
-            </w:r>
-            <w:proofErr w:type="spellStart"/>
-            <w:r>
-              <w:rPr>
-                <w:rFonts w:ascii="Roboto" w:hAnsi="Roboto"/>
-                <w:color w:val="444444"/>
-                <w:shd w:val="clear" w:color="auto" w:fill="FFFFFF"/>
-              </w:rPr>
-              <w:t>FormArray</w:t>
-            </w:r>
-            <w:proofErr w:type="spellEnd"/>
-            <w:r>
-              <w:rPr>
-                <w:rFonts w:ascii="Roboto" w:hAnsi="Roboto"/>
-                <w:color w:val="444444"/>
-                <w:shd w:val="clear" w:color="auto" w:fill="FFFFFF"/>
-              </w:rPr>
-              <w:t>).</w:t>
-            </w:r>
-            <w:proofErr w:type="spellStart"/>
-            <w:r>
-              <w:rPr>
-                <w:rFonts w:ascii="Roboto" w:hAnsi="Roboto"/>
-                <w:color w:val="444444"/>
-                <w:shd w:val="clear" w:color="auto" w:fill="FFFFFF"/>
-              </w:rPr>
-              <w:t>removeAt</w:t>
-            </w:r>
-            <w:proofErr w:type="spellEnd"/>
-            <w:r>
-              <w:rPr>
-                <w:rFonts w:ascii="Roboto" w:hAnsi="Roboto"/>
-                <w:color w:val="444444"/>
-                <w:shd w:val="clear" w:color="auto" w:fill="FFFFFF"/>
-              </w:rPr>
-              <w:t>(index);</w:t>
+              <w:t xml:space="preserve">    (this.cityForm.get('selectedCities') as FormArray).removeAt(index);</w:t>
             </w:r>
           </w:p>
           <w:p>
@@ -18873,25 +15395,7 @@
                 <w:color w:val="444444"/>
                 <w:shd w:val="clear" w:color="auto" w:fill="FFFFFF"/>
               </w:rPr>
-              <w:t xml:space="preserve">  </w:t>
-            </w:r>
-            <w:proofErr w:type="spellStart"/>
-            <w:r>
-              <w:rPr>
-                <w:rFonts w:ascii="Roboto" w:hAnsi="Roboto"/>
-                <w:color w:val="444444"/>
-                <w:shd w:val="clear" w:color="auto" w:fill="FFFFFF"/>
-              </w:rPr>
-              <w:t>onSubmit</w:t>
-            </w:r>
-            <w:proofErr w:type="spellEnd"/>
-            <w:r>
-              <w:rPr>
-                <w:rFonts w:ascii="Roboto" w:hAnsi="Roboto"/>
-                <w:color w:val="444444"/>
-                <w:shd w:val="clear" w:color="auto" w:fill="FFFFFF"/>
-              </w:rPr>
-              <w:t>() {</w:t>
+              <w:t xml:space="preserve">  onSubmit() {</w:t>
             </w:r>
           </w:p>
           <w:p>
@@ -18908,25 +15412,7 @@
                 <w:color w:val="444444"/>
                 <w:shd w:val="clear" w:color="auto" w:fill="FFFFFF"/>
               </w:rPr>
-              <w:t xml:space="preserve">    if (</w:t>
-            </w:r>
-            <w:proofErr w:type="spellStart"/>
-            <w:r>
-              <w:rPr>
-                <w:rFonts w:ascii="Roboto" w:hAnsi="Roboto"/>
-                <w:color w:val="444444"/>
-                <w:shd w:val="clear" w:color="auto" w:fill="FFFFFF"/>
-              </w:rPr>
-              <w:t>this.cityForm.valid</w:t>
-            </w:r>
-            <w:proofErr w:type="spellEnd"/>
-            <w:r>
-              <w:rPr>
-                <w:rFonts w:ascii="Roboto" w:hAnsi="Roboto"/>
-                <w:color w:val="444444"/>
-                <w:shd w:val="clear" w:color="auto" w:fill="FFFFFF"/>
-              </w:rPr>
-              <w:t>) {</w:t>
+              <w:t xml:space="preserve">    if (this.cityForm.valid) {</w:t>
             </w:r>
           </w:p>
           <w:p>
@@ -18943,61 +15429,7 @@
                 <w:color w:val="444444"/>
                 <w:shd w:val="clear" w:color="auto" w:fill="FFFFFF"/>
               </w:rPr>
-              <w:t xml:space="preserve">      </w:t>
-            </w:r>
-            <w:proofErr w:type="spellStart"/>
-            <w:r>
-              <w:rPr>
-                <w:rFonts w:ascii="Roboto" w:hAnsi="Roboto"/>
-                <w:color w:val="444444"/>
-                <w:shd w:val="clear" w:color="auto" w:fill="FFFFFF"/>
-              </w:rPr>
-              <w:t>const</w:t>
-            </w:r>
-            <w:proofErr w:type="spellEnd"/>
-            <w:r>
-              <w:rPr>
-                <w:rFonts w:ascii="Roboto" w:hAnsi="Roboto"/>
-                <w:color w:val="444444"/>
-                <w:shd w:val="clear" w:color="auto" w:fill="FFFFFF"/>
-              </w:rPr>
-              <w:t xml:space="preserve"> </w:t>
-            </w:r>
-            <w:proofErr w:type="spellStart"/>
-            <w:r>
-              <w:rPr>
-                <w:rFonts w:ascii="Roboto" w:hAnsi="Roboto"/>
-                <w:color w:val="444444"/>
-                <w:shd w:val="clear" w:color="auto" w:fill="FFFFFF"/>
-              </w:rPr>
-              <w:t>selectedCities</w:t>
-            </w:r>
-            <w:proofErr w:type="spellEnd"/>
-            <w:r>
-              <w:rPr>
-                <w:rFonts w:ascii="Roboto" w:hAnsi="Roboto"/>
-                <w:color w:val="444444"/>
-                <w:shd w:val="clear" w:color="auto" w:fill="FFFFFF"/>
-              </w:rPr>
-              <w:t xml:space="preserve"> = </w:t>
-            </w:r>
-            <w:proofErr w:type="spellStart"/>
-            <w:r>
-              <w:rPr>
-                <w:rFonts w:ascii="Roboto" w:hAnsi="Roboto"/>
-                <w:color w:val="444444"/>
-                <w:shd w:val="clear" w:color="auto" w:fill="FFFFFF"/>
-              </w:rPr>
-              <w:t>this.cityForm.value.selectedCities</w:t>
-            </w:r>
-            <w:proofErr w:type="spellEnd"/>
-            <w:r>
-              <w:rPr>
-                <w:rFonts w:ascii="Roboto" w:hAnsi="Roboto"/>
-                <w:color w:val="444444"/>
-                <w:shd w:val="clear" w:color="auto" w:fill="FFFFFF"/>
-              </w:rPr>
-              <w:t>;</w:t>
+              <w:t xml:space="preserve">      const selectedCities = this.cityForm.value.selectedCities;</w:t>
             </w:r>
           </w:p>
           <w:p>
@@ -19014,25 +15446,7 @@
                 <w:color w:val="444444"/>
                 <w:shd w:val="clear" w:color="auto" w:fill="FFFFFF"/>
               </w:rPr>
-              <w:t xml:space="preserve">      console.log('Selected Cities:', </w:t>
-            </w:r>
-            <w:proofErr w:type="spellStart"/>
-            <w:r>
-              <w:rPr>
-                <w:rFonts w:ascii="Roboto" w:hAnsi="Roboto"/>
-                <w:color w:val="444444"/>
-                <w:shd w:val="clear" w:color="auto" w:fill="FFFFFF"/>
-              </w:rPr>
-              <w:t>selectedCities</w:t>
-            </w:r>
-            <w:proofErr w:type="spellEnd"/>
-            <w:r>
-              <w:rPr>
-                <w:rFonts w:ascii="Roboto" w:hAnsi="Roboto"/>
-                <w:color w:val="444444"/>
-                <w:shd w:val="clear" w:color="auto" w:fill="FFFFFF"/>
-              </w:rPr>
-              <w:t>);</w:t>
+              <w:t xml:space="preserve">      console.log('Selected Cities:', selectedCities);</w:t>
             </w:r>
           </w:p>
           <w:p>
@@ -19195,79 +15609,7 @@
                 <w:color w:val="444444"/>
                 <w:shd w:val="clear" w:color="auto" w:fill="FFFFFF"/>
               </w:rPr>
-              <w:t xml:space="preserve">  &lt;form [</w:t>
-            </w:r>
-            <w:proofErr w:type="spellStart"/>
-            <w:r>
-              <w:rPr>
-                <w:rFonts w:ascii="Roboto" w:hAnsi="Roboto"/>
-                <w:color w:val="444444"/>
-                <w:shd w:val="clear" w:color="auto" w:fill="FFFFFF"/>
-              </w:rPr>
-              <w:t>formGroup</w:t>
-            </w:r>
-            <w:proofErr w:type="spellEnd"/>
-            <w:r>
-              <w:rPr>
-                <w:rFonts w:ascii="Roboto" w:hAnsi="Roboto"/>
-                <w:color w:val="444444"/>
-                <w:shd w:val="clear" w:color="auto" w:fill="FFFFFF"/>
-              </w:rPr>
-              <w:t>]="</w:t>
-            </w:r>
-            <w:proofErr w:type="spellStart"/>
-            <w:r>
-              <w:rPr>
-                <w:rFonts w:ascii="Roboto" w:hAnsi="Roboto"/>
-                <w:color w:val="444444"/>
-                <w:shd w:val="clear" w:color="auto" w:fill="FFFFFF"/>
-              </w:rPr>
-              <w:t>cityForm</w:t>
-            </w:r>
-            <w:proofErr w:type="spellEnd"/>
-            <w:r>
-              <w:rPr>
-                <w:rFonts w:ascii="Roboto" w:hAnsi="Roboto"/>
-                <w:color w:val="444444"/>
-                <w:shd w:val="clear" w:color="auto" w:fill="FFFFFF"/>
-              </w:rPr>
-              <w:t>" (</w:t>
-            </w:r>
-            <w:proofErr w:type="spellStart"/>
-            <w:r>
-              <w:rPr>
-                <w:rFonts w:ascii="Roboto" w:hAnsi="Roboto"/>
-                <w:color w:val="444444"/>
-                <w:shd w:val="clear" w:color="auto" w:fill="FFFFFF"/>
-              </w:rPr>
-              <w:t>ngSubmit</w:t>
-            </w:r>
-            <w:proofErr w:type="spellEnd"/>
-            <w:r>
-              <w:rPr>
-                <w:rFonts w:ascii="Roboto" w:hAnsi="Roboto"/>
-                <w:color w:val="444444"/>
-                <w:shd w:val="clear" w:color="auto" w:fill="FFFFFF"/>
-              </w:rPr>
-              <w:t>)="</w:t>
-            </w:r>
-            <w:proofErr w:type="spellStart"/>
-            <w:r>
-              <w:rPr>
-                <w:rFonts w:ascii="Roboto" w:hAnsi="Roboto"/>
-                <w:color w:val="444444"/>
-                <w:shd w:val="clear" w:color="auto" w:fill="FFFFFF"/>
-              </w:rPr>
-              <w:t>onSubmit</w:t>
-            </w:r>
-            <w:proofErr w:type="spellEnd"/>
-            <w:r>
-              <w:rPr>
-                <w:rFonts w:ascii="Roboto" w:hAnsi="Roboto"/>
-                <w:color w:val="444444"/>
-                <w:shd w:val="clear" w:color="auto" w:fill="FFFFFF"/>
-              </w:rPr>
-              <w:t>()"&gt;</w:t>
+              <w:t xml:space="preserve">  &lt;form [formGroup]="cityForm" (ngSubmit)="onSubmit()"&gt;</w:t>
             </w:r>
           </w:p>
           <w:p>
@@ -19284,43 +15626,7 @@
                 <w:color w:val="444444"/>
                 <w:shd w:val="clear" w:color="auto" w:fill="FFFFFF"/>
               </w:rPr>
-              <w:t xml:space="preserve">    &lt;div </w:t>
-            </w:r>
-            <w:proofErr w:type="spellStart"/>
-            <w:r>
-              <w:rPr>
-                <w:rFonts w:ascii="Roboto" w:hAnsi="Roboto"/>
-                <w:color w:val="444444"/>
-                <w:shd w:val="clear" w:color="auto" w:fill="FFFFFF"/>
-              </w:rPr>
-              <w:t>formArrayName</w:t>
-            </w:r>
-            <w:proofErr w:type="spellEnd"/>
-            <w:r>
-              <w:rPr>
-                <w:rFonts w:ascii="Roboto" w:hAnsi="Roboto"/>
-                <w:color w:val="444444"/>
-                <w:shd w:val="clear" w:color="auto" w:fill="FFFFFF"/>
-              </w:rPr>
-              <w:t>="</w:t>
-            </w:r>
-            <w:proofErr w:type="spellStart"/>
-            <w:r>
-              <w:rPr>
-                <w:rFonts w:ascii="Roboto" w:hAnsi="Roboto"/>
-                <w:color w:val="444444"/>
-                <w:shd w:val="clear" w:color="auto" w:fill="FFFFFF"/>
-              </w:rPr>
-              <w:t>selectedCities</w:t>
-            </w:r>
-            <w:proofErr w:type="spellEnd"/>
-            <w:r>
-              <w:rPr>
-                <w:rFonts w:ascii="Roboto" w:hAnsi="Roboto"/>
-                <w:color w:val="444444"/>
-                <w:shd w:val="clear" w:color="auto" w:fill="FFFFFF"/>
-              </w:rPr>
-              <w:t>"&gt;</w:t>
+              <w:t xml:space="preserve">    &lt;div formArrayName="selectedCities"&gt;</w:t>
             </w:r>
           </w:p>
           <w:p>
@@ -19337,61 +15643,7 @@
                 <w:color w:val="444444"/>
                 <w:shd w:val="clear" w:color="auto" w:fill="FFFFFF"/>
               </w:rPr>
-              <w:t xml:space="preserve">      &lt;div *</w:t>
-            </w:r>
-            <w:proofErr w:type="spellStart"/>
-            <w:r>
-              <w:rPr>
-                <w:rFonts w:ascii="Roboto" w:hAnsi="Roboto"/>
-                <w:color w:val="444444"/>
-                <w:shd w:val="clear" w:color="auto" w:fill="FFFFFF"/>
-              </w:rPr>
-              <w:t>ngFor</w:t>
-            </w:r>
-            <w:proofErr w:type="spellEnd"/>
-            <w:r>
-              <w:rPr>
-                <w:rFonts w:ascii="Roboto" w:hAnsi="Roboto"/>
-                <w:color w:val="444444"/>
-                <w:shd w:val="clear" w:color="auto" w:fill="FFFFFF"/>
-              </w:rPr>
-              <w:t xml:space="preserve">="let city of </w:t>
-            </w:r>
-            <w:proofErr w:type="spellStart"/>
-            <w:r>
-              <w:rPr>
-                <w:rFonts w:ascii="Roboto" w:hAnsi="Roboto"/>
-                <w:color w:val="444444"/>
-                <w:shd w:val="clear" w:color="auto" w:fill="FFFFFF"/>
-              </w:rPr>
-              <w:t>selectedCities</w:t>
-            </w:r>
-            <w:proofErr w:type="spellEnd"/>
-            <w:r>
-              <w:rPr>
-                <w:rFonts w:ascii="Roboto" w:hAnsi="Roboto"/>
-                <w:color w:val="444444"/>
-                <w:shd w:val="clear" w:color="auto" w:fill="FFFFFF"/>
-              </w:rPr>
-              <w:t xml:space="preserve">; let </w:t>
-            </w:r>
-            <w:proofErr w:type="spellStart"/>
-            <w:r>
-              <w:rPr>
-                <w:rFonts w:ascii="Roboto" w:hAnsi="Roboto"/>
-                <w:color w:val="444444"/>
-                <w:shd w:val="clear" w:color="auto" w:fill="FFFFFF"/>
-              </w:rPr>
-              <w:t>i</w:t>
-            </w:r>
-            <w:proofErr w:type="spellEnd"/>
-            <w:r>
-              <w:rPr>
-                <w:rFonts w:ascii="Roboto" w:hAnsi="Roboto"/>
-                <w:color w:val="444444"/>
-                <w:shd w:val="clear" w:color="auto" w:fill="FFFFFF"/>
-              </w:rPr>
-              <w:t xml:space="preserve"> = index" class="city-item"&gt;</w:t>
+              <w:t xml:space="preserve">      &lt;div *ngFor="let city of selectedCities; let i = index" class="city-item"&gt;</w:t>
             </w:r>
           </w:p>
           <w:p>
@@ -19408,43 +15660,7 @@
                 <w:color w:val="444444"/>
                 <w:shd w:val="clear" w:color="auto" w:fill="FFFFFF"/>
               </w:rPr>
-              <w:t xml:space="preserve">        &lt;label for="city{{</w:t>
-            </w:r>
-            <w:proofErr w:type="spellStart"/>
-            <w:r>
-              <w:rPr>
-                <w:rFonts w:ascii="Roboto" w:hAnsi="Roboto"/>
-                <w:color w:val="444444"/>
-                <w:shd w:val="clear" w:color="auto" w:fill="FFFFFF"/>
-              </w:rPr>
-              <w:t>i</w:t>
-            </w:r>
-            <w:proofErr w:type="spellEnd"/>
-            <w:r>
-              <w:rPr>
-                <w:rFonts w:ascii="Roboto" w:hAnsi="Roboto"/>
-                <w:color w:val="444444"/>
-                <w:shd w:val="clear" w:color="auto" w:fill="FFFFFF"/>
-              </w:rPr>
-              <w:t>}}"&gt;City {{</w:t>
-            </w:r>
-            <w:proofErr w:type="spellStart"/>
-            <w:r>
-              <w:rPr>
-                <w:rFonts w:ascii="Roboto" w:hAnsi="Roboto"/>
-                <w:color w:val="444444"/>
-                <w:shd w:val="clear" w:color="auto" w:fill="FFFFFF"/>
-              </w:rPr>
-              <w:t>i</w:t>
-            </w:r>
-            <w:proofErr w:type="spellEnd"/>
-            <w:r>
-              <w:rPr>
-                <w:rFonts w:ascii="Roboto" w:hAnsi="Roboto"/>
-                <w:color w:val="444444"/>
-                <w:shd w:val="clear" w:color="auto" w:fill="FFFFFF"/>
-              </w:rPr>
-              <w:t xml:space="preserve"> + 1}}:&lt;/label&gt;</w:t>
+              <w:t xml:space="preserve">        &lt;label for="city{{i}}"&gt;City {{i + 1}}:&lt;/label&gt;</w:t>
             </w:r>
           </w:p>
           <w:p>
@@ -19461,43 +15677,7 @@
                 <w:color w:val="444444"/>
                 <w:shd w:val="clear" w:color="auto" w:fill="FFFFFF"/>
               </w:rPr>
-              <w:t xml:space="preserve">        &lt;select id="city{{</w:t>
-            </w:r>
-            <w:proofErr w:type="spellStart"/>
-            <w:r>
-              <w:rPr>
-                <w:rFonts w:ascii="Roboto" w:hAnsi="Roboto"/>
-                <w:color w:val="444444"/>
-                <w:shd w:val="clear" w:color="auto" w:fill="FFFFFF"/>
-              </w:rPr>
-              <w:t>i</w:t>
-            </w:r>
-            <w:proofErr w:type="spellEnd"/>
-            <w:r>
-              <w:rPr>
-                <w:rFonts w:ascii="Roboto" w:hAnsi="Roboto"/>
-                <w:color w:val="444444"/>
-                <w:shd w:val="clear" w:color="auto" w:fill="FFFFFF"/>
-              </w:rPr>
-              <w:t>}}" [</w:t>
-            </w:r>
-            <w:proofErr w:type="spellStart"/>
-            <w:r>
-              <w:rPr>
-                <w:rFonts w:ascii="Roboto" w:hAnsi="Roboto"/>
-                <w:color w:val="444444"/>
-                <w:shd w:val="clear" w:color="auto" w:fill="FFFFFF"/>
-              </w:rPr>
-              <w:t>formControl</w:t>
-            </w:r>
-            <w:proofErr w:type="spellEnd"/>
-            <w:r>
-              <w:rPr>
-                <w:rFonts w:ascii="Roboto" w:hAnsi="Roboto"/>
-                <w:color w:val="444444"/>
-                <w:shd w:val="clear" w:color="auto" w:fill="FFFFFF"/>
-              </w:rPr>
-              <w:t>]="city" required&gt;</w:t>
+              <w:t xml:space="preserve">        &lt;select id="city{{i}}" [formControl]="city" required&gt;</w:t>
             </w:r>
           </w:p>
           <w:p>
@@ -19531,79 +15711,7 @@
                 <w:color w:val="444444"/>
                 <w:shd w:val="clear" w:color="auto" w:fill="FFFFFF"/>
               </w:rPr>
-              <w:t xml:space="preserve">          &lt;option *</w:t>
-            </w:r>
-            <w:proofErr w:type="spellStart"/>
-            <w:r>
-              <w:rPr>
-                <w:rFonts w:ascii="Roboto" w:hAnsi="Roboto"/>
-                <w:color w:val="444444"/>
-                <w:shd w:val="clear" w:color="auto" w:fill="FFFFFF"/>
-              </w:rPr>
-              <w:t>ngFor</w:t>
-            </w:r>
-            <w:proofErr w:type="spellEnd"/>
-            <w:r>
-              <w:rPr>
-                <w:rFonts w:ascii="Roboto" w:hAnsi="Roboto"/>
-                <w:color w:val="444444"/>
-                <w:shd w:val="clear" w:color="auto" w:fill="FFFFFF"/>
-              </w:rPr>
-              <w:t xml:space="preserve">="let </w:t>
-            </w:r>
-            <w:proofErr w:type="spellStart"/>
-            <w:r>
-              <w:rPr>
-                <w:rFonts w:ascii="Roboto" w:hAnsi="Roboto"/>
-                <w:color w:val="444444"/>
-                <w:shd w:val="clear" w:color="auto" w:fill="FFFFFF"/>
-              </w:rPr>
-              <w:t>cityName</w:t>
-            </w:r>
-            <w:proofErr w:type="spellEnd"/>
-            <w:r>
-              <w:rPr>
-                <w:rFonts w:ascii="Roboto" w:hAnsi="Roboto"/>
-                <w:color w:val="444444"/>
-                <w:shd w:val="clear" w:color="auto" w:fill="FFFFFF"/>
-              </w:rPr>
-              <w:t xml:space="preserve"> of cities" [value]="</w:t>
-            </w:r>
-            <w:proofErr w:type="spellStart"/>
-            <w:r>
-              <w:rPr>
-                <w:rFonts w:ascii="Roboto" w:hAnsi="Roboto"/>
-                <w:color w:val="444444"/>
-                <w:shd w:val="clear" w:color="auto" w:fill="FFFFFF"/>
-              </w:rPr>
-              <w:t>cityName</w:t>
-            </w:r>
-            <w:proofErr w:type="spellEnd"/>
-            <w:r>
-              <w:rPr>
-                <w:rFonts w:ascii="Roboto" w:hAnsi="Roboto"/>
-                <w:color w:val="444444"/>
-                <w:shd w:val="clear" w:color="auto" w:fill="FFFFFF"/>
-              </w:rPr>
-              <w:t xml:space="preserve">"&gt;{{ </w:t>
-            </w:r>
-            <w:proofErr w:type="spellStart"/>
-            <w:r>
-              <w:rPr>
-                <w:rFonts w:ascii="Roboto" w:hAnsi="Roboto"/>
-                <w:color w:val="444444"/>
-                <w:shd w:val="clear" w:color="auto" w:fill="FFFFFF"/>
-              </w:rPr>
-              <w:t>cityName</w:t>
-            </w:r>
-            <w:proofErr w:type="spellEnd"/>
-            <w:r>
-              <w:rPr>
-                <w:rFonts w:ascii="Roboto" w:hAnsi="Roboto"/>
-                <w:color w:val="444444"/>
-                <w:shd w:val="clear" w:color="auto" w:fill="FFFFFF"/>
-              </w:rPr>
-              <w:t xml:space="preserve"> }}&lt;/option&gt;</w:t>
+              <w:t xml:space="preserve">          &lt;option *ngFor="let cityName of cities" [value]="cityName"&gt;{{ cityName }}&lt;/option&gt;</w:t>
             </w:r>
           </w:p>
           <w:p>
@@ -19637,79 +15745,7 @@
                 <w:color w:val="444444"/>
                 <w:shd w:val="clear" w:color="auto" w:fill="FFFFFF"/>
               </w:rPr>
-              <w:t xml:space="preserve">        &lt;button type="button" (click)="</w:t>
-            </w:r>
-            <w:proofErr w:type="spellStart"/>
-            <w:r>
-              <w:rPr>
-                <w:rFonts w:ascii="Roboto" w:hAnsi="Roboto"/>
-                <w:color w:val="444444"/>
-                <w:shd w:val="clear" w:color="auto" w:fill="FFFFFF"/>
-              </w:rPr>
-              <w:t>removeCity</w:t>
-            </w:r>
-            <w:proofErr w:type="spellEnd"/>
-            <w:r>
-              <w:rPr>
-                <w:rFonts w:ascii="Roboto" w:hAnsi="Roboto"/>
-                <w:color w:val="444444"/>
-                <w:shd w:val="clear" w:color="auto" w:fill="FFFFFF"/>
-              </w:rPr>
-              <w:t>(</w:t>
-            </w:r>
-            <w:proofErr w:type="spellStart"/>
-            <w:r>
-              <w:rPr>
-                <w:rFonts w:ascii="Roboto" w:hAnsi="Roboto"/>
-                <w:color w:val="444444"/>
-                <w:shd w:val="clear" w:color="auto" w:fill="FFFFFF"/>
-              </w:rPr>
-              <w:t>i</w:t>
-            </w:r>
-            <w:proofErr w:type="spellEnd"/>
-            <w:r>
-              <w:rPr>
-                <w:rFonts w:ascii="Roboto" w:hAnsi="Roboto"/>
-                <w:color w:val="444444"/>
-                <w:shd w:val="clear" w:color="auto" w:fill="FFFFFF"/>
-              </w:rPr>
-              <w:t>)" *</w:t>
-            </w:r>
-            <w:proofErr w:type="spellStart"/>
-            <w:r>
-              <w:rPr>
-                <w:rFonts w:ascii="Roboto" w:hAnsi="Roboto"/>
-                <w:color w:val="444444"/>
-                <w:shd w:val="clear" w:color="auto" w:fill="FFFFFF"/>
-              </w:rPr>
-              <w:t>ngIf</w:t>
-            </w:r>
-            <w:proofErr w:type="spellEnd"/>
-            <w:r>
-              <w:rPr>
-                <w:rFonts w:ascii="Roboto" w:hAnsi="Roboto"/>
-                <w:color w:val="444444"/>
-                <w:shd w:val="clear" w:color="auto" w:fill="FFFFFF"/>
-              </w:rPr>
-              <w:t>="</w:t>
-            </w:r>
-            <w:proofErr w:type="spellStart"/>
-            <w:r>
-              <w:rPr>
-                <w:rFonts w:ascii="Roboto" w:hAnsi="Roboto"/>
-                <w:color w:val="444444"/>
-                <w:shd w:val="clear" w:color="auto" w:fill="FFFFFF"/>
-              </w:rPr>
-              <w:t>selectedCities.length</w:t>
-            </w:r>
-            <w:proofErr w:type="spellEnd"/>
-            <w:r>
-              <w:rPr>
-                <w:rFonts w:ascii="Roboto" w:hAnsi="Roboto"/>
-                <w:color w:val="444444"/>
-                <w:shd w:val="clear" w:color="auto" w:fill="FFFFFF"/>
-              </w:rPr>
-              <w:t xml:space="preserve"> &gt; 1"&gt;Remove&lt;/button&gt;</w:t>
+              <w:t xml:space="preserve">        &lt;button type="button" (click)="removeCity(i)" *ngIf="selectedCities.length &gt; 1"&gt;Remove&lt;/button&gt;</w:t>
             </w:r>
           </w:p>
           <w:p>
@@ -19769,25 +15805,7 @@
                 <w:color w:val="444444"/>
                 <w:shd w:val="clear" w:color="auto" w:fill="FFFFFF"/>
               </w:rPr>
-              <w:t xml:space="preserve">    &lt;button type="button" (click)="</w:t>
-            </w:r>
-            <w:proofErr w:type="spellStart"/>
-            <w:r>
-              <w:rPr>
-                <w:rFonts w:ascii="Roboto" w:hAnsi="Roboto"/>
-                <w:color w:val="444444"/>
-                <w:shd w:val="clear" w:color="auto" w:fill="FFFFFF"/>
-              </w:rPr>
-              <w:t>addCity</w:t>
-            </w:r>
-            <w:proofErr w:type="spellEnd"/>
-            <w:r>
-              <w:rPr>
-                <w:rFonts w:ascii="Roboto" w:hAnsi="Roboto"/>
-                <w:color w:val="444444"/>
-                <w:shd w:val="clear" w:color="auto" w:fill="FFFFFF"/>
-              </w:rPr>
-              <w:t>()"&gt;Add City&lt;/button&gt;</w:t>
+              <w:t xml:space="preserve">    &lt;button type="button" (click)="addCity()"&gt;Add City&lt;/button&gt;</w:t>
             </w:r>
           </w:p>
           <w:p>
@@ -19830,25 +15848,7 @@
                 <w:color w:val="444444"/>
                 <w:shd w:val="clear" w:color="auto" w:fill="FFFFFF"/>
               </w:rPr>
-              <w:t xml:space="preserve">      &lt;button type="submit" [disabled]="</w:t>
-            </w:r>
-            <w:proofErr w:type="spellStart"/>
-            <w:r>
-              <w:rPr>
-                <w:rFonts w:ascii="Roboto" w:hAnsi="Roboto"/>
-                <w:color w:val="444444"/>
-                <w:shd w:val="clear" w:color="auto" w:fill="FFFFFF"/>
-              </w:rPr>
-              <w:t>cityForm.invalid</w:t>
-            </w:r>
-            <w:proofErr w:type="spellEnd"/>
-            <w:r>
-              <w:rPr>
-                <w:rFonts w:ascii="Roboto" w:hAnsi="Roboto"/>
-                <w:color w:val="444444"/>
-                <w:shd w:val="clear" w:color="auto" w:fill="FFFFFF"/>
-              </w:rPr>
-              <w:t>"&gt;Submit&lt;/button&gt;</w:t>
+              <w:t xml:space="preserve">      &lt;button type="submit" [disabled]="cityForm.invalid"&gt;Submit&lt;/button&gt;</w:t>
             </w:r>
           </w:p>
           <w:p>
@@ -19865,25 +15865,7 @@
                 <w:color w:val="444444"/>
                 <w:shd w:val="clear" w:color="auto" w:fill="FFFFFF"/>
               </w:rPr>
-              <w:t xml:space="preserve">      &lt;button type="button" (click)="</w:t>
-            </w:r>
-            <w:proofErr w:type="spellStart"/>
-            <w:r>
-              <w:rPr>
-                <w:rFonts w:ascii="Roboto" w:hAnsi="Roboto"/>
-                <w:color w:val="444444"/>
-                <w:shd w:val="clear" w:color="auto" w:fill="FFFFFF"/>
-              </w:rPr>
-              <w:t>cityForm.reset</w:t>
-            </w:r>
-            <w:proofErr w:type="spellEnd"/>
-            <w:r>
-              <w:rPr>
-                <w:rFonts w:ascii="Roboto" w:hAnsi="Roboto"/>
-                <w:color w:val="444444"/>
-                <w:shd w:val="clear" w:color="auto" w:fill="FFFFFF"/>
-              </w:rPr>
-              <w:t>()"&gt;Reset Form&lt;/button&gt;</w:t>
+              <w:t xml:space="preserve">      &lt;button type="button" (click)="cityForm.reset()"&gt;Reset Form&lt;/button&gt;</w:t>
             </w:r>
           </w:p>
           <w:p>
@@ -20542,7 +16524,6 @@
           <w14:ligatures w14:val="none"/>
         </w:rPr>
       </w:pPr>
-      <w:proofErr w:type="spellStart"/>
       <w:r>
         <w:rPr>
           <w:rFonts w:ascii="Nunito" w:eastAsia="Times New Roman" w:hAnsi="Nunito" w:cs="Times New Roman"/>
@@ -20556,55 +16537,7 @@
           <w:lang w:eastAsia="en-IN"/>
           <w14:ligatures w14:val="none"/>
         </w:rPr>
-        <w:t>UpperCasePipe</w:t>
-      </w:r>
-      <w:proofErr w:type="spellEnd"/>
-      <w:r>
-        <w:rPr>
-          <w:rFonts w:ascii="Nunito" w:eastAsia="Times New Roman" w:hAnsi="Nunito" w:cs="Times New Roman"/>
-          <w:b/>
-          <w:bCs/>
-          <w:color w:val="273239"/>
-          <w:spacing w:val="2"/>
-          <w:kern w:val="0"/>
-          <w:sz w:val="26"/>
-          <w:szCs w:val="26"/>
-          <w:lang w:eastAsia="en-IN"/>
-          <w14:ligatures w14:val="none"/>
-        </w:rPr>
-        <w:t xml:space="preserve"> and </w:t>
-      </w:r>
-      <w:proofErr w:type="spellStart"/>
-      <w:r>
-        <w:rPr>
-          <w:rFonts w:ascii="Nunito" w:eastAsia="Times New Roman" w:hAnsi="Nunito" w:cs="Times New Roman"/>
-          <w:b/>
-          <w:bCs/>
-          <w:color w:val="273239"/>
-          <w:spacing w:val="2"/>
-          <w:kern w:val="0"/>
-          <w:sz w:val="26"/>
-          <w:szCs w:val="26"/>
-          <w:lang w:eastAsia="en-IN"/>
-          <w14:ligatures w14:val="none"/>
-        </w:rPr>
-        <w:t>LowerCasePipe</w:t>
-      </w:r>
-      <w:proofErr w:type="spellEnd"/>
-      <w:r>
-        <w:rPr>
-          <w:rFonts w:ascii="Nunito" w:eastAsia="Times New Roman" w:hAnsi="Nunito" w:cs="Times New Roman"/>
-          <w:b/>
-          <w:bCs/>
-          <w:color w:val="273239"/>
-          <w:spacing w:val="2"/>
-          <w:kern w:val="0"/>
-          <w:sz w:val="26"/>
-          <w:szCs w:val="26"/>
-          <w:lang w:eastAsia="en-IN"/>
-          <w14:ligatures w14:val="none"/>
-        </w:rPr>
-        <w:t>:</w:t>
+        <w:t>UpperCasePipe and LowerCasePipe:</w:t>
       </w:r>
     </w:p>
     <w:p>
@@ -20722,7 +16655,6 @@
           <w14:ligatures w14:val="none"/>
         </w:rPr>
       </w:pPr>
-      <w:proofErr w:type="spellStart"/>
       <w:r>
         <w:rPr>
           <w:rFonts w:ascii="Nunito" w:eastAsia="Times New Roman" w:hAnsi="Nunito" w:cs="Times New Roman"/>
@@ -20737,23 +16669,7 @@
           <w14:ligatures w14:val="none"/>
         </w:rPr>
         <w:lastRenderedPageBreak/>
-        <w:t>CurrencyPipe</w:t>
-      </w:r>
-      <w:proofErr w:type="spellEnd"/>
-      <w:r>
-        <w:rPr>
-          <w:rFonts w:ascii="Nunito" w:eastAsia="Times New Roman" w:hAnsi="Nunito" w:cs="Times New Roman"/>
-          <w:b/>
-          <w:bCs/>
-          <w:color w:val="273239"/>
-          <w:spacing w:val="2"/>
-          <w:kern w:val="0"/>
-          <w:sz w:val="26"/>
-          <w:szCs w:val="26"/>
-          <w:lang w:eastAsia="en-IN"/>
-          <w14:ligatures w14:val="none"/>
-        </w:rPr>
-        <w:t>:</w:t>
+        <w:t>CurrencyPipe:</w:t>
       </w:r>
     </w:p>
     <w:p>
@@ -20871,7 +16787,6 @@
           <w14:ligatures w14:val="none"/>
         </w:rPr>
       </w:pPr>
-      <w:proofErr w:type="spellStart"/>
       <w:r>
         <w:rPr>
           <w:rFonts w:ascii="Nunito" w:eastAsia="Times New Roman" w:hAnsi="Nunito" w:cs="Times New Roman"/>
@@ -20885,23 +16800,7 @@
           <w:lang w:eastAsia="en-IN"/>
           <w14:ligatures w14:val="none"/>
         </w:rPr>
-        <w:t>DecimalPipe</w:t>
-      </w:r>
-      <w:proofErr w:type="spellEnd"/>
-      <w:r>
-        <w:rPr>
-          <w:rFonts w:ascii="Nunito" w:eastAsia="Times New Roman" w:hAnsi="Nunito" w:cs="Times New Roman"/>
-          <w:b/>
-          <w:bCs/>
-          <w:color w:val="273239"/>
-          <w:spacing w:val="2"/>
-          <w:kern w:val="0"/>
-          <w:sz w:val="26"/>
-          <w:szCs w:val="26"/>
-          <w:lang w:eastAsia="en-IN"/>
-          <w14:ligatures w14:val="none"/>
-        </w:rPr>
-        <w:t>:</w:t>
+        <w:t>DecimalPipe:</w:t>
       </w:r>
     </w:p>
     <w:p>
@@ -21019,7 +16918,6 @@
           <w14:ligatures w14:val="none"/>
         </w:rPr>
       </w:pPr>
-      <w:proofErr w:type="spellStart"/>
       <w:r>
         <w:rPr>
           <w:rFonts w:ascii="Nunito" w:eastAsia="Times New Roman" w:hAnsi="Nunito" w:cs="Times New Roman"/>
@@ -21033,23 +16931,7 @@
           <w:lang w:eastAsia="en-IN"/>
           <w14:ligatures w14:val="none"/>
         </w:rPr>
-        <w:t>AsyncPipe</w:t>
-      </w:r>
-      <w:proofErr w:type="spellEnd"/>
-      <w:r>
-        <w:rPr>
-          <w:rFonts w:ascii="Nunito" w:eastAsia="Times New Roman" w:hAnsi="Nunito" w:cs="Times New Roman"/>
-          <w:b/>
-          <w:bCs/>
-          <w:color w:val="273239"/>
-          <w:spacing w:val="2"/>
-          <w:kern w:val="0"/>
-          <w:sz w:val="26"/>
-          <w:szCs w:val="26"/>
-          <w:lang w:eastAsia="en-IN"/>
-          <w14:ligatures w14:val="none"/>
-        </w:rPr>
-        <w:t>:</w:t>
+        <w:t>AsyncPipe:</w:t>
       </w:r>
     </w:p>
     <w:p>
@@ -21167,7 +17049,6 @@
           <w14:ligatures w14:val="none"/>
         </w:rPr>
       </w:pPr>
-      <w:proofErr w:type="spellStart"/>
       <w:r>
         <w:rPr>
           <w:rFonts w:ascii="Nunito" w:eastAsia="Times New Roman" w:hAnsi="Nunito" w:cs="Times New Roman"/>
@@ -21181,23 +17062,7 @@
           <w:lang w:eastAsia="en-IN"/>
           <w14:ligatures w14:val="none"/>
         </w:rPr>
-        <w:t>JsonPipe</w:t>
-      </w:r>
-      <w:proofErr w:type="spellEnd"/>
-      <w:r>
-        <w:rPr>
-          <w:rFonts w:ascii="Nunito" w:eastAsia="Times New Roman" w:hAnsi="Nunito" w:cs="Times New Roman"/>
-          <w:b/>
-          <w:bCs/>
-          <w:color w:val="273239"/>
-          <w:spacing w:val="2"/>
-          <w:kern w:val="0"/>
-          <w:sz w:val="26"/>
-          <w:szCs w:val="26"/>
-          <w:lang w:eastAsia="en-IN"/>
-          <w14:ligatures w14:val="none"/>
-        </w:rPr>
-        <w:t>:</w:t>
+        <w:t>JsonPipe:</w:t>
       </w:r>
     </w:p>
     <w:p>
@@ -21461,7 +17326,6 @@
           <w14:ligatures w14:val="none"/>
         </w:rPr>
       </w:pPr>
-      <w:proofErr w:type="spellStart"/>
       <w:r>
         <w:rPr>
           <w:rFonts w:ascii="Nunito" w:eastAsia="Times New Roman" w:hAnsi="Nunito" w:cs="Times New Roman"/>
@@ -21473,10 +17337,14 @@
           <w:lang w:eastAsia="en-IN"/>
           <w14:ligatures w14:val="none"/>
         </w:rPr>
-        <w:t>App.module.ts</w:t>
-      </w:r>
-      <w:proofErr w:type="spellEnd"/>
-      <w:r>
+        <w:t>App.module.ts (ngmodule) defines the root module, tells angular how to assemble applications together as a bundle.</w:t>
+      </w:r>
+    </w:p>
+    <w:p>
+      <w:pPr>
+        <w:shd w:val="clear" w:color="auto" w:fill="FFFFFF"/>
+        <w:spacing w:after="0" w:line="240" w:lineRule="auto"/>
+        <w:textAlignment w:val="baseline"/>
         <w:rPr>
           <w:rFonts w:ascii="Nunito" w:eastAsia="Times New Roman" w:hAnsi="Nunito" w:cs="Times New Roman"/>
           <w:color w:val="273239"/>
@@ -21487,9 +17355,7 @@
           <w:lang w:eastAsia="en-IN"/>
           <w14:ligatures w14:val="none"/>
         </w:rPr>
-        <w:t xml:space="preserve"> (</w:t>
-      </w:r>
-      <w:proofErr w:type="spellStart"/>
+      </w:pPr>
       <w:r>
         <w:rPr>
           <w:rFonts w:ascii="Nunito" w:eastAsia="Times New Roman" w:hAnsi="Nunito" w:cs="Times New Roman"/>
@@ -21501,10 +17367,15 @@
           <w:lang w:eastAsia="en-IN"/>
           <w14:ligatures w14:val="none"/>
         </w:rPr>
-        <w:t>ngmodule</w:t>
-      </w:r>
-      <w:proofErr w:type="spellEnd"/>
-      <w:r>
+        <w:lastRenderedPageBreak/>
+        <w:t>Main.ts : bootstrapping the app module. Bootstrapping(creating an instance of app) is where the app is loaded and comes to live.</w:t>
+      </w:r>
+    </w:p>
+    <w:p>
+      <w:pPr>
+        <w:shd w:val="clear" w:color="auto" w:fill="FFFFFF"/>
+        <w:spacing w:after="0" w:line="240" w:lineRule="auto"/>
+        <w:textAlignment w:val="baseline"/>
         <w:rPr>
           <w:rFonts w:ascii="Nunito" w:eastAsia="Times New Roman" w:hAnsi="Nunito" w:cs="Times New Roman"/>
           <w:color w:val="273239"/>
@@ -21515,8 +17386,7 @@
           <w:lang w:eastAsia="en-IN"/>
           <w14:ligatures w14:val="none"/>
         </w:rPr>
-        <w:t>) defines the root module, tells angular how to assemble applications together as a bundle.</w:t>
-      </w:r>
+      </w:pPr>
     </w:p>
     <w:p>
       <w:pPr>
@@ -21534,7 +17404,6 @@
           <w14:ligatures w14:val="none"/>
         </w:rPr>
       </w:pPr>
-      <w:proofErr w:type="spellStart"/>
       <w:r>
         <w:rPr>
           <w:rFonts w:ascii="Nunito" w:eastAsia="Times New Roman" w:hAnsi="Nunito" w:cs="Times New Roman"/>
@@ -21546,11 +17415,14 @@
           <w:lang w:eastAsia="en-IN"/>
           <w14:ligatures w14:val="none"/>
         </w:rPr>
-        <w:lastRenderedPageBreak/>
-        <w:t>Main.ts</w:t>
-      </w:r>
-      <w:proofErr w:type="spellEnd"/>
-      <w:r>
+        <w:t>Index.html -&gt; main.ts -&gt; app.module -&gt; app.component</w:t>
+      </w:r>
+    </w:p>
+    <w:p>
+      <w:pPr>
+        <w:shd w:val="clear" w:color="auto" w:fill="FFFFFF"/>
+        <w:spacing w:after="0" w:line="240" w:lineRule="auto"/>
+        <w:textAlignment w:val="baseline"/>
         <w:rPr>
           <w:rFonts w:ascii="Nunito" w:eastAsia="Times New Roman" w:hAnsi="Nunito" w:cs="Times New Roman"/>
           <w:color w:val="273239"/>
@@ -21561,8 +17433,7 @@
           <w:lang w:eastAsia="en-IN"/>
           <w14:ligatures w14:val="none"/>
         </w:rPr>
-        <w:t xml:space="preserve"> : bootstrapping the app module. Bootstrapping(creating an instance of app) is where the app is loaded and comes to live.</w:t>
-      </w:r>
+      </w:pPr>
     </w:p>
     <w:p>
       <w:pPr>
@@ -21580,12 +17451,7 @@
           <w14:ligatures w14:val="none"/>
         </w:rPr>
       </w:pPr>
-    </w:p>
-    <w:p>
-      <w:pPr>
-        <w:shd w:val="clear" w:color="auto" w:fill="FFFFFF"/>
-        <w:spacing w:after="0" w:line="240" w:lineRule="auto"/>
-        <w:textAlignment w:val="baseline"/>
+      <w:r>
         <w:rPr>
           <w:rFonts w:ascii="Nunito" w:eastAsia="Times New Roman" w:hAnsi="Nunito" w:cs="Times New Roman"/>
           <w:color w:val="273239"/>
@@ -21596,152 +17462,7 @@
           <w:lang w:eastAsia="en-IN"/>
           <w14:ligatures w14:val="none"/>
         </w:rPr>
-      </w:pPr>
-      <w:r>
-        <w:rPr>
-          <w:rFonts w:ascii="Nunito" w:eastAsia="Times New Roman" w:hAnsi="Nunito" w:cs="Times New Roman"/>
-          <w:color w:val="273239"/>
-          <w:spacing w:val="2"/>
-          <w:kern w:val="0"/>
-          <w:sz w:val="26"/>
-          <w:szCs w:val="26"/>
-          <w:lang w:eastAsia="en-IN"/>
-          <w14:ligatures w14:val="none"/>
-        </w:rPr>
-        <w:t xml:space="preserve">Index.html -&gt; </w:t>
-      </w:r>
-      <w:proofErr w:type="spellStart"/>
-      <w:r>
-        <w:rPr>
-          <w:rFonts w:ascii="Nunito" w:eastAsia="Times New Roman" w:hAnsi="Nunito" w:cs="Times New Roman"/>
-          <w:color w:val="273239"/>
-          <w:spacing w:val="2"/>
-          <w:kern w:val="0"/>
-          <w:sz w:val="26"/>
-          <w:szCs w:val="26"/>
-          <w:lang w:eastAsia="en-IN"/>
-          <w14:ligatures w14:val="none"/>
-        </w:rPr>
-        <w:t>main.ts</w:t>
-      </w:r>
-      <w:proofErr w:type="spellEnd"/>
-      <w:r>
-        <w:rPr>
-          <w:rFonts w:ascii="Nunito" w:eastAsia="Times New Roman" w:hAnsi="Nunito" w:cs="Times New Roman"/>
-          <w:color w:val="273239"/>
-          <w:spacing w:val="2"/>
-          <w:kern w:val="0"/>
-          <w:sz w:val="26"/>
-          <w:szCs w:val="26"/>
-          <w:lang w:eastAsia="en-IN"/>
-          <w14:ligatures w14:val="none"/>
-        </w:rPr>
-        <w:t xml:space="preserve"> -&gt; </w:t>
-      </w:r>
-      <w:proofErr w:type="spellStart"/>
-      <w:r>
-        <w:rPr>
-          <w:rFonts w:ascii="Nunito" w:eastAsia="Times New Roman" w:hAnsi="Nunito" w:cs="Times New Roman"/>
-          <w:color w:val="273239"/>
-          <w:spacing w:val="2"/>
-          <w:kern w:val="0"/>
-          <w:sz w:val="26"/>
-          <w:szCs w:val="26"/>
-          <w:lang w:eastAsia="en-IN"/>
-          <w14:ligatures w14:val="none"/>
-        </w:rPr>
-        <w:t>app.module</w:t>
-      </w:r>
-      <w:proofErr w:type="spellEnd"/>
-      <w:r>
-        <w:rPr>
-          <w:rFonts w:ascii="Nunito" w:eastAsia="Times New Roman" w:hAnsi="Nunito" w:cs="Times New Roman"/>
-          <w:color w:val="273239"/>
-          <w:spacing w:val="2"/>
-          <w:kern w:val="0"/>
-          <w:sz w:val="26"/>
-          <w:szCs w:val="26"/>
-          <w:lang w:eastAsia="en-IN"/>
-          <w14:ligatures w14:val="none"/>
-        </w:rPr>
-        <w:t xml:space="preserve"> -&gt; </w:t>
-      </w:r>
-      <w:proofErr w:type="spellStart"/>
-      <w:r>
-        <w:rPr>
-          <w:rFonts w:ascii="Nunito" w:eastAsia="Times New Roman" w:hAnsi="Nunito" w:cs="Times New Roman"/>
-          <w:color w:val="273239"/>
-          <w:spacing w:val="2"/>
-          <w:kern w:val="0"/>
-          <w:sz w:val="26"/>
-          <w:szCs w:val="26"/>
-          <w:lang w:eastAsia="en-IN"/>
-          <w14:ligatures w14:val="none"/>
-        </w:rPr>
-        <w:t>app.component</w:t>
-      </w:r>
-      <w:proofErr w:type="spellEnd"/>
-    </w:p>
-    <w:p>
-      <w:pPr>
-        <w:shd w:val="clear" w:color="auto" w:fill="FFFFFF"/>
-        <w:spacing w:after="0" w:line="240" w:lineRule="auto"/>
-        <w:textAlignment w:val="baseline"/>
-        <w:rPr>
-          <w:rFonts w:ascii="Nunito" w:eastAsia="Times New Roman" w:hAnsi="Nunito" w:cs="Times New Roman"/>
-          <w:color w:val="273239"/>
-          <w:spacing w:val="2"/>
-          <w:kern w:val="0"/>
-          <w:sz w:val="26"/>
-          <w:szCs w:val="26"/>
-          <w:lang w:eastAsia="en-IN"/>
-          <w14:ligatures w14:val="none"/>
-        </w:rPr>
-      </w:pPr>
-    </w:p>
-    <w:p>
-      <w:pPr>
-        <w:shd w:val="clear" w:color="auto" w:fill="FFFFFF"/>
-        <w:spacing w:after="0" w:line="240" w:lineRule="auto"/>
-        <w:textAlignment w:val="baseline"/>
-        <w:rPr>
-          <w:rFonts w:ascii="Nunito" w:eastAsia="Times New Roman" w:hAnsi="Nunito" w:cs="Times New Roman"/>
-          <w:color w:val="273239"/>
-          <w:spacing w:val="2"/>
-          <w:kern w:val="0"/>
-          <w:sz w:val="26"/>
-          <w:szCs w:val="26"/>
-          <w:lang w:eastAsia="en-IN"/>
-          <w14:ligatures w14:val="none"/>
-        </w:rPr>
-      </w:pPr>
-      <w:proofErr w:type="spellStart"/>
-      <w:r>
-        <w:rPr>
-          <w:rFonts w:ascii="Nunito" w:eastAsia="Times New Roman" w:hAnsi="Nunito" w:cs="Times New Roman"/>
-          <w:color w:val="273239"/>
-          <w:spacing w:val="2"/>
-          <w:kern w:val="0"/>
-          <w:sz w:val="26"/>
-          <w:szCs w:val="26"/>
-          <w:lang w:eastAsia="en-IN"/>
-          <w14:ligatures w14:val="none"/>
-        </w:rPr>
-        <w:t>App.component.ts</w:t>
-      </w:r>
-      <w:proofErr w:type="spellEnd"/>
-      <w:r>
-        <w:rPr>
-          <w:rFonts w:ascii="Nunito" w:eastAsia="Times New Roman" w:hAnsi="Nunito" w:cs="Times New Roman"/>
-          <w:color w:val="273239"/>
-          <w:spacing w:val="2"/>
-          <w:kern w:val="0"/>
-          <w:sz w:val="26"/>
-          <w:szCs w:val="26"/>
-          <w:lang w:eastAsia="en-IN"/>
-          <w14:ligatures w14:val="none"/>
-        </w:rPr>
-        <w:t xml:space="preserve"> : defines logic of the app roots component. The view associated with the this becomes the root view in hierarchy as we add services and components to App.</w:t>
+        <w:t>App.component.ts : defines logic of the app roots component. The view associated with the this becomes the root view in hierarchy as we add services and components to App.</w:t>
       </w:r>
     </w:p>
     <w:p>
@@ -21767,7 +17488,6 @@
           <w:shd w:val="clear" w:color="auto" w:fill="FFFFFF"/>
         </w:rPr>
       </w:pPr>
-      <w:proofErr w:type="spellStart"/>
       <w:r>
         <w:rPr>
           <w:rFonts w:ascii="Nunito" w:hAnsi="Nunito"/>
@@ -21777,9 +17497,8 @@
           <w:szCs w:val="26"/>
           <w:shd w:val="clear" w:color="auto" w:fill="FFFFFF"/>
         </w:rPr>
-        <w:t>NgModule</w:t>
-      </w:r>
-      <w:proofErr w:type="spellEnd"/>
+        <w:t>NgModule : ng modules classes are typescript classes which are decorated @NgModule. Part of angular code library.</w:t>
+      </w:r>
       <w:r>
         <w:rPr>
           <w:rFonts w:ascii="Nunito" w:hAnsi="Nunito"/>
@@ -21789,9 +17508,11 @@
           <w:szCs w:val="26"/>
           <w:shd w:val="clear" w:color="auto" w:fill="FFFFFF"/>
         </w:rPr>
-        <w:t xml:space="preserve"> : ng modules classes are typescript classes which are decorated @NgModule. Part of angular code library.</w:t>
-      </w:r>
-      <w:r>
+        <w:t xml:space="preserve"> The purpose of it is to declare each thing in angular and group them together like java packages. These helps devs to organize their code and they are helpful when app grows with more components. Application should have atleat one module as app.module</w:t>
+      </w:r>
+    </w:p>
+    <w:p>
+      <w:pPr>
         <w:rPr>
           <w:rFonts w:ascii="Nunito" w:hAnsi="Nunito"/>
           <w:color w:val="273239"/>
@@ -21800,9 +17521,7 @@
           <w:szCs w:val="26"/>
           <w:shd w:val="clear" w:color="auto" w:fill="FFFFFF"/>
         </w:rPr>
-        <w:t xml:space="preserve"> The purpose of it is to declare each thing in angular and group them together like java packages. These helps </w:t>
-      </w:r>
-      <w:proofErr w:type="spellStart"/>
+      </w:pPr>
       <w:r>
         <w:rPr>
           <w:rFonts w:ascii="Nunito" w:hAnsi="Nunito"/>
@@ -21812,9 +17531,8 @@
           <w:szCs w:val="26"/>
           <w:shd w:val="clear" w:color="auto" w:fill="FFFFFF"/>
         </w:rPr>
-        <w:t>devs</w:t>
-      </w:r>
-      <w:proofErr w:type="spellEnd"/>
+        <w:t xml:space="preserve">@NgModule : function takes a single </w:t>
+      </w:r>
       <w:r>
         <w:rPr>
           <w:rFonts w:ascii="Nunito" w:hAnsi="Nunito"/>
@@ -21824,9 +17542,8 @@
           <w:szCs w:val="26"/>
           <w:shd w:val="clear" w:color="auto" w:fill="FFFFFF"/>
         </w:rPr>
-        <w:t xml:space="preserve"> to organize their code and they are helpful when app grows with more components. Application should have </w:t>
-      </w:r>
-      <w:proofErr w:type="spellStart"/>
+        <w:t xml:space="preserve">json </w:t>
+      </w:r>
       <w:r>
         <w:rPr>
           <w:rFonts w:ascii="Nunito" w:hAnsi="Nunito"/>
@@ -21836,9 +17553,8 @@
           <w:szCs w:val="26"/>
           <w:shd w:val="clear" w:color="auto" w:fill="FFFFFF"/>
         </w:rPr>
-        <w:t>atleat</w:t>
-      </w:r>
-      <w:proofErr w:type="spellEnd"/>
+        <w:t>object</w:t>
+      </w:r>
       <w:r>
         <w:rPr>
           <w:rFonts w:ascii="Nunito" w:hAnsi="Nunito"/>
@@ -21848,10 +17564,11 @@
           <w:szCs w:val="26"/>
           <w:shd w:val="clear" w:color="auto" w:fill="FFFFFF"/>
         </w:rPr>
-        <w:t xml:space="preserve"> one module as </w:t>
-      </w:r>
-      <w:proofErr w:type="spellStart"/>
-      <w:r>
+        <w:t>, this json contains properties, the most imp prop is “declaration” :[AppComponent]. Declaration declares views to make them privately available in a module. Components wont be available to other modules.</w:t>
+      </w:r>
+    </w:p>
+    <w:p>
+      <w:pPr>
         <w:rPr>
           <w:rFonts w:ascii="Nunito" w:hAnsi="Nunito"/>
           <w:color w:val="273239"/>
@@ -21860,12 +17577,8 @@
           <w:szCs w:val="26"/>
           <w:shd w:val="clear" w:color="auto" w:fill="FFFFFF"/>
         </w:rPr>
-        <w:t>app.module</w:t>
-      </w:r>
-      <w:proofErr w:type="spellEnd"/>
-    </w:p>
-    <w:p>
-      <w:pPr>
+      </w:pPr>
+      <w:r>
         <w:rPr>
           <w:rFonts w:ascii="Nunito" w:hAnsi="Nunito"/>
           <w:color w:val="273239"/>
@@ -21874,8 +17587,11 @@
           <w:szCs w:val="26"/>
           <w:shd w:val="clear" w:color="auto" w:fill="FFFFFF"/>
         </w:rPr>
-      </w:pPr>
-      <w:r>
+        <w:t>“exports”:[] : to export components to other modules that require any component.</w:t>
+      </w:r>
+    </w:p>
+    <w:p>
+      <w:pPr>
         <w:rPr>
           <w:rFonts w:ascii="Nunito" w:hAnsi="Nunito"/>
           <w:color w:val="273239"/>
@@ -21884,9 +17600,7 @@
           <w:szCs w:val="26"/>
           <w:shd w:val="clear" w:color="auto" w:fill="FFFFFF"/>
         </w:rPr>
-        <w:t xml:space="preserve">@NgModule : function takes a single </w:t>
-      </w:r>
-      <w:proofErr w:type="spellStart"/>
+      </w:pPr>
       <w:r>
         <w:rPr>
           <w:rFonts w:ascii="Nunito" w:hAnsi="Nunito"/>
@@ -21896,10 +17610,11 @@
           <w:szCs w:val="26"/>
           <w:shd w:val="clear" w:color="auto" w:fill="FFFFFF"/>
         </w:rPr>
-        <w:t>json</w:t>
-      </w:r>
-      <w:proofErr w:type="spellEnd"/>
-      <w:r>
+        <w:t>“import”:[] to import other modules</w:t>
+      </w:r>
+    </w:p>
+    <w:p>
+      <w:pPr>
         <w:rPr>
           <w:rFonts w:ascii="Nunito" w:hAnsi="Nunito"/>
           <w:color w:val="273239"/>
@@ -21908,8 +17623,7 @@
           <w:szCs w:val="26"/>
           <w:shd w:val="clear" w:color="auto" w:fill="FFFFFF"/>
         </w:rPr>
-        <w:t xml:space="preserve"> </w:t>
-      </w:r>
+      </w:pPr>
       <w:r>
         <w:rPr>
           <w:rFonts w:ascii="Nunito" w:hAnsi="Nunito"/>
@@ -21919,9 +17633,11 @@
           <w:szCs w:val="26"/>
           <w:shd w:val="clear" w:color="auto" w:fill="FFFFFF"/>
         </w:rPr>
-        <w:t>object</w:t>
-      </w:r>
-      <w:r>
+        <w:t>“providers”:[]  arrays of services that we inject into modules. All services are public and accessible to other views.</w:t>
+      </w:r>
+    </w:p>
+    <w:p>
+      <w:pPr>
         <w:rPr>
           <w:rFonts w:ascii="Nunito" w:hAnsi="Nunito"/>
           <w:color w:val="273239"/>
@@ -21930,9 +17646,7 @@
           <w:szCs w:val="26"/>
           <w:shd w:val="clear" w:color="auto" w:fill="FFFFFF"/>
         </w:rPr>
-        <w:t xml:space="preserve">, this </w:t>
-      </w:r>
-      <w:proofErr w:type="spellStart"/>
+      </w:pPr>
       <w:r>
         <w:rPr>
           <w:rFonts w:ascii="Nunito" w:hAnsi="Nunito"/>
@@ -21942,183 +17656,7 @@
           <w:szCs w:val="26"/>
           <w:shd w:val="clear" w:color="auto" w:fill="FFFFFF"/>
         </w:rPr>
-        <w:t>json</w:t>
-      </w:r>
-      <w:proofErr w:type="spellEnd"/>
-      <w:r>
-        <w:rPr>
-          <w:rFonts w:ascii="Nunito" w:hAnsi="Nunito"/>
-          <w:color w:val="273239"/>
-          <w:spacing w:val="2"/>
-          <w:sz w:val="26"/>
-          <w:szCs w:val="26"/>
-          <w:shd w:val="clear" w:color="auto" w:fill="FFFFFF"/>
-        </w:rPr>
-        <w:t xml:space="preserve"> contains properties, the most imp prop is “declaration” :[</w:t>
-      </w:r>
-      <w:proofErr w:type="spellStart"/>
-      <w:r>
-        <w:rPr>
-          <w:rFonts w:ascii="Nunito" w:hAnsi="Nunito"/>
-          <w:color w:val="273239"/>
-          <w:spacing w:val="2"/>
-          <w:sz w:val="26"/>
-          <w:szCs w:val="26"/>
-          <w:shd w:val="clear" w:color="auto" w:fill="FFFFFF"/>
-        </w:rPr>
-        <w:t>AppComponent</w:t>
-      </w:r>
-      <w:proofErr w:type="spellEnd"/>
-      <w:r>
-        <w:rPr>
-          <w:rFonts w:ascii="Nunito" w:hAnsi="Nunito"/>
-          <w:color w:val="273239"/>
-          <w:spacing w:val="2"/>
-          <w:sz w:val="26"/>
-          <w:szCs w:val="26"/>
-          <w:shd w:val="clear" w:color="auto" w:fill="FFFFFF"/>
-        </w:rPr>
-        <w:t xml:space="preserve">]. Declaration declares views to make them privately available in a module. Components </w:t>
-      </w:r>
-      <w:proofErr w:type="spellStart"/>
-      <w:r>
-        <w:rPr>
-          <w:rFonts w:ascii="Nunito" w:hAnsi="Nunito"/>
-          <w:color w:val="273239"/>
-          <w:spacing w:val="2"/>
-          <w:sz w:val="26"/>
-          <w:szCs w:val="26"/>
-          <w:shd w:val="clear" w:color="auto" w:fill="FFFFFF"/>
-        </w:rPr>
-        <w:t>wont</w:t>
-      </w:r>
-      <w:proofErr w:type="spellEnd"/>
-      <w:r>
-        <w:rPr>
-          <w:rFonts w:ascii="Nunito" w:hAnsi="Nunito"/>
-          <w:color w:val="273239"/>
-          <w:spacing w:val="2"/>
-          <w:sz w:val="26"/>
-          <w:szCs w:val="26"/>
-          <w:shd w:val="clear" w:color="auto" w:fill="FFFFFF"/>
-        </w:rPr>
-        <w:t xml:space="preserve"> be available to other modules.</w:t>
-      </w:r>
-    </w:p>
-    <w:p>
-      <w:pPr>
-        <w:rPr>
-          <w:rFonts w:ascii="Nunito" w:hAnsi="Nunito"/>
-          <w:color w:val="273239"/>
-          <w:spacing w:val="2"/>
-          <w:sz w:val="26"/>
-          <w:szCs w:val="26"/>
-          <w:shd w:val="clear" w:color="auto" w:fill="FFFFFF"/>
-        </w:rPr>
-      </w:pPr>
-      <w:r>
-        <w:rPr>
-          <w:rFonts w:ascii="Nunito" w:hAnsi="Nunito"/>
-          <w:color w:val="273239"/>
-          <w:spacing w:val="2"/>
-          <w:sz w:val="26"/>
-          <w:szCs w:val="26"/>
-          <w:shd w:val="clear" w:color="auto" w:fill="FFFFFF"/>
-        </w:rPr>
-        <w:t>“exports”:[] : to export components to other modules that require any component.</w:t>
-      </w:r>
-    </w:p>
-    <w:p>
-      <w:pPr>
-        <w:rPr>
-          <w:rFonts w:ascii="Nunito" w:hAnsi="Nunito"/>
-          <w:color w:val="273239"/>
-          <w:spacing w:val="2"/>
-          <w:sz w:val="26"/>
-          <w:szCs w:val="26"/>
-          <w:shd w:val="clear" w:color="auto" w:fill="FFFFFF"/>
-        </w:rPr>
-      </w:pPr>
-      <w:r>
-        <w:rPr>
-          <w:rFonts w:ascii="Nunito" w:hAnsi="Nunito"/>
-          <w:color w:val="273239"/>
-          <w:spacing w:val="2"/>
-          <w:sz w:val="26"/>
-          <w:szCs w:val="26"/>
-          <w:shd w:val="clear" w:color="auto" w:fill="FFFFFF"/>
-        </w:rPr>
-        <w:t>“import”:[] to import other modules</w:t>
-      </w:r>
-    </w:p>
-    <w:p>
-      <w:pPr>
-        <w:rPr>
-          <w:rFonts w:ascii="Nunito" w:hAnsi="Nunito"/>
-          <w:color w:val="273239"/>
-          <w:spacing w:val="2"/>
-          <w:sz w:val="26"/>
-          <w:szCs w:val="26"/>
-          <w:shd w:val="clear" w:color="auto" w:fill="FFFFFF"/>
-        </w:rPr>
-      </w:pPr>
-      <w:r>
-        <w:rPr>
-          <w:rFonts w:ascii="Nunito" w:hAnsi="Nunito"/>
-          <w:color w:val="273239"/>
-          <w:spacing w:val="2"/>
-          <w:sz w:val="26"/>
-          <w:szCs w:val="26"/>
-          <w:shd w:val="clear" w:color="auto" w:fill="FFFFFF"/>
-        </w:rPr>
-        <w:t>“providers”:[]  arrays of services that we inject into modules. All services are public and accessible to other views.</w:t>
-      </w:r>
-    </w:p>
-    <w:p>
-      <w:pPr>
-        <w:rPr>
-          <w:rFonts w:ascii="Nunito" w:hAnsi="Nunito"/>
-          <w:color w:val="273239"/>
-          <w:spacing w:val="2"/>
-          <w:sz w:val="26"/>
-          <w:szCs w:val="26"/>
-          <w:shd w:val="clear" w:color="auto" w:fill="FFFFFF"/>
-        </w:rPr>
-      </w:pPr>
-      <w:r>
-        <w:rPr>
-          <w:rFonts w:ascii="Nunito" w:hAnsi="Nunito"/>
-          <w:color w:val="273239"/>
-          <w:spacing w:val="2"/>
-          <w:sz w:val="26"/>
-          <w:szCs w:val="26"/>
-          <w:shd w:val="clear" w:color="auto" w:fill="FFFFFF"/>
-        </w:rPr>
-        <w:t xml:space="preserve">“bootstrap”:[] it compiles and creates the actual instance of the app. We provide </w:t>
-      </w:r>
-      <w:proofErr w:type="spellStart"/>
-      <w:r>
-        <w:rPr>
-          <w:rFonts w:ascii="Nunito" w:hAnsi="Nunito"/>
-          <w:color w:val="273239"/>
-          <w:spacing w:val="2"/>
-          <w:sz w:val="26"/>
-          <w:szCs w:val="26"/>
-          <w:shd w:val="clear" w:color="auto" w:fill="FFFFFF"/>
-        </w:rPr>
-        <w:t>appcomponent</w:t>
-      </w:r>
-      <w:proofErr w:type="spellEnd"/>
-      <w:r>
-        <w:rPr>
-          <w:rFonts w:ascii="Nunito" w:hAnsi="Nunito"/>
-          <w:color w:val="273239"/>
-          <w:spacing w:val="2"/>
-          <w:sz w:val="26"/>
-          <w:szCs w:val="26"/>
-          <w:shd w:val="clear" w:color="auto" w:fill="FFFFFF"/>
-        </w:rPr>
-        <w:t xml:space="preserve"> as root component which is an entry point to the logic or the part of the screen.</w:t>
+        <w:t>“bootstrap”:[] it compiles and creates the actual instance of the app. We provide appcomponent as root component which is an entry point to the logic or the part of the screen.</w:t>
       </w:r>
     </w:p>
     <w:p>
@@ -22495,7 +18033,6 @@
           <w:shd w:val="clear" w:color="auto" w:fill="FFFFFF"/>
         </w:rPr>
       </w:pPr>
-      <w:proofErr w:type="spellStart"/>
       <w:r>
         <w:rPr>
           <w:rFonts w:ascii="Nunito" w:hAnsi="Nunito"/>
@@ -22505,19 +18042,7 @@
           <w:szCs w:val="26"/>
           <w:shd w:val="clear" w:color="auto" w:fill="FFFFFF"/>
         </w:rPr>
-        <w:t>providedIn</w:t>
-      </w:r>
-      <w:proofErr w:type="spellEnd"/>
-      <w:r>
-        <w:rPr>
-          <w:rFonts w:ascii="Nunito" w:hAnsi="Nunito"/>
-          <w:color w:val="273239"/>
-          <w:spacing w:val="2"/>
-          <w:sz w:val="26"/>
-          <w:szCs w:val="26"/>
-          <w:shd w:val="clear" w:color="auto" w:fill="FFFFFF"/>
-        </w:rPr>
-        <w:t xml:space="preserve"> : “root” or module level injector.</w:t>
+        <w:t>providedIn : “root” or module level injector.</w:t>
       </w:r>
     </w:p>
     <w:p>
@@ -22916,6 +18441,23 @@
           <w:shd w:val="clear" w:color="auto" w:fill="FFFFFF"/>
         </w:rPr>
       </w:pPr>
+    </w:p>
+    <w:p>
+      <w:pPr>
+        <w:rPr>
+          <w:rFonts w:ascii="Roboto" w:hAnsi="Roboto"/>
+          <w:color w:val="444444"/>
+          <w:shd w:val="clear" w:color="auto" w:fill="FFFFFF"/>
+        </w:rPr>
+      </w:pPr>
+      <w:r>
+        <w:rPr>
+          <w:rFonts w:ascii="Roboto" w:hAnsi="Roboto"/>
+          <w:color w:val="444444"/>
+          <w:shd w:val="clear" w:color="auto" w:fill="FFFFFF"/>
+        </w:rPr>
+        <w:t>ANGULAR JS:</w:t>
+      </w:r>
     </w:p>
     <w:p>
       <w:pPr>
